--- a/Loboratoriya_4_Yulduzxon.docx
+++ b/Loboratoriya_4_Yulduzxon.docx
@@ -3071,12 +3071,6 @@
             <w:insideH w:val="single" w:color="auto" w:sz="4" w:space="0"/>
             <w:insideV w:val="single" w:color="auto" w:sz="4" w:space="0"/>
           </w:tblBorders>
-          <w:tblCellMar>
-            <w:top w:w="0" w:type="dxa"/>
-            <w:left w:w="108" w:type="dxa"/>
-            <w:bottom w:w="0" w:type="dxa"/>
-            <w:right w:w="108" w:type="dxa"/>
-          </w:tblCellMar>
         </w:tblPrEx>
         <w:tc>
           <w:tcPr>
@@ -4130,6 +4124,7 @@
     <w:p>
       <w:pPr>
         <w:numPr>
+          <w:ilvl w:val="0"/>
           <w:numId w:val="0"/>
         </w:numPr>
         <w:tabs>
@@ -4184,6 +4179,7 @@
     <w:p>
       <w:pPr>
         <w:numPr>
+          <w:ilvl w:val="0"/>
           <w:numId w:val="0"/>
         </w:numPr>
         <w:tabs>
@@ -4280,6 +4276,7 @@
     <w:p>
       <w:pPr>
         <w:numPr>
+          <w:ilvl w:val="0"/>
           <w:numId w:val="0"/>
         </w:numPr>
         <w:spacing w:before="100" w:beforeAutospacing="1" w:after="100" w:afterAutospacing="1" w:line="240" w:lineRule="auto"/>
@@ -4477,6 +4474,7 @@
     <w:p>
       <w:pPr>
         <w:numPr>
+          <w:ilvl w:val="0"/>
           <w:numId w:val="0"/>
         </w:numPr>
         <w:spacing w:before="100" w:beforeAutospacing="1" w:after="100" w:afterAutospacing="1" w:line="240" w:lineRule="auto"/>
@@ -4621,6 +4619,7 @@
     <w:p>
       <w:pPr>
         <w:numPr>
+          <w:ilvl w:val="0"/>
           <w:numId w:val="0"/>
         </w:numPr>
         <w:spacing w:before="100" w:beforeAutospacing="1" w:after="100" w:afterAutospacing="1" w:line="240" w:lineRule="auto"/>
@@ -4846,34 +4845,7172 @@
     <w:p>
       <w:pPr>
         <w:numPr>
+          <w:ilvl w:val="0"/>
           <w:numId w:val="0"/>
         </w:numPr>
         <w:spacing w:before="100" w:beforeAutospacing="1" w:after="100" w:afterAutospacing="1" w:line="240" w:lineRule="auto"/>
         <w:rPr>
-          <w:rFonts w:ascii="Times New Roman" w:hAnsi="Times New Roman" w:eastAsia="Times New Roman" w:cs="Times New Roman"/>
-          <w:kern w:val="0"/>
-          <w:sz w:val="24"/>
-          <w:szCs w:val="24"/>
+          <w:rFonts w:hint="default" w:ascii="Times New Roman" w:hAnsi="Times New Roman" w:eastAsia="Times New Roman" w:cs="Times New Roman"/>
+          <w:kern w:val="0"/>
+          <w:sz w:val="24"/>
+          <w:szCs w:val="24"/>
+          <w:lang w:val="en-US" w:eastAsia="ru-RU"/>
+          <w14:ligatures w14:val="none"/>
+        </w:rPr>
+      </w:pPr>
+      <w:r>
+        <w:rPr>
+          <w:rFonts w:hint="default" w:ascii="Times New Roman" w:hAnsi="Times New Roman" w:eastAsia="Times New Roman" w:cs="Times New Roman"/>
+          <w:kern w:val="0"/>
+          <w:sz w:val="24"/>
+          <w:szCs w:val="24"/>
+          <w:lang w:val="en-US" w:eastAsia="ru-RU"/>
+          <w14:ligatures w14:val="none"/>
+        </w:rPr>
+        <w:t>project4.php fayli</w:t>
+      </w:r>
+    </w:p>
+    <w:p>
+      <w:pPr>
+        <w:keepNext w:val="0"/>
+        <w:keepLines w:val="0"/>
+        <w:widowControl/>
+        <w:suppressLineNumbers w:val="0"/>
+        <w:shd w:val="clear" w:fill="FFFFFF"/>
+        <w:spacing w:line="228" w:lineRule="atLeast"/>
+        <w:jc w:val="left"/>
+        <w:rPr>
+          <w:rFonts w:ascii="Consolas" w:hAnsi="Consolas" w:eastAsia="Consolas" w:cs="Consolas"/>
+          <w:b w:val="0"/>
+          <w:bCs w:val="0"/>
+          <w:color w:val="3B3B3B"/>
+          <w:sz w:val="24"/>
+          <w:szCs w:val="24"/>
+        </w:rPr>
+      </w:pPr>
+      <w:r>
+        <w:rPr>
+          <w:rFonts w:hint="default" w:ascii="Consolas" w:hAnsi="Consolas" w:eastAsia="Consolas" w:cs="Consolas"/>
+          <w:b w:val="0"/>
+          <w:bCs w:val="0"/>
+          <w:color w:val="800000"/>
+          <w:kern w:val="0"/>
+          <w:sz w:val="24"/>
+          <w:szCs w:val="24"/>
+          <w:shd w:val="clear" w:fill="FFFFFF"/>
+          <w:lang w:val="en-US" w:eastAsia="zh-CN" w:bidi="ar"/>
+          <w14:ligatures w14:val="standardContextual"/>
+        </w:rPr>
+        <w:t>&lt;?php</w:t>
+      </w:r>
+    </w:p>
+    <w:p>
+      <w:pPr>
+        <w:keepNext w:val="0"/>
+        <w:keepLines w:val="0"/>
+        <w:widowControl/>
+        <w:suppressLineNumbers w:val="0"/>
+        <w:shd w:val="clear" w:fill="FFFFFF"/>
+        <w:spacing w:line="228" w:lineRule="atLeast"/>
+        <w:jc w:val="left"/>
+        <w:rPr>
+          <w:rFonts w:hint="default" w:ascii="Consolas" w:hAnsi="Consolas" w:eastAsia="Consolas" w:cs="Consolas"/>
+          <w:b w:val="0"/>
+          <w:bCs w:val="0"/>
+          <w:color w:val="3B3B3B"/>
+          <w:sz w:val="24"/>
+          <w:szCs w:val="24"/>
+        </w:rPr>
+      </w:pPr>
+      <w:r>
+        <w:rPr>
+          <w:rFonts w:hint="default" w:ascii="Consolas" w:hAnsi="Consolas" w:eastAsia="Consolas" w:cs="Consolas"/>
+          <w:b w:val="0"/>
+          <w:bCs w:val="0"/>
+          <w:color w:val="001080"/>
+          <w:kern w:val="0"/>
+          <w:sz w:val="24"/>
+          <w:szCs w:val="24"/>
+          <w:shd w:val="clear" w:fill="FFFFFF"/>
+          <w:lang w:val="en-US" w:eastAsia="zh-CN" w:bidi="ar"/>
+          <w14:ligatures w14:val="standardContextual"/>
+        </w:rPr>
+        <w:t>$conn</w:t>
+      </w:r>
+      <w:r>
+        <w:rPr>
+          <w:rFonts w:hint="default" w:ascii="Consolas" w:hAnsi="Consolas" w:eastAsia="Consolas" w:cs="Consolas"/>
+          <w:b w:val="0"/>
+          <w:bCs w:val="0"/>
+          <w:color w:val="000000"/>
+          <w:kern w:val="0"/>
+          <w:sz w:val="24"/>
+          <w:szCs w:val="24"/>
+          <w:shd w:val="clear" w:fill="FFFFFF"/>
+          <w:lang w:val="en-US" w:eastAsia="zh-CN" w:bidi="ar"/>
+          <w14:ligatures w14:val="standardContextual"/>
+        </w:rPr>
+        <w:t xml:space="preserve"> = </w:t>
+      </w:r>
+      <w:r>
+        <w:rPr>
+          <w:rFonts w:hint="default" w:ascii="Consolas" w:hAnsi="Consolas" w:eastAsia="Consolas" w:cs="Consolas"/>
+          <w:b w:val="0"/>
+          <w:bCs w:val="0"/>
+          <w:color w:val="0000FF"/>
+          <w:kern w:val="0"/>
+          <w:sz w:val="24"/>
+          <w:szCs w:val="24"/>
+          <w:shd w:val="clear" w:fill="FFFFFF"/>
+          <w:lang w:val="en-US" w:eastAsia="zh-CN" w:bidi="ar"/>
+          <w14:ligatures w14:val="standardContextual"/>
+        </w:rPr>
+        <w:t>new</w:t>
+      </w:r>
+      <w:r>
+        <w:rPr>
+          <w:rFonts w:hint="default" w:ascii="Consolas" w:hAnsi="Consolas" w:eastAsia="Consolas" w:cs="Consolas"/>
+          <w:b w:val="0"/>
+          <w:bCs w:val="0"/>
+          <w:color w:val="000000"/>
+          <w:kern w:val="0"/>
+          <w:sz w:val="24"/>
+          <w:szCs w:val="24"/>
+          <w:shd w:val="clear" w:fill="FFFFFF"/>
+          <w:lang w:val="en-US" w:eastAsia="zh-CN" w:bidi="ar"/>
+          <w14:ligatures w14:val="standardContextual"/>
+        </w:rPr>
+        <w:t xml:space="preserve"> </w:t>
+      </w:r>
+      <w:r>
+        <w:rPr>
+          <w:rFonts w:hint="default" w:ascii="Consolas" w:hAnsi="Consolas" w:eastAsia="Consolas" w:cs="Consolas"/>
+          <w:b w:val="0"/>
+          <w:bCs w:val="0"/>
+          <w:color w:val="267F99"/>
+          <w:kern w:val="0"/>
+          <w:sz w:val="24"/>
+          <w:szCs w:val="24"/>
+          <w:shd w:val="clear" w:fill="FFFFFF"/>
+          <w:lang w:val="en-US" w:eastAsia="zh-CN" w:bidi="ar"/>
+          <w14:ligatures w14:val="standardContextual"/>
+        </w:rPr>
+        <w:t>mysqli</w:t>
+      </w:r>
+      <w:r>
+        <w:rPr>
+          <w:rFonts w:hint="default" w:ascii="Consolas" w:hAnsi="Consolas" w:eastAsia="Consolas" w:cs="Consolas"/>
+          <w:b w:val="0"/>
+          <w:bCs w:val="0"/>
+          <w:color w:val="000000"/>
+          <w:kern w:val="0"/>
+          <w:sz w:val="24"/>
+          <w:szCs w:val="24"/>
+          <w:shd w:val="clear" w:fill="FFFFFF"/>
+          <w:lang w:val="en-US" w:eastAsia="zh-CN" w:bidi="ar"/>
+          <w14:ligatures w14:val="standardContextual"/>
+        </w:rPr>
+        <w:t>(</w:t>
+      </w:r>
+      <w:r>
+        <w:rPr>
+          <w:rFonts w:hint="default" w:ascii="Consolas" w:hAnsi="Consolas" w:eastAsia="Consolas" w:cs="Consolas"/>
+          <w:b w:val="0"/>
+          <w:bCs w:val="0"/>
+          <w:color w:val="A31515"/>
+          <w:kern w:val="0"/>
+          <w:sz w:val="24"/>
+          <w:szCs w:val="24"/>
+          <w:shd w:val="clear" w:fill="FFFFFF"/>
+          <w:lang w:val="en-US" w:eastAsia="zh-CN" w:bidi="ar"/>
+          <w14:ligatures w14:val="standardContextual"/>
+        </w:rPr>
+        <w:t>"localhost"</w:t>
+      </w:r>
+      <w:r>
+        <w:rPr>
+          <w:rFonts w:hint="default" w:ascii="Consolas" w:hAnsi="Consolas" w:eastAsia="Consolas" w:cs="Consolas"/>
+          <w:b w:val="0"/>
+          <w:bCs w:val="0"/>
+          <w:color w:val="000000"/>
+          <w:kern w:val="0"/>
+          <w:sz w:val="24"/>
+          <w:szCs w:val="24"/>
+          <w:shd w:val="clear" w:fill="FFFFFF"/>
+          <w:lang w:val="en-US" w:eastAsia="zh-CN" w:bidi="ar"/>
+          <w14:ligatures w14:val="standardContextual"/>
+        </w:rPr>
+        <w:t xml:space="preserve">, </w:t>
+      </w:r>
+      <w:r>
+        <w:rPr>
+          <w:rFonts w:hint="default" w:ascii="Consolas" w:hAnsi="Consolas" w:eastAsia="Consolas" w:cs="Consolas"/>
+          <w:b w:val="0"/>
+          <w:bCs w:val="0"/>
+          <w:color w:val="A31515"/>
+          <w:kern w:val="0"/>
+          <w:sz w:val="24"/>
+          <w:szCs w:val="24"/>
+          <w:shd w:val="clear" w:fill="FFFFFF"/>
+          <w:lang w:val="en-US" w:eastAsia="zh-CN" w:bidi="ar"/>
+          <w14:ligatures w14:val="standardContextual"/>
+        </w:rPr>
+        <w:t>"root"</w:t>
+      </w:r>
+      <w:r>
+        <w:rPr>
+          <w:rFonts w:hint="default" w:ascii="Consolas" w:hAnsi="Consolas" w:eastAsia="Consolas" w:cs="Consolas"/>
+          <w:b w:val="0"/>
+          <w:bCs w:val="0"/>
+          <w:color w:val="000000"/>
+          <w:kern w:val="0"/>
+          <w:sz w:val="24"/>
+          <w:szCs w:val="24"/>
+          <w:shd w:val="clear" w:fill="FFFFFF"/>
+          <w:lang w:val="en-US" w:eastAsia="zh-CN" w:bidi="ar"/>
+          <w14:ligatures w14:val="standardContextual"/>
+        </w:rPr>
+        <w:t xml:space="preserve">, </w:t>
+      </w:r>
+      <w:r>
+        <w:rPr>
+          <w:rFonts w:hint="default" w:ascii="Consolas" w:hAnsi="Consolas" w:eastAsia="Consolas" w:cs="Consolas"/>
+          <w:b w:val="0"/>
+          <w:bCs w:val="0"/>
+          <w:color w:val="A31515"/>
+          <w:kern w:val="0"/>
+          <w:sz w:val="24"/>
+          <w:szCs w:val="24"/>
+          <w:shd w:val="clear" w:fill="FFFFFF"/>
+          <w:lang w:val="en-US" w:eastAsia="zh-CN" w:bidi="ar"/>
+          <w14:ligatures w14:val="standardContextual"/>
+        </w:rPr>
+        <w:t>""</w:t>
+      </w:r>
+      <w:r>
+        <w:rPr>
+          <w:rFonts w:hint="default" w:ascii="Consolas" w:hAnsi="Consolas" w:eastAsia="Consolas" w:cs="Consolas"/>
+          <w:b w:val="0"/>
+          <w:bCs w:val="0"/>
+          <w:color w:val="000000"/>
+          <w:kern w:val="0"/>
+          <w:sz w:val="24"/>
+          <w:szCs w:val="24"/>
+          <w:shd w:val="clear" w:fill="FFFFFF"/>
+          <w:lang w:val="en-US" w:eastAsia="zh-CN" w:bidi="ar"/>
+          <w14:ligatures w14:val="standardContextual"/>
+        </w:rPr>
+        <w:t xml:space="preserve">, </w:t>
+      </w:r>
+      <w:r>
+        <w:rPr>
+          <w:rFonts w:hint="default" w:ascii="Consolas" w:hAnsi="Consolas" w:eastAsia="Consolas" w:cs="Consolas"/>
+          <w:b w:val="0"/>
+          <w:bCs w:val="0"/>
+          <w:color w:val="A31515"/>
+          <w:kern w:val="0"/>
+          <w:sz w:val="24"/>
+          <w:szCs w:val="24"/>
+          <w:shd w:val="clear" w:fill="FFFFFF"/>
+          <w:lang w:val="en-US" w:eastAsia="zh-CN" w:bidi="ar"/>
+          <w14:ligatures w14:val="standardContextual"/>
+        </w:rPr>
+        <w:t>"db_sport"</w:t>
+      </w:r>
+      <w:r>
+        <w:rPr>
+          <w:rFonts w:hint="default" w:ascii="Consolas" w:hAnsi="Consolas" w:eastAsia="Consolas" w:cs="Consolas"/>
+          <w:b w:val="0"/>
+          <w:bCs w:val="0"/>
+          <w:color w:val="000000"/>
+          <w:kern w:val="0"/>
+          <w:sz w:val="24"/>
+          <w:szCs w:val="24"/>
+          <w:shd w:val="clear" w:fill="FFFFFF"/>
+          <w:lang w:val="en-US" w:eastAsia="zh-CN" w:bidi="ar"/>
+          <w14:ligatures w14:val="standardContextual"/>
+        </w:rPr>
+        <w:t>);</w:t>
+      </w:r>
+    </w:p>
+    <w:p>
+      <w:pPr>
+        <w:keepNext w:val="0"/>
+        <w:keepLines w:val="0"/>
+        <w:widowControl/>
+        <w:suppressLineNumbers w:val="0"/>
+        <w:shd w:val="clear" w:fill="FFFFFF"/>
+        <w:spacing w:line="228" w:lineRule="atLeast"/>
+        <w:jc w:val="left"/>
+        <w:rPr>
+          <w:rFonts w:hint="default" w:ascii="Consolas" w:hAnsi="Consolas" w:eastAsia="Consolas" w:cs="Consolas"/>
+          <w:b w:val="0"/>
+          <w:bCs w:val="0"/>
+          <w:color w:val="3B3B3B"/>
+          <w:sz w:val="24"/>
+          <w:szCs w:val="24"/>
+        </w:rPr>
+      </w:pPr>
+    </w:p>
+    <w:p>
+      <w:pPr>
+        <w:keepNext w:val="0"/>
+        <w:keepLines w:val="0"/>
+        <w:widowControl/>
+        <w:suppressLineNumbers w:val="0"/>
+        <w:shd w:val="clear" w:fill="FFFFFF"/>
+        <w:spacing w:line="228" w:lineRule="atLeast"/>
+        <w:jc w:val="left"/>
+        <w:rPr>
+          <w:rFonts w:hint="default" w:ascii="Consolas" w:hAnsi="Consolas" w:eastAsia="Consolas" w:cs="Consolas"/>
+          <w:b w:val="0"/>
+          <w:bCs w:val="0"/>
+          <w:color w:val="3B3B3B"/>
+          <w:sz w:val="24"/>
+          <w:szCs w:val="24"/>
+        </w:rPr>
+      </w:pPr>
+      <w:r>
+        <w:rPr>
+          <w:rFonts w:hint="default" w:ascii="Consolas" w:hAnsi="Consolas" w:eastAsia="Consolas" w:cs="Consolas"/>
+          <w:b w:val="0"/>
+          <w:bCs w:val="0"/>
+          <w:color w:val="AF00DB"/>
+          <w:kern w:val="0"/>
+          <w:sz w:val="24"/>
+          <w:szCs w:val="24"/>
+          <w:shd w:val="clear" w:fill="FFFFFF"/>
+          <w:lang w:val="en-US" w:eastAsia="zh-CN" w:bidi="ar"/>
+          <w14:ligatures w14:val="standardContextual"/>
+        </w:rPr>
+        <w:t>if</w:t>
+      </w:r>
+      <w:r>
+        <w:rPr>
+          <w:rFonts w:hint="default" w:ascii="Consolas" w:hAnsi="Consolas" w:eastAsia="Consolas" w:cs="Consolas"/>
+          <w:b w:val="0"/>
+          <w:bCs w:val="0"/>
+          <w:color w:val="000000"/>
+          <w:kern w:val="0"/>
+          <w:sz w:val="24"/>
+          <w:szCs w:val="24"/>
+          <w:shd w:val="clear" w:fill="FFFFFF"/>
+          <w:lang w:val="en-US" w:eastAsia="zh-CN" w:bidi="ar"/>
+          <w14:ligatures w14:val="standardContextual"/>
+        </w:rPr>
+        <w:t xml:space="preserve"> (</w:t>
+      </w:r>
+      <w:r>
+        <w:rPr>
+          <w:rFonts w:hint="default" w:ascii="Consolas" w:hAnsi="Consolas" w:eastAsia="Consolas" w:cs="Consolas"/>
+          <w:b w:val="0"/>
+          <w:bCs w:val="0"/>
+          <w:color w:val="001080"/>
+          <w:kern w:val="0"/>
+          <w:sz w:val="24"/>
+          <w:szCs w:val="24"/>
+          <w:shd w:val="clear" w:fill="FFFFFF"/>
+          <w:lang w:val="en-US" w:eastAsia="zh-CN" w:bidi="ar"/>
+          <w14:ligatures w14:val="standardContextual"/>
+        </w:rPr>
+        <w:t>$conn</w:t>
+      </w:r>
+      <w:r>
+        <w:rPr>
+          <w:rFonts w:hint="default" w:ascii="Consolas" w:hAnsi="Consolas" w:eastAsia="Consolas" w:cs="Consolas"/>
+          <w:b w:val="0"/>
+          <w:bCs w:val="0"/>
+          <w:color w:val="000000"/>
+          <w:kern w:val="0"/>
+          <w:sz w:val="24"/>
+          <w:szCs w:val="24"/>
+          <w:shd w:val="clear" w:fill="FFFFFF"/>
+          <w:lang w:val="en-US" w:eastAsia="zh-CN" w:bidi="ar"/>
+          <w14:ligatures w14:val="standardContextual"/>
+        </w:rPr>
+        <w:t>-&gt;</w:t>
+      </w:r>
+      <w:r>
+        <w:rPr>
+          <w:rFonts w:hint="default" w:ascii="Consolas" w:hAnsi="Consolas" w:eastAsia="Consolas" w:cs="Consolas"/>
+          <w:b w:val="0"/>
+          <w:bCs w:val="0"/>
+          <w:color w:val="001080"/>
+          <w:kern w:val="0"/>
+          <w:sz w:val="24"/>
+          <w:szCs w:val="24"/>
+          <w:shd w:val="clear" w:fill="FFFFFF"/>
+          <w:lang w:val="en-US" w:eastAsia="zh-CN" w:bidi="ar"/>
+          <w14:ligatures w14:val="standardContextual"/>
+        </w:rPr>
+        <w:t>connect_error</w:t>
+      </w:r>
+      <w:r>
+        <w:rPr>
+          <w:rFonts w:hint="default" w:ascii="Consolas" w:hAnsi="Consolas" w:eastAsia="Consolas" w:cs="Consolas"/>
+          <w:b w:val="0"/>
+          <w:bCs w:val="0"/>
+          <w:color w:val="000000"/>
+          <w:kern w:val="0"/>
+          <w:sz w:val="24"/>
+          <w:szCs w:val="24"/>
+          <w:shd w:val="clear" w:fill="FFFFFF"/>
+          <w:lang w:val="en-US" w:eastAsia="zh-CN" w:bidi="ar"/>
+          <w14:ligatures w14:val="standardContextual"/>
+        </w:rPr>
+        <w:t>) {</w:t>
+      </w:r>
+    </w:p>
+    <w:p>
+      <w:pPr>
+        <w:keepNext w:val="0"/>
+        <w:keepLines w:val="0"/>
+        <w:widowControl/>
+        <w:suppressLineNumbers w:val="0"/>
+        <w:shd w:val="clear" w:fill="FFFFFF"/>
+        <w:spacing w:line="228" w:lineRule="atLeast"/>
+        <w:jc w:val="left"/>
+        <w:rPr>
+          <w:rFonts w:hint="default" w:ascii="Consolas" w:hAnsi="Consolas" w:eastAsia="Consolas" w:cs="Consolas"/>
+          <w:b w:val="0"/>
+          <w:bCs w:val="0"/>
+          <w:color w:val="3B3B3B"/>
+          <w:sz w:val="24"/>
+          <w:szCs w:val="24"/>
+        </w:rPr>
+      </w:pPr>
+      <w:r>
+        <w:rPr>
+          <w:rFonts w:hint="default" w:ascii="Consolas" w:hAnsi="Consolas" w:eastAsia="Consolas" w:cs="Consolas"/>
+          <w:b w:val="0"/>
+          <w:bCs w:val="0"/>
+          <w:color w:val="000000"/>
+          <w:kern w:val="0"/>
+          <w:sz w:val="24"/>
+          <w:szCs w:val="24"/>
+          <w:shd w:val="clear" w:fill="FFFFFF"/>
+          <w:lang w:val="en-US" w:eastAsia="zh-CN" w:bidi="ar"/>
+          <w14:ligatures w14:val="standardContextual"/>
+        </w:rPr>
+        <w:t xml:space="preserve">    </w:t>
+      </w:r>
+      <w:r>
+        <w:rPr>
+          <w:rFonts w:hint="default" w:ascii="Consolas" w:hAnsi="Consolas" w:eastAsia="Consolas" w:cs="Consolas"/>
+          <w:b w:val="0"/>
+          <w:bCs w:val="0"/>
+          <w:color w:val="AF00DB"/>
+          <w:kern w:val="0"/>
+          <w:sz w:val="24"/>
+          <w:szCs w:val="24"/>
+          <w:shd w:val="clear" w:fill="FFFFFF"/>
+          <w:lang w:val="en-US" w:eastAsia="zh-CN" w:bidi="ar"/>
+          <w14:ligatures w14:val="standardContextual"/>
+        </w:rPr>
+        <w:t>die</w:t>
+      </w:r>
+      <w:r>
+        <w:rPr>
+          <w:rFonts w:hint="default" w:ascii="Consolas" w:hAnsi="Consolas" w:eastAsia="Consolas" w:cs="Consolas"/>
+          <w:b w:val="0"/>
+          <w:bCs w:val="0"/>
+          <w:color w:val="000000"/>
+          <w:kern w:val="0"/>
+          <w:sz w:val="24"/>
+          <w:szCs w:val="24"/>
+          <w:shd w:val="clear" w:fill="FFFFFF"/>
+          <w:lang w:val="en-US" w:eastAsia="zh-CN" w:bidi="ar"/>
+          <w14:ligatures w14:val="standardContextual"/>
+        </w:rPr>
+        <w:t>(</w:t>
+      </w:r>
+      <w:r>
+        <w:rPr>
+          <w:rFonts w:hint="default" w:ascii="Consolas" w:hAnsi="Consolas" w:eastAsia="Consolas" w:cs="Consolas"/>
+          <w:b w:val="0"/>
+          <w:bCs w:val="0"/>
+          <w:color w:val="A31515"/>
+          <w:kern w:val="0"/>
+          <w:sz w:val="24"/>
+          <w:szCs w:val="24"/>
+          <w:shd w:val="clear" w:fill="FFFFFF"/>
+          <w:lang w:val="en-US" w:eastAsia="zh-CN" w:bidi="ar"/>
+          <w14:ligatures w14:val="standardContextual"/>
+        </w:rPr>
+        <w:t>"Ulanishda xatolik: "</w:t>
+      </w:r>
+      <w:r>
+        <w:rPr>
+          <w:rFonts w:hint="default" w:ascii="Consolas" w:hAnsi="Consolas" w:eastAsia="Consolas" w:cs="Consolas"/>
+          <w:b w:val="0"/>
+          <w:bCs w:val="0"/>
+          <w:color w:val="000000"/>
+          <w:kern w:val="0"/>
+          <w:sz w:val="24"/>
+          <w:szCs w:val="24"/>
+          <w:shd w:val="clear" w:fill="FFFFFF"/>
+          <w:lang w:val="en-US" w:eastAsia="zh-CN" w:bidi="ar"/>
+          <w14:ligatures w14:val="standardContextual"/>
+        </w:rPr>
+        <w:t xml:space="preserve"> . </w:t>
+      </w:r>
+      <w:r>
+        <w:rPr>
+          <w:rFonts w:hint="default" w:ascii="Consolas" w:hAnsi="Consolas" w:eastAsia="Consolas" w:cs="Consolas"/>
+          <w:b w:val="0"/>
+          <w:bCs w:val="0"/>
+          <w:color w:val="001080"/>
+          <w:kern w:val="0"/>
+          <w:sz w:val="24"/>
+          <w:szCs w:val="24"/>
+          <w:shd w:val="clear" w:fill="FFFFFF"/>
+          <w:lang w:val="en-US" w:eastAsia="zh-CN" w:bidi="ar"/>
+          <w14:ligatures w14:val="standardContextual"/>
+        </w:rPr>
+        <w:t>$conn</w:t>
+      </w:r>
+      <w:r>
+        <w:rPr>
+          <w:rFonts w:hint="default" w:ascii="Consolas" w:hAnsi="Consolas" w:eastAsia="Consolas" w:cs="Consolas"/>
+          <w:b w:val="0"/>
+          <w:bCs w:val="0"/>
+          <w:color w:val="000000"/>
+          <w:kern w:val="0"/>
+          <w:sz w:val="24"/>
+          <w:szCs w:val="24"/>
+          <w:shd w:val="clear" w:fill="FFFFFF"/>
+          <w:lang w:val="en-US" w:eastAsia="zh-CN" w:bidi="ar"/>
+          <w14:ligatures w14:val="standardContextual"/>
+        </w:rPr>
+        <w:t>-&gt;</w:t>
+      </w:r>
+      <w:r>
+        <w:rPr>
+          <w:rFonts w:hint="default" w:ascii="Consolas" w:hAnsi="Consolas" w:eastAsia="Consolas" w:cs="Consolas"/>
+          <w:b w:val="0"/>
+          <w:bCs w:val="0"/>
+          <w:color w:val="001080"/>
+          <w:kern w:val="0"/>
+          <w:sz w:val="24"/>
+          <w:szCs w:val="24"/>
+          <w:shd w:val="clear" w:fill="FFFFFF"/>
+          <w:lang w:val="en-US" w:eastAsia="zh-CN" w:bidi="ar"/>
+          <w14:ligatures w14:val="standardContextual"/>
+        </w:rPr>
+        <w:t>connect_error</w:t>
+      </w:r>
+      <w:r>
+        <w:rPr>
+          <w:rFonts w:hint="default" w:ascii="Consolas" w:hAnsi="Consolas" w:eastAsia="Consolas" w:cs="Consolas"/>
+          <w:b w:val="0"/>
+          <w:bCs w:val="0"/>
+          <w:color w:val="000000"/>
+          <w:kern w:val="0"/>
+          <w:sz w:val="24"/>
+          <w:szCs w:val="24"/>
+          <w:shd w:val="clear" w:fill="FFFFFF"/>
+          <w:lang w:val="en-US" w:eastAsia="zh-CN" w:bidi="ar"/>
+          <w14:ligatures w14:val="standardContextual"/>
+        </w:rPr>
+        <w:t>);</w:t>
+      </w:r>
+    </w:p>
+    <w:p>
+      <w:pPr>
+        <w:keepNext w:val="0"/>
+        <w:keepLines w:val="0"/>
+        <w:widowControl/>
+        <w:suppressLineNumbers w:val="0"/>
+        <w:shd w:val="clear" w:fill="FFFFFF"/>
+        <w:spacing w:line="228" w:lineRule="atLeast"/>
+        <w:jc w:val="left"/>
+        <w:rPr>
+          <w:rFonts w:hint="default" w:ascii="Consolas" w:hAnsi="Consolas" w:eastAsia="Consolas" w:cs="Consolas"/>
+          <w:b w:val="0"/>
+          <w:bCs w:val="0"/>
+          <w:color w:val="3B3B3B"/>
+          <w:sz w:val="24"/>
+          <w:szCs w:val="24"/>
+        </w:rPr>
+      </w:pPr>
+      <w:r>
+        <w:rPr>
+          <w:rFonts w:hint="default" w:ascii="Consolas" w:hAnsi="Consolas" w:eastAsia="Consolas" w:cs="Consolas"/>
+          <w:b w:val="0"/>
+          <w:bCs w:val="0"/>
+          <w:color w:val="000000"/>
+          <w:kern w:val="0"/>
+          <w:sz w:val="24"/>
+          <w:szCs w:val="24"/>
+          <w:shd w:val="clear" w:fill="FFFFFF"/>
+          <w:lang w:val="en-US" w:eastAsia="zh-CN" w:bidi="ar"/>
+          <w14:ligatures w14:val="standardContextual"/>
+        </w:rPr>
+        <w:t>}</w:t>
+      </w:r>
+    </w:p>
+    <w:p>
+      <w:pPr>
+        <w:keepNext w:val="0"/>
+        <w:keepLines w:val="0"/>
+        <w:widowControl/>
+        <w:suppressLineNumbers w:val="0"/>
+        <w:jc w:val="left"/>
+        <w:rPr>
+          <w:sz w:val="32"/>
+          <w:szCs w:val="32"/>
+        </w:rPr>
+      </w:pPr>
+    </w:p>
+    <w:p>
+      <w:pPr>
+        <w:keepNext w:val="0"/>
+        <w:keepLines w:val="0"/>
+        <w:widowControl/>
+        <w:suppressLineNumbers w:val="0"/>
+        <w:shd w:val="clear" w:fill="FFFFFF"/>
+        <w:spacing w:line="228" w:lineRule="atLeast"/>
+        <w:jc w:val="left"/>
+        <w:rPr>
+          <w:rFonts w:hint="default" w:ascii="Consolas" w:hAnsi="Consolas" w:eastAsia="Consolas" w:cs="Consolas"/>
+          <w:b w:val="0"/>
+          <w:bCs w:val="0"/>
+          <w:color w:val="3B3B3B"/>
+          <w:sz w:val="24"/>
+          <w:szCs w:val="24"/>
+        </w:rPr>
+      </w:pPr>
+      <w:r>
+        <w:rPr>
+          <w:rFonts w:hint="default" w:ascii="Consolas" w:hAnsi="Consolas" w:eastAsia="Consolas" w:cs="Consolas"/>
+          <w:b w:val="0"/>
+          <w:bCs w:val="0"/>
+          <w:color w:val="001080"/>
+          <w:kern w:val="0"/>
+          <w:sz w:val="24"/>
+          <w:szCs w:val="24"/>
+          <w:shd w:val="clear" w:fill="FFFFFF"/>
+          <w:lang w:val="en-US" w:eastAsia="zh-CN" w:bidi="ar"/>
+          <w14:ligatures w14:val="standardContextual"/>
+        </w:rPr>
+        <w:t>$sql</w:t>
+      </w:r>
+      <w:r>
+        <w:rPr>
+          <w:rFonts w:hint="default" w:ascii="Consolas" w:hAnsi="Consolas" w:eastAsia="Consolas" w:cs="Consolas"/>
+          <w:b w:val="0"/>
+          <w:bCs w:val="0"/>
+          <w:color w:val="000000"/>
+          <w:kern w:val="0"/>
+          <w:sz w:val="24"/>
+          <w:szCs w:val="24"/>
+          <w:shd w:val="clear" w:fill="FFFFFF"/>
+          <w:lang w:val="en-US" w:eastAsia="zh-CN" w:bidi="ar"/>
+          <w14:ligatures w14:val="standardContextual"/>
+        </w:rPr>
+        <w:t xml:space="preserve"> = </w:t>
+      </w:r>
+      <w:r>
+        <w:rPr>
+          <w:rFonts w:hint="default" w:ascii="Consolas" w:hAnsi="Consolas" w:eastAsia="Consolas" w:cs="Consolas"/>
+          <w:b w:val="0"/>
+          <w:bCs w:val="0"/>
+          <w:color w:val="A31515"/>
+          <w:kern w:val="0"/>
+          <w:sz w:val="24"/>
+          <w:szCs w:val="24"/>
+          <w:shd w:val="clear" w:fill="FFFFFF"/>
+          <w:lang w:val="en-US" w:eastAsia="zh-CN" w:bidi="ar"/>
+          <w14:ligatures w14:val="standardContextual"/>
+        </w:rPr>
+        <w:t>"</w:t>
+      </w:r>
+      <w:r>
+        <w:rPr>
+          <w:rFonts w:hint="default" w:ascii="Consolas" w:hAnsi="Consolas" w:eastAsia="Consolas" w:cs="Consolas"/>
+          <w:b w:val="0"/>
+          <w:bCs w:val="0"/>
+          <w:color w:val="0000FF"/>
+          <w:kern w:val="0"/>
+          <w:sz w:val="24"/>
+          <w:szCs w:val="24"/>
+          <w:shd w:val="clear" w:fill="FFFFFF"/>
+          <w:lang w:val="en-US" w:eastAsia="zh-CN" w:bidi="ar"/>
+          <w14:ligatures w14:val="standardContextual"/>
+        </w:rPr>
+        <w:t>SELECT</w:t>
+      </w:r>
+      <w:r>
+        <w:rPr>
+          <w:rFonts w:hint="default" w:ascii="Consolas" w:hAnsi="Consolas" w:eastAsia="Consolas" w:cs="Consolas"/>
+          <w:b w:val="0"/>
+          <w:bCs w:val="0"/>
+          <w:color w:val="A31515"/>
+          <w:kern w:val="0"/>
+          <w:sz w:val="24"/>
+          <w:szCs w:val="24"/>
+          <w:shd w:val="clear" w:fill="FFFFFF"/>
+          <w:lang w:val="en-US" w:eastAsia="zh-CN" w:bidi="ar"/>
+          <w14:ligatures w14:val="standardContextual"/>
+        </w:rPr>
+        <w:t xml:space="preserve"> trenerlar.ism </w:t>
+      </w:r>
+      <w:r>
+        <w:rPr>
+          <w:rFonts w:hint="default" w:ascii="Consolas" w:hAnsi="Consolas" w:eastAsia="Consolas" w:cs="Consolas"/>
+          <w:b w:val="0"/>
+          <w:bCs w:val="0"/>
+          <w:color w:val="0000FF"/>
+          <w:kern w:val="0"/>
+          <w:sz w:val="24"/>
+          <w:szCs w:val="24"/>
+          <w:shd w:val="clear" w:fill="FFFFFF"/>
+          <w:lang w:val="en-US" w:eastAsia="zh-CN" w:bidi="ar"/>
+          <w14:ligatures w14:val="standardContextual"/>
+        </w:rPr>
+        <w:t>AS</w:t>
+      </w:r>
+      <w:r>
+        <w:rPr>
+          <w:rFonts w:hint="default" w:ascii="Consolas" w:hAnsi="Consolas" w:eastAsia="Consolas" w:cs="Consolas"/>
+          <w:b w:val="0"/>
+          <w:bCs w:val="0"/>
+          <w:color w:val="A31515"/>
+          <w:kern w:val="0"/>
+          <w:sz w:val="24"/>
+          <w:szCs w:val="24"/>
+          <w:shd w:val="clear" w:fill="FFFFFF"/>
+          <w:lang w:val="en-US" w:eastAsia="zh-CN" w:bidi="ar"/>
+          <w14:ligatures w14:val="standardContextual"/>
+        </w:rPr>
+        <w:t xml:space="preserve"> trener_ismi,</w:t>
+      </w:r>
+    </w:p>
+    <w:p>
+      <w:pPr>
+        <w:keepNext w:val="0"/>
+        <w:keepLines w:val="0"/>
+        <w:widowControl/>
+        <w:suppressLineNumbers w:val="0"/>
+        <w:shd w:val="clear" w:fill="FFFFFF"/>
+        <w:spacing w:line="228" w:lineRule="atLeast"/>
+        <w:jc w:val="left"/>
+        <w:rPr>
+          <w:rFonts w:hint="default" w:ascii="Consolas" w:hAnsi="Consolas" w:eastAsia="Consolas" w:cs="Consolas"/>
+          <w:b w:val="0"/>
+          <w:bCs w:val="0"/>
+          <w:color w:val="3B3B3B"/>
+          <w:sz w:val="24"/>
+          <w:szCs w:val="24"/>
+        </w:rPr>
+      </w:pPr>
+      <w:r>
+        <w:rPr>
+          <w:rFonts w:hint="default" w:ascii="Consolas" w:hAnsi="Consolas" w:eastAsia="Consolas" w:cs="Consolas"/>
+          <w:b w:val="0"/>
+          <w:bCs w:val="0"/>
+          <w:color w:val="A31515"/>
+          <w:kern w:val="0"/>
+          <w:sz w:val="24"/>
+          <w:szCs w:val="24"/>
+          <w:shd w:val="clear" w:fill="FFFFFF"/>
+          <w:lang w:val="en-US" w:eastAsia="zh-CN" w:bidi="ar"/>
+          <w14:ligatures w14:val="standardContextual"/>
+        </w:rPr>
+        <w:t xml:space="preserve">               mijozlar.ism </w:t>
+      </w:r>
+      <w:r>
+        <w:rPr>
+          <w:rFonts w:hint="default" w:ascii="Consolas" w:hAnsi="Consolas" w:eastAsia="Consolas" w:cs="Consolas"/>
+          <w:b w:val="0"/>
+          <w:bCs w:val="0"/>
+          <w:color w:val="0000FF"/>
+          <w:kern w:val="0"/>
+          <w:sz w:val="24"/>
+          <w:szCs w:val="24"/>
+          <w:shd w:val="clear" w:fill="FFFFFF"/>
+          <w:lang w:val="en-US" w:eastAsia="zh-CN" w:bidi="ar"/>
+          <w14:ligatures w14:val="standardContextual"/>
+        </w:rPr>
+        <w:t>AS</w:t>
+      </w:r>
+      <w:r>
+        <w:rPr>
+          <w:rFonts w:hint="default" w:ascii="Consolas" w:hAnsi="Consolas" w:eastAsia="Consolas" w:cs="Consolas"/>
+          <w:b w:val="0"/>
+          <w:bCs w:val="0"/>
+          <w:color w:val="A31515"/>
+          <w:kern w:val="0"/>
+          <w:sz w:val="24"/>
+          <w:szCs w:val="24"/>
+          <w:shd w:val="clear" w:fill="FFFFFF"/>
+          <w:lang w:val="en-US" w:eastAsia="zh-CN" w:bidi="ar"/>
+          <w14:ligatures w14:val="standardContextual"/>
+        </w:rPr>
+        <w:t xml:space="preserve"> mijoz_ismi,</w:t>
+      </w:r>
+    </w:p>
+    <w:p>
+      <w:pPr>
+        <w:keepNext w:val="0"/>
+        <w:keepLines w:val="0"/>
+        <w:widowControl/>
+        <w:suppressLineNumbers w:val="0"/>
+        <w:shd w:val="clear" w:fill="FFFFFF"/>
+        <w:spacing w:line="228" w:lineRule="atLeast"/>
+        <w:jc w:val="left"/>
+        <w:rPr>
+          <w:rFonts w:hint="default" w:ascii="Consolas" w:hAnsi="Consolas" w:eastAsia="Consolas" w:cs="Consolas"/>
+          <w:b w:val="0"/>
+          <w:bCs w:val="0"/>
+          <w:color w:val="3B3B3B"/>
+          <w:sz w:val="24"/>
+          <w:szCs w:val="24"/>
+        </w:rPr>
+      </w:pPr>
+      <w:r>
+        <w:rPr>
+          <w:rFonts w:hint="default" w:ascii="Consolas" w:hAnsi="Consolas" w:eastAsia="Consolas" w:cs="Consolas"/>
+          <w:b w:val="0"/>
+          <w:bCs w:val="0"/>
+          <w:color w:val="A31515"/>
+          <w:kern w:val="0"/>
+          <w:sz w:val="24"/>
+          <w:szCs w:val="24"/>
+          <w:shd w:val="clear" w:fill="FFFFFF"/>
+          <w:lang w:val="en-US" w:eastAsia="zh-CN" w:bidi="ar"/>
+          <w14:ligatures w14:val="standardContextual"/>
+        </w:rPr>
+        <w:t>               mashgulotlar.sana</w:t>
+      </w:r>
+    </w:p>
+    <w:p>
+      <w:pPr>
+        <w:keepNext w:val="0"/>
+        <w:keepLines w:val="0"/>
+        <w:widowControl/>
+        <w:suppressLineNumbers w:val="0"/>
+        <w:shd w:val="clear" w:fill="FFFFFF"/>
+        <w:spacing w:line="228" w:lineRule="atLeast"/>
+        <w:jc w:val="left"/>
+        <w:rPr>
+          <w:rFonts w:hint="default" w:ascii="Consolas" w:hAnsi="Consolas" w:eastAsia="Consolas" w:cs="Consolas"/>
+          <w:b w:val="0"/>
+          <w:bCs w:val="0"/>
+          <w:color w:val="3B3B3B"/>
+          <w:sz w:val="24"/>
+          <w:szCs w:val="24"/>
+        </w:rPr>
+      </w:pPr>
+      <w:r>
+        <w:rPr>
+          <w:rFonts w:hint="default" w:ascii="Consolas" w:hAnsi="Consolas" w:eastAsia="Consolas" w:cs="Consolas"/>
+          <w:b w:val="0"/>
+          <w:bCs w:val="0"/>
+          <w:color w:val="A31515"/>
+          <w:kern w:val="0"/>
+          <w:sz w:val="24"/>
+          <w:szCs w:val="24"/>
+          <w:shd w:val="clear" w:fill="FFFFFF"/>
+          <w:lang w:val="en-US" w:eastAsia="zh-CN" w:bidi="ar"/>
+          <w14:ligatures w14:val="standardContextual"/>
+        </w:rPr>
+        <w:t xml:space="preserve">        </w:t>
+      </w:r>
+      <w:r>
+        <w:rPr>
+          <w:rFonts w:hint="default" w:ascii="Consolas" w:hAnsi="Consolas" w:eastAsia="Consolas" w:cs="Consolas"/>
+          <w:b w:val="0"/>
+          <w:bCs w:val="0"/>
+          <w:color w:val="0000FF"/>
+          <w:kern w:val="0"/>
+          <w:sz w:val="24"/>
+          <w:szCs w:val="24"/>
+          <w:shd w:val="clear" w:fill="FFFFFF"/>
+          <w:lang w:val="en-US" w:eastAsia="zh-CN" w:bidi="ar"/>
+          <w14:ligatures w14:val="standardContextual"/>
+        </w:rPr>
+        <w:t>FROM</w:t>
+      </w:r>
+      <w:r>
+        <w:rPr>
+          <w:rFonts w:hint="default" w:ascii="Consolas" w:hAnsi="Consolas" w:eastAsia="Consolas" w:cs="Consolas"/>
+          <w:b w:val="0"/>
+          <w:bCs w:val="0"/>
+          <w:color w:val="A31515"/>
+          <w:kern w:val="0"/>
+          <w:sz w:val="24"/>
+          <w:szCs w:val="24"/>
+          <w:shd w:val="clear" w:fill="FFFFFF"/>
+          <w:lang w:val="en-US" w:eastAsia="zh-CN" w:bidi="ar"/>
+          <w14:ligatures w14:val="standardContextual"/>
+        </w:rPr>
+        <w:t xml:space="preserve"> mashgulotlar</w:t>
+      </w:r>
+    </w:p>
+    <w:p>
+      <w:pPr>
+        <w:keepNext w:val="0"/>
+        <w:keepLines w:val="0"/>
+        <w:widowControl/>
+        <w:suppressLineNumbers w:val="0"/>
+        <w:shd w:val="clear" w:fill="FFFFFF"/>
+        <w:spacing w:line="228" w:lineRule="atLeast"/>
+        <w:jc w:val="left"/>
+        <w:rPr>
+          <w:rFonts w:hint="default" w:ascii="Consolas" w:hAnsi="Consolas" w:eastAsia="Consolas" w:cs="Consolas"/>
+          <w:b w:val="0"/>
+          <w:bCs w:val="0"/>
+          <w:color w:val="3B3B3B"/>
+          <w:sz w:val="24"/>
+          <w:szCs w:val="24"/>
+        </w:rPr>
+      </w:pPr>
+      <w:r>
+        <w:rPr>
+          <w:rFonts w:hint="default" w:ascii="Consolas" w:hAnsi="Consolas" w:eastAsia="Consolas" w:cs="Consolas"/>
+          <w:b w:val="0"/>
+          <w:bCs w:val="0"/>
+          <w:color w:val="A31515"/>
+          <w:kern w:val="0"/>
+          <w:sz w:val="24"/>
+          <w:szCs w:val="24"/>
+          <w:shd w:val="clear" w:fill="FFFFFF"/>
+          <w:lang w:val="en-US" w:eastAsia="zh-CN" w:bidi="ar"/>
+          <w14:ligatures w14:val="standardContextual"/>
+        </w:rPr>
+        <w:t xml:space="preserve">        </w:t>
+      </w:r>
+      <w:r>
+        <w:rPr>
+          <w:rFonts w:hint="default" w:ascii="Consolas" w:hAnsi="Consolas" w:eastAsia="Consolas" w:cs="Consolas"/>
+          <w:b w:val="0"/>
+          <w:bCs w:val="0"/>
+          <w:color w:val="0000FF"/>
+          <w:kern w:val="0"/>
+          <w:sz w:val="24"/>
+          <w:szCs w:val="24"/>
+          <w:shd w:val="clear" w:fill="FFFFFF"/>
+          <w:lang w:val="en-US" w:eastAsia="zh-CN" w:bidi="ar"/>
+          <w14:ligatures w14:val="standardContextual"/>
+        </w:rPr>
+        <w:t>INNER JOIN</w:t>
+      </w:r>
+      <w:r>
+        <w:rPr>
+          <w:rFonts w:hint="default" w:ascii="Consolas" w:hAnsi="Consolas" w:eastAsia="Consolas" w:cs="Consolas"/>
+          <w:b w:val="0"/>
+          <w:bCs w:val="0"/>
+          <w:color w:val="A31515"/>
+          <w:kern w:val="0"/>
+          <w:sz w:val="24"/>
+          <w:szCs w:val="24"/>
+          <w:shd w:val="clear" w:fill="FFFFFF"/>
+          <w:lang w:val="en-US" w:eastAsia="zh-CN" w:bidi="ar"/>
+          <w14:ligatures w14:val="standardContextual"/>
+        </w:rPr>
+        <w:t xml:space="preserve"> trenerlar </w:t>
+      </w:r>
+    </w:p>
+    <w:p>
+      <w:pPr>
+        <w:keepNext w:val="0"/>
+        <w:keepLines w:val="0"/>
+        <w:widowControl/>
+        <w:suppressLineNumbers w:val="0"/>
+        <w:shd w:val="clear" w:fill="FFFFFF"/>
+        <w:spacing w:line="228" w:lineRule="atLeast"/>
+        <w:jc w:val="left"/>
+        <w:rPr>
+          <w:rFonts w:hint="default" w:ascii="Consolas" w:hAnsi="Consolas" w:eastAsia="Consolas" w:cs="Consolas"/>
+          <w:b w:val="0"/>
+          <w:bCs w:val="0"/>
+          <w:color w:val="3B3B3B"/>
+          <w:sz w:val="24"/>
+          <w:szCs w:val="24"/>
+        </w:rPr>
+      </w:pPr>
+      <w:r>
+        <w:rPr>
+          <w:rFonts w:hint="default" w:ascii="Consolas" w:hAnsi="Consolas" w:eastAsia="Consolas" w:cs="Consolas"/>
+          <w:b w:val="0"/>
+          <w:bCs w:val="0"/>
+          <w:color w:val="A31515"/>
+          <w:kern w:val="0"/>
+          <w:sz w:val="24"/>
+          <w:szCs w:val="24"/>
+          <w:shd w:val="clear" w:fill="FFFFFF"/>
+          <w:lang w:val="en-US" w:eastAsia="zh-CN" w:bidi="ar"/>
+          <w14:ligatures w14:val="standardContextual"/>
+        </w:rPr>
+        <w:t xml:space="preserve">        </w:t>
+      </w:r>
+      <w:r>
+        <w:rPr>
+          <w:rFonts w:hint="default" w:ascii="Consolas" w:hAnsi="Consolas" w:eastAsia="Consolas" w:cs="Consolas"/>
+          <w:b w:val="0"/>
+          <w:bCs w:val="0"/>
+          <w:color w:val="0000FF"/>
+          <w:kern w:val="0"/>
+          <w:sz w:val="24"/>
+          <w:szCs w:val="24"/>
+          <w:shd w:val="clear" w:fill="FFFFFF"/>
+          <w:lang w:val="en-US" w:eastAsia="zh-CN" w:bidi="ar"/>
+          <w14:ligatures w14:val="standardContextual"/>
+        </w:rPr>
+        <w:t>ON</w:t>
+      </w:r>
+      <w:r>
+        <w:rPr>
+          <w:rFonts w:hint="default" w:ascii="Consolas" w:hAnsi="Consolas" w:eastAsia="Consolas" w:cs="Consolas"/>
+          <w:b w:val="0"/>
+          <w:bCs w:val="0"/>
+          <w:color w:val="A31515"/>
+          <w:kern w:val="0"/>
+          <w:sz w:val="24"/>
+          <w:szCs w:val="24"/>
+          <w:shd w:val="clear" w:fill="FFFFFF"/>
+          <w:lang w:val="en-US" w:eastAsia="zh-CN" w:bidi="ar"/>
+          <w14:ligatures w14:val="standardContextual"/>
+        </w:rPr>
+        <w:t xml:space="preserve"> mashgulotlar.trener_id </w:t>
+      </w:r>
+      <w:r>
+        <w:rPr>
+          <w:rFonts w:hint="default" w:ascii="Consolas" w:hAnsi="Consolas" w:eastAsia="Consolas" w:cs="Consolas"/>
+          <w:b w:val="0"/>
+          <w:bCs w:val="0"/>
+          <w:color w:val="000000"/>
+          <w:kern w:val="0"/>
+          <w:sz w:val="24"/>
+          <w:szCs w:val="24"/>
+          <w:shd w:val="clear" w:fill="FFFFFF"/>
+          <w:lang w:val="en-US" w:eastAsia="zh-CN" w:bidi="ar"/>
+          <w14:ligatures w14:val="standardContextual"/>
+        </w:rPr>
+        <w:t>=</w:t>
+      </w:r>
+      <w:r>
+        <w:rPr>
+          <w:rFonts w:hint="default" w:ascii="Consolas" w:hAnsi="Consolas" w:eastAsia="Consolas" w:cs="Consolas"/>
+          <w:b w:val="0"/>
+          <w:bCs w:val="0"/>
+          <w:color w:val="A31515"/>
+          <w:kern w:val="0"/>
+          <w:sz w:val="24"/>
+          <w:szCs w:val="24"/>
+          <w:shd w:val="clear" w:fill="FFFFFF"/>
+          <w:lang w:val="en-US" w:eastAsia="zh-CN" w:bidi="ar"/>
+          <w14:ligatures w14:val="standardContextual"/>
+        </w:rPr>
+        <w:t xml:space="preserve"> trenerlar.id</w:t>
+      </w:r>
+    </w:p>
+    <w:p>
+      <w:pPr>
+        <w:keepNext w:val="0"/>
+        <w:keepLines w:val="0"/>
+        <w:widowControl/>
+        <w:suppressLineNumbers w:val="0"/>
+        <w:shd w:val="clear" w:fill="FFFFFF"/>
+        <w:spacing w:line="228" w:lineRule="atLeast"/>
+        <w:jc w:val="left"/>
+        <w:rPr>
+          <w:rFonts w:hint="default" w:ascii="Consolas" w:hAnsi="Consolas" w:eastAsia="Consolas" w:cs="Consolas"/>
+          <w:b w:val="0"/>
+          <w:bCs w:val="0"/>
+          <w:color w:val="3B3B3B"/>
+          <w:sz w:val="24"/>
+          <w:szCs w:val="24"/>
+        </w:rPr>
+      </w:pPr>
+      <w:r>
+        <w:rPr>
+          <w:rFonts w:hint="default" w:ascii="Consolas" w:hAnsi="Consolas" w:eastAsia="Consolas" w:cs="Consolas"/>
+          <w:b w:val="0"/>
+          <w:bCs w:val="0"/>
+          <w:color w:val="A31515"/>
+          <w:kern w:val="0"/>
+          <w:sz w:val="24"/>
+          <w:szCs w:val="24"/>
+          <w:shd w:val="clear" w:fill="FFFFFF"/>
+          <w:lang w:val="en-US" w:eastAsia="zh-CN" w:bidi="ar"/>
+          <w14:ligatures w14:val="standardContextual"/>
+        </w:rPr>
+        <w:t xml:space="preserve">        </w:t>
+      </w:r>
+      <w:r>
+        <w:rPr>
+          <w:rFonts w:hint="default" w:ascii="Consolas" w:hAnsi="Consolas" w:eastAsia="Consolas" w:cs="Consolas"/>
+          <w:b w:val="0"/>
+          <w:bCs w:val="0"/>
+          <w:color w:val="0000FF"/>
+          <w:kern w:val="0"/>
+          <w:sz w:val="24"/>
+          <w:szCs w:val="24"/>
+          <w:shd w:val="clear" w:fill="FFFFFF"/>
+          <w:lang w:val="en-US" w:eastAsia="zh-CN" w:bidi="ar"/>
+          <w14:ligatures w14:val="standardContextual"/>
+        </w:rPr>
+        <w:t>INNER JOIN</w:t>
+      </w:r>
+      <w:r>
+        <w:rPr>
+          <w:rFonts w:hint="default" w:ascii="Consolas" w:hAnsi="Consolas" w:eastAsia="Consolas" w:cs="Consolas"/>
+          <w:b w:val="0"/>
+          <w:bCs w:val="0"/>
+          <w:color w:val="A31515"/>
+          <w:kern w:val="0"/>
+          <w:sz w:val="24"/>
+          <w:szCs w:val="24"/>
+          <w:shd w:val="clear" w:fill="FFFFFF"/>
+          <w:lang w:val="en-US" w:eastAsia="zh-CN" w:bidi="ar"/>
+          <w14:ligatures w14:val="standardContextual"/>
+        </w:rPr>
+        <w:t xml:space="preserve"> mijozlar </w:t>
+      </w:r>
+    </w:p>
+    <w:p>
+      <w:pPr>
+        <w:keepNext w:val="0"/>
+        <w:keepLines w:val="0"/>
+        <w:widowControl/>
+        <w:suppressLineNumbers w:val="0"/>
+        <w:shd w:val="clear" w:fill="FFFFFF"/>
+        <w:spacing w:line="228" w:lineRule="atLeast"/>
+        <w:jc w:val="left"/>
+        <w:rPr>
+          <w:rFonts w:hint="default" w:ascii="Consolas" w:hAnsi="Consolas" w:eastAsia="Consolas" w:cs="Consolas"/>
+          <w:b w:val="0"/>
+          <w:bCs w:val="0"/>
+          <w:color w:val="3B3B3B"/>
+          <w:sz w:val="24"/>
+          <w:szCs w:val="24"/>
+        </w:rPr>
+      </w:pPr>
+      <w:r>
+        <w:rPr>
+          <w:rFonts w:hint="default" w:ascii="Consolas" w:hAnsi="Consolas" w:eastAsia="Consolas" w:cs="Consolas"/>
+          <w:b w:val="0"/>
+          <w:bCs w:val="0"/>
+          <w:color w:val="A31515"/>
+          <w:kern w:val="0"/>
+          <w:sz w:val="24"/>
+          <w:szCs w:val="24"/>
+          <w:shd w:val="clear" w:fill="FFFFFF"/>
+          <w:lang w:val="en-US" w:eastAsia="zh-CN" w:bidi="ar"/>
+          <w14:ligatures w14:val="standardContextual"/>
+        </w:rPr>
+        <w:t xml:space="preserve">        </w:t>
+      </w:r>
+      <w:r>
+        <w:rPr>
+          <w:rFonts w:hint="default" w:ascii="Consolas" w:hAnsi="Consolas" w:eastAsia="Consolas" w:cs="Consolas"/>
+          <w:b w:val="0"/>
+          <w:bCs w:val="0"/>
+          <w:color w:val="0000FF"/>
+          <w:kern w:val="0"/>
+          <w:sz w:val="24"/>
+          <w:szCs w:val="24"/>
+          <w:shd w:val="clear" w:fill="FFFFFF"/>
+          <w:lang w:val="en-US" w:eastAsia="zh-CN" w:bidi="ar"/>
+          <w14:ligatures w14:val="standardContextual"/>
+        </w:rPr>
+        <w:t>ON</w:t>
+      </w:r>
+      <w:r>
+        <w:rPr>
+          <w:rFonts w:hint="default" w:ascii="Consolas" w:hAnsi="Consolas" w:eastAsia="Consolas" w:cs="Consolas"/>
+          <w:b w:val="0"/>
+          <w:bCs w:val="0"/>
+          <w:color w:val="A31515"/>
+          <w:kern w:val="0"/>
+          <w:sz w:val="24"/>
+          <w:szCs w:val="24"/>
+          <w:shd w:val="clear" w:fill="FFFFFF"/>
+          <w:lang w:val="en-US" w:eastAsia="zh-CN" w:bidi="ar"/>
+          <w14:ligatures w14:val="standardContextual"/>
+        </w:rPr>
+        <w:t xml:space="preserve"> mashgulotlar.mijoz_id </w:t>
+      </w:r>
+      <w:r>
+        <w:rPr>
+          <w:rFonts w:hint="default" w:ascii="Consolas" w:hAnsi="Consolas" w:eastAsia="Consolas" w:cs="Consolas"/>
+          <w:b w:val="0"/>
+          <w:bCs w:val="0"/>
+          <w:color w:val="000000"/>
+          <w:kern w:val="0"/>
+          <w:sz w:val="24"/>
+          <w:szCs w:val="24"/>
+          <w:shd w:val="clear" w:fill="FFFFFF"/>
+          <w:lang w:val="en-US" w:eastAsia="zh-CN" w:bidi="ar"/>
+          <w14:ligatures w14:val="standardContextual"/>
+        </w:rPr>
+        <w:t>=</w:t>
+      </w:r>
+      <w:r>
+        <w:rPr>
+          <w:rFonts w:hint="default" w:ascii="Consolas" w:hAnsi="Consolas" w:eastAsia="Consolas" w:cs="Consolas"/>
+          <w:b w:val="0"/>
+          <w:bCs w:val="0"/>
+          <w:color w:val="A31515"/>
+          <w:kern w:val="0"/>
+          <w:sz w:val="24"/>
+          <w:szCs w:val="24"/>
+          <w:shd w:val="clear" w:fill="FFFFFF"/>
+          <w:lang w:val="en-US" w:eastAsia="zh-CN" w:bidi="ar"/>
+          <w14:ligatures w14:val="standardContextual"/>
+        </w:rPr>
+        <w:t xml:space="preserve"> mijozlar.id"</w:t>
+      </w:r>
+      <w:r>
+        <w:rPr>
+          <w:rFonts w:hint="default" w:ascii="Consolas" w:hAnsi="Consolas" w:eastAsia="Consolas" w:cs="Consolas"/>
+          <w:b w:val="0"/>
+          <w:bCs w:val="0"/>
+          <w:color w:val="000000"/>
+          <w:kern w:val="0"/>
+          <w:sz w:val="24"/>
+          <w:szCs w:val="24"/>
+          <w:shd w:val="clear" w:fill="FFFFFF"/>
+          <w:lang w:val="en-US" w:eastAsia="zh-CN" w:bidi="ar"/>
+          <w14:ligatures w14:val="standardContextual"/>
+        </w:rPr>
+        <w:t>;</w:t>
+      </w:r>
+    </w:p>
+    <w:p>
+      <w:pPr>
+        <w:keepNext w:val="0"/>
+        <w:keepLines w:val="0"/>
+        <w:widowControl/>
+        <w:suppressLineNumbers w:val="0"/>
+        <w:jc w:val="left"/>
+        <w:rPr>
+          <w:sz w:val="32"/>
+          <w:szCs w:val="32"/>
+        </w:rPr>
+      </w:pPr>
+    </w:p>
+    <w:p>
+      <w:pPr>
+        <w:keepNext w:val="0"/>
+        <w:keepLines w:val="0"/>
+        <w:widowControl/>
+        <w:suppressLineNumbers w:val="0"/>
+        <w:shd w:val="clear" w:fill="FFFFFF"/>
+        <w:spacing w:line="228" w:lineRule="atLeast"/>
+        <w:jc w:val="left"/>
+        <w:rPr>
+          <w:rFonts w:hint="default" w:ascii="Consolas" w:hAnsi="Consolas" w:eastAsia="Consolas" w:cs="Consolas"/>
+          <w:b w:val="0"/>
+          <w:bCs w:val="0"/>
+          <w:color w:val="3B3B3B"/>
+          <w:sz w:val="24"/>
+          <w:szCs w:val="24"/>
+        </w:rPr>
+      </w:pPr>
+      <w:r>
+        <w:rPr>
+          <w:rFonts w:hint="default" w:ascii="Consolas" w:hAnsi="Consolas" w:eastAsia="Consolas" w:cs="Consolas"/>
+          <w:b w:val="0"/>
+          <w:bCs w:val="0"/>
+          <w:color w:val="001080"/>
+          <w:kern w:val="0"/>
+          <w:sz w:val="24"/>
+          <w:szCs w:val="24"/>
+          <w:shd w:val="clear" w:fill="FFFFFF"/>
+          <w:lang w:val="en-US" w:eastAsia="zh-CN" w:bidi="ar"/>
+          <w14:ligatures w14:val="standardContextual"/>
+        </w:rPr>
+        <w:t>$result</w:t>
+      </w:r>
+      <w:r>
+        <w:rPr>
+          <w:rFonts w:hint="default" w:ascii="Consolas" w:hAnsi="Consolas" w:eastAsia="Consolas" w:cs="Consolas"/>
+          <w:b w:val="0"/>
+          <w:bCs w:val="0"/>
+          <w:color w:val="000000"/>
+          <w:kern w:val="0"/>
+          <w:sz w:val="24"/>
+          <w:szCs w:val="24"/>
+          <w:shd w:val="clear" w:fill="FFFFFF"/>
+          <w:lang w:val="en-US" w:eastAsia="zh-CN" w:bidi="ar"/>
+          <w14:ligatures w14:val="standardContextual"/>
+        </w:rPr>
+        <w:t xml:space="preserve"> = </w:t>
+      </w:r>
+      <w:r>
+        <w:rPr>
+          <w:rFonts w:hint="default" w:ascii="Consolas" w:hAnsi="Consolas" w:eastAsia="Consolas" w:cs="Consolas"/>
+          <w:b w:val="0"/>
+          <w:bCs w:val="0"/>
+          <w:color w:val="001080"/>
+          <w:kern w:val="0"/>
+          <w:sz w:val="24"/>
+          <w:szCs w:val="24"/>
+          <w:shd w:val="clear" w:fill="FFFFFF"/>
+          <w:lang w:val="en-US" w:eastAsia="zh-CN" w:bidi="ar"/>
+          <w14:ligatures w14:val="standardContextual"/>
+        </w:rPr>
+        <w:t>$conn</w:t>
+      </w:r>
+      <w:r>
+        <w:rPr>
+          <w:rFonts w:hint="default" w:ascii="Consolas" w:hAnsi="Consolas" w:eastAsia="Consolas" w:cs="Consolas"/>
+          <w:b w:val="0"/>
+          <w:bCs w:val="0"/>
+          <w:color w:val="000000"/>
+          <w:kern w:val="0"/>
+          <w:sz w:val="24"/>
+          <w:szCs w:val="24"/>
+          <w:shd w:val="clear" w:fill="FFFFFF"/>
+          <w:lang w:val="en-US" w:eastAsia="zh-CN" w:bidi="ar"/>
+          <w14:ligatures w14:val="standardContextual"/>
+        </w:rPr>
+        <w:t>-&gt;</w:t>
+      </w:r>
+      <w:r>
+        <w:rPr>
+          <w:rFonts w:hint="default" w:ascii="Consolas" w:hAnsi="Consolas" w:eastAsia="Consolas" w:cs="Consolas"/>
+          <w:b w:val="0"/>
+          <w:bCs w:val="0"/>
+          <w:color w:val="795E26"/>
+          <w:kern w:val="0"/>
+          <w:sz w:val="24"/>
+          <w:szCs w:val="24"/>
+          <w:shd w:val="clear" w:fill="FFFFFF"/>
+          <w:lang w:val="en-US" w:eastAsia="zh-CN" w:bidi="ar"/>
+          <w14:ligatures w14:val="standardContextual"/>
+        </w:rPr>
+        <w:t>query</w:t>
+      </w:r>
+      <w:r>
+        <w:rPr>
+          <w:rFonts w:hint="default" w:ascii="Consolas" w:hAnsi="Consolas" w:eastAsia="Consolas" w:cs="Consolas"/>
+          <w:b w:val="0"/>
+          <w:bCs w:val="0"/>
+          <w:color w:val="000000"/>
+          <w:kern w:val="0"/>
+          <w:sz w:val="24"/>
+          <w:szCs w:val="24"/>
+          <w:shd w:val="clear" w:fill="FFFFFF"/>
+          <w:lang w:val="en-US" w:eastAsia="zh-CN" w:bidi="ar"/>
+          <w14:ligatures w14:val="standardContextual"/>
+        </w:rPr>
+        <w:t>(</w:t>
+      </w:r>
+      <w:r>
+        <w:rPr>
+          <w:rFonts w:hint="default" w:ascii="Consolas" w:hAnsi="Consolas" w:eastAsia="Consolas" w:cs="Consolas"/>
+          <w:b w:val="0"/>
+          <w:bCs w:val="0"/>
+          <w:color w:val="001080"/>
+          <w:kern w:val="0"/>
+          <w:sz w:val="24"/>
+          <w:szCs w:val="24"/>
+          <w:shd w:val="clear" w:fill="FFFFFF"/>
+          <w:lang w:val="en-US" w:eastAsia="zh-CN" w:bidi="ar"/>
+          <w14:ligatures w14:val="standardContextual"/>
+        </w:rPr>
+        <w:t>$sql</w:t>
+      </w:r>
+      <w:r>
+        <w:rPr>
+          <w:rFonts w:hint="default" w:ascii="Consolas" w:hAnsi="Consolas" w:eastAsia="Consolas" w:cs="Consolas"/>
+          <w:b w:val="0"/>
+          <w:bCs w:val="0"/>
+          <w:color w:val="000000"/>
+          <w:kern w:val="0"/>
+          <w:sz w:val="24"/>
+          <w:szCs w:val="24"/>
+          <w:shd w:val="clear" w:fill="FFFFFF"/>
+          <w:lang w:val="en-US" w:eastAsia="zh-CN" w:bidi="ar"/>
+          <w14:ligatures w14:val="standardContextual"/>
+        </w:rPr>
+        <w:t>);</w:t>
+      </w:r>
+    </w:p>
+    <w:p>
+      <w:pPr>
+        <w:keepNext w:val="0"/>
+        <w:keepLines w:val="0"/>
+        <w:widowControl/>
+        <w:suppressLineNumbers w:val="0"/>
+        <w:shd w:val="clear" w:fill="FFFFFF"/>
+        <w:spacing w:line="228" w:lineRule="atLeast"/>
+        <w:jc w:val="left"/>
+        <w:rPr>
+          <w:rFonts w:hint="default" w:ascii="Consolas" w:hAnsi="Consolas" w:eastAsia="Consolas" w:cs="Consolas"/>
+          <w:b w:val="0"/>
+          <w:bCs w:val="0"/>
+          <w:color w:val="3B3B3B"/>
+          <w:sz w:val="24"/>
+          <w:szCs w:val="24"/>
+        </w:rPr>
+      </w:pPr>
+      <w:r>
+        <w:rPr>
+          <w:rFonts w:hint="default" w:ascii="Consolas" w:hAnsi="Consolas" w:eastAsia="Consolas" w:cs="Consolas"/>
+          <w:b w:val="0"/>
+          <w:bCs w:val="0"/>
+          <w:color w:val="800000"/>
+          <w:kern w:val="0"/>
+          <w:sz w:val="24"/>
+          <w:szCs w:val="24"/>
+          <w:shd w:val="clear" w:fill="FFFFFF"/>
+          <w:lang w:val="en-US" w:eastAsia="zh-CN" w:bidi="ar"/>
+          <w14:ligatures w14:val="standardContextual"/>
+        </w:rPr>
+        <w:t>?&gt;</w:t>
+      </w:r>
+    </w:p>
+    <w:p>
+      <w:pPr>
+        <w:keepNext w:val="0"/>
+        <w:keepLines w:val="0"/>
+        <w:widowControl/>
+        <w:suppressLineNumbers w:val="0"/>
+        <w:jc w:val="left"/>
+        <w:rPr>
+          <w:sz w:val="32"/>
+          <w:szCs w:val="32"/>
+        </w:rPr>
+      </w:pPr>
+    </w:p>
+    <w:p>
+      <w:pPr>
+        <w:keepNext w:val="0"/>
+        <w:keepLines w:val="0"/>
+        <w:widowControl/>
+        <w:suppressLineNumbers w:val="0"/>
+        <w:shd w:val="clear" w:fill="FFFFFF"/>
+        <w:spacing w:line="228" w:lineRule="atLeast"/>
+        <w:jc w:val="left"/>
+        <w:rPr>
+          <w:rFonts w:hint="default" w:ascii="Consolas" w:hAnsi="Consolas" w:eastAsia="Consolas" w:cs="Consolas"/>
+          <w:b w:val="0"/>
+          <w:bCs w:val="0"/>
+          <w:color w:val="3B3B3B"/>
+          <w:sz w:val="24"/>
+          <w:szCs w:val="24"/>
+        </w:rPr>
+      </w:pPr>
+      <w:r>
+        <w:rPr>
+          <w:rFonts w:hint="default" w:ascii="Consolas" w:hAnsi="Consolas" w:eastAsia="Consolas" w:cs="Consolas"/>
+          <w:b w:val="0"/>
+          <w:bCs w:val="0"/>
+          <w:color w:val="800000"/>
+          <w:kern w:val="0"/>
+          <w:sz w:val="24"/>
+          <w:szCs w:val="24"/>
+          <w:shd w:val="clear" w:fill="FFFFFF"/>
+          <w:lang w:val="en-US" w:eastAsia="zh-CN" w:bidi="ar"/>
+          <w14:ligatures w14:val="standardContextual"/>
+        </w:rPr>
+        <w:t>&lt;!DOCTYPE</w:t>
+      </w:r>
+      <w:r>
+        <w:rPr>
+          <w:rFonts w:hint="default" w:ascii="Consolas" w:hAnsi="Consolas" w:eastAsia="Consolas" w:cs="Consolas"/>
+          <w:b w:val="0"/>
+          <w:bCs w:val="0"/>
+          <w:color w:val="3B3B3B"/>
+          <w:kern w:val="0"/>
+          <w:sz w:val="24"/>
+          <w:szCs w:val="24"/>
+          <w:shd w:val="clear" w:fill="FFFFFF"/>
+          <w:lang w:val="en-US" w:eastAsia="zh-CN" w:bidi="ar"/>
+          <w14:ligatures w14:val="standardContextual"/>
+        </w:rPr>
+        <w:t xml:space="preserve"> </w:t>
+      </w:r>
+      <w:r>
+        <w:rPr>
+          <w:rFonts w:hint="default" w:ascii="Consolas" w:hAnsi="Consolas" w:eastAsia="Consolas" w:cs="Consolas"/>
+          <w:b w:val="0"/>
+          <w:bCs w:val="0"/>
+          <w:color w:val="E50000"/>
+          <w:kern w:val="0"/>
+          <w:sz w:val="24"/>
+          <w:szCs w:val="24"/>
+          <w:shd w:val="clear" w:fill="FFFFFF"/>
+          <w:lang w:val="en-US" w:eastAsia="zh-CN" w:bidi="ar"/>
+          <w14:ligatures w14:val="standardContextual"/>
+        </w:rPr>
+        <w:t>html</w:t>
+      </w:r>
+      <w:r>
+        <w:rPr>
+          <w:rFonts w:hint="default" w:ascii="Consolas" w:hAnsi="Consolas" w:eastAsia="Consolas" w:cs="Consolas"/>
+          <w:b w:val="0"/>
+          <w:bCs w:val="0"/>
+          <w:color w:val="800000"/>
+          <w:kern w:val="0"/>
+          <w:sz w:val="24"/>
+          <w:szCs w:val="24"/>
+          <w:shd w:val="clear" w:fill="FFFFFF"/>
+          <w:lang w:val="en-US" w:eastAsia="zh-CN" w:bidi="ar"/>
+          <w14:ligatures w14:val="standardContextual"/>
+        </w:rPr>
+        <w:t>&gt;</w:t>
+      </w:r>
+    </w:p>
+    <w:p>
+      <w:pPr>
+        <w:keepNext w:val="0"/>
+        <w:keepLines w:val="0"/>
+        <w:widowControl/>
+        <w:suppressLineNumbers w:val="0"/>
+        <w:shd w:val="clear" w:fill="FFFFFF"/>
+        <w:spacing w:line="228" w:lineRule="atLeast"/>
+        <w:jc w:val="left"/>
+        <w:rPr>
+          <w:rFonts w:hint="default" w:ascii="Consolas" w:hAnsi="Consolas" w:eastAsia="Consolas" w:cs="Consolas"/>
+          <w:b w:val="0"/>
+          <w:bCs w:val="0"/>
+          <w:color w:val="3B3B3B"/>
+          <w:sz w:val="24"/>
+          <w:szCs w:val="24"/>
+        </w:rPr>
+      </w:pPr>
+      <w:r>
+        <w:rPr>
+          <w:rFonts w:hint="default" w:ascii="Consolas" w:hAnsi="Consolas" w:eastAsia="Consolas" w:cs="Consolas"/>
+          <w:b w:val="0"/>
+          <w:bCs w:val="0"/>
+          <w:color w:val="800000"/>
+          <w:kern w:val="0"/>
+          <w:sz w:val="24"/>
+          <w:szCs w:val="24"/>
+          <w:shd w:val="clear" w:fill="FFFFFF"/>
+          <w:lang w:val="en-US" w:eastAsia="zh-CN" w:bidi="ar"/>
+          <w14:ligatures w14:val="standardContextual"/>
+        </w:rPr>
+        <w:t>&lt;html</w:t>
+      </w:r>
+      <w:r>
+        <w:rPr>
+          <w:rFonts w:hint="default" w:ascii="Consolas" w:hAnsi="Consolas" w:eastAsia="Consolas" w:cs="Consolas"/>
+          <w:b w:val="0"/>
+          <w:bCs w:val="0"/>
+          <w:color w:val="3B3B3B"/>
+          <w:kern w:val="0"/>
+          <w:sz w:val="24"/>
+          <w:szCs w:val="24"/>
+          <w:shd w:val="clear" w:fill="FFFFFF"/>
+          <w:lang w:val="en-US" w:eastAsia="zh-CN" w:bidi="ar"/>
+          <w14:ligatures w14:val="standardContextual"/>
+        </w:rPr>
+        <w:t xml:space="preserve"> </w:t>
+      </w:r>
+      <w:r>
+        <w:rPr>
+          <w:rFonts w:hint="default" w:ascii="Consolas" w:hAnsi="Consolas" w:eastAsia="Consolas" w:cs="Consolas"/>
+          <w:b w:val="0"/>
+          <w:bCs w:val="0"/>
+          <w:color w:val="E50000"/>
+          <w:kern w:val="0"/>
+          <w:sz w:val="24"/>
+          <w:szCs w:val="24"/>
+          <w:shd w:val="clear" w:fill="FFFFFF"/>
+          <w:lang w:val="en-US" w:eastAsia="zh-CN" w:bidi="ar"/>
+          <w14:ligatures w14:val="standardContextual"/>
+        </w:rPr>
+        <w:t>lang</w:t>
+      </w:r>
+      <w:r>
+        <w:rPr>
+          <w:rFonts w:hint="default" w:ascii="Consolas" w:hAnsi="Consolas" w:eastAsia="Consolas" w:cs="Consolas"/>
+          <w:b w:val="0"/>
+          <w:bCs w:val="0"/>
+          <w:color w:val="3B3B3B"/>
+          <w:kern w:val="0"/>
+          <w:sz w:val="24"/>
+          <w:szCs w:val="24"/>
+          <w:shd w:val="clear" w:fill="FFFFFF"/>
+          <w:lang w:val="en-US" w:eastAsia="zh-CN" w:bidi="ar"/>
+          <w14:ligatures w14:val="standardContextual"/>
+        </w:rPr>
+        <w:t>=</w:t>
+      </w:r>
+      <w:r>
+        <w:rPr>
+          <w:rFonts w:hint="default" w:ascii="Consolas" w:hAnsi="Consolas" w:eastAsia="Consolas" w:cs="Consolas"/>
+          <w:b w:val="0"/>
+          <w:bCs w:val="0"/>
+          <w:color w:val="0000FF"/>
+          <w:kern w:val="0"/>
+          <w:sz w:val="24"/>
+          <w:szCs w:val="24"/>
+          <w:shd w:val="clear" w:fill="FFFFFF"/>
+          <w:lang w:val="en-US" w:eastAsia="zh-CN" w:bidi="ar"/>
+          <w14:ligatures w14:val="standardContextual"/>
+        </w:rPr>
+        <w:t>"uz"</w:t>
+      </w:r>
+      <w:r>
+        <w:rPr>
+          <w:rFonts w:hint="default" w:ascii="Consolas" w:hAnsi="Consolas" w:eastAsia="Consolas" w:cs="Consolas"/>
+          <w:b w:val="0"/>
+          <w:bCs w:val="0"/>
+          <w:color w:val="800000"/>
+          <w:kern w:val="0"/>
+          <w:sz w:val="24"/>
+          <w:szCs w:val="24"/>
+          <w:shd w:val="clear" w:fill="FFFFFF"/>
+          <w:lang w:val="en-US" w:eastAsia="zh-CN" w:bidi="ar"/>
+          <w14:ligatures w14:val="standardContextual"/>
+        </w:rPr>
+        <w:t>&gt;</w:t>
+      </w:r>
+    </w:p>
+    <w:p>
+      <w:pPr>
+        <w:keepNext w:val="0"/>
+        <w:keepLines w:val="0"/>
+        <w:widowControl/>
+        <w:suppressLineNumbers w:val="0"/>
+        <w:shd w:val="clear" w:fill="FFFFFF"/>
+        <w:spacing w:line="228" w:lineRule="atLeast"/>
+        <w:jc w:val="left"/>
+        <w:rPr>
+          <w:rFonts w:hint="default" w:ascii="Consolas" w:hAnsi="Consolas" w:eastAsia="Consolas" w:cs="Consolas"/>
+          <w:b w:val="0"/>
+          <w:bCs w:val="0"/>
+          <w:color w:val="3B3B3B"/>
+          <w:sz w:val="24"/>
+          <w:szCs w:val="24"/>
+        </w:rPr>
+      </w:pPr>
+      <w:r>
+        <w:rPr>
+          <w:rFonts w:hint="default" w:ascii="Consolas" w:hAnsi="Consolas" w:eastAsia="Consolas" w:cs="Consolas"/>
+          <w:b w:val="0"/>
+          <w:bCs w:val="0"/>
+          <w:color w:val="800000"/>
+          <w:kern w:val="0"/>
+          <w:sz w:val="24"/>
+          <w:szCs w:val="24"/>
+          <w:shd w:val="clear" w:fill="FFFFFF"/>
+          <w:lang w:val="en-US" w:eastAsia="zh-CN" w:bidi="ar"/>
+          <w14:ligatures w14:val="standardContextual"/>
+        </w:rPr>
+        <w:t>&lt;head&gt;</w:t>
+      </w:r>
+    </w:p>
+    <w:p>
+      <w:pPr>
+        <w:keepNext w:val="0"/>
+        <w:keepLines w:val="0"/>
+        <w:widowControl/>
+        <w:suppressLineNumbers w:val="0"/>
+        <w:shd w:val="clear" w:fill="FFFFFF"/>
+        <w:spacing w:line="228" w:lineRule="atLeast"/>
+        <w:jc w:val="left"/>
+        <w:rPr>
+          <w:rFonts w:hint="default" w:ascii="Consolas" w:hAnsi="Consolas" w:eastAsia="Consolas" w:cs="Consolas"/>
+          <w:b w:val="0"/>
+          <w:bCs w:val="0"/>
+          <w:color w:val="3B3B3B"/>
+          <w:sz w:val="24"/>
+          <w:szCs w:val="24"/>
+        </w:rPr>
+      </w:pPr>
+      <w:r>
+        <w:rPr>
+          <w:rFonts w:hint="default" w:ascii="Consolas" w:hAnsi="Consolas" w:eastAsia="Consolas" w:cs="Consolas"/>
+          <w:b w:val="0"/>
+          <w:bCs w:val="0"/>
+          <w:color w:val="800000"/>
+          <w:kern w:val="0"/>
+          <w:sz w:val="24"/>
+          <w:szCs w:val="24"/>
+          <w:shd w:val="clear" w:fill="FFFFFF"/>
+          <w:lang w:val="en-US" w:eastAsia="zh-CN" w:bidi="ar"/>
+          <w14:ligatures w14:val="standardContextual"/>
+        </w:rPr>
+        <w:t>&lt;meta</w:t>
+      </w:r>
+      <w:r>
+        <w:rPr>
+          <w:rFonts w:hint="default" w:ascii="Consolas" w:hAnsi="Consolas" w:eastAsia="Consolas" w:cs="Consolas"/>
+          <w:b w:val="0"/>
+          <w:bCs w:val="0"/>
+          <w:color w:val="3B3B3B"/>
+          <w:kern w:val="0"/>
+          <w:sz w:val="24"/>
+          <w:szCs w:val="24"/>
+          <w:shd w:val="clear" w:fill="FFFFFF"/>
+          <w:lang w:val="en-US" w:eastAsia="zh-CN" w:bidi="ar"/>
+          <w14:ligatures w14:val="standardContextual"/>
+        </w:rPr>
+        <w:t xml:space="preserve"> </w:t>
+      </w:r>
+      <w:r>
+        <w:rPr>
+          <w:rFonts w:hint="default" w:ascii="Consolas" w:hAnsi="Consolas" w:eastAsia="Consolas" w:cs="Consolas"/>
+          <w:b w:val="0"/>
+          <w:bCs w:val="0"/>
+          <w:color w:val="E50000"/>
+          <w:kern w:val="0"/>
+          <w:sz w:val="24"/>
+          <w:szCs w:val="24"/>
+          <w:shd w:val="clear" w:fill="FFFFFF"/>
+          <w:lang w:val="en-US" w:eastAsia="zh-CN" w:bidi="ar"/>
+          <w14:ligatures w14:val="standardContextual"/>
+        </w:rPr>
+        <w:t>charset</w:t>
+      </w:r>
+      <w:r>
+        <w:rPr>
+          <w:rFonts w:hint="default" w:ascii="Consolas" w:hAnsi="Consolas" w:eastAsia="Consolas" w:cs="Consolas"/>
+          <w:b w:val="0"/>
+          <w:bCs w:val="0"/>
+          <w:color w:val="3B3B3B"/>
+          <w:kern w:val="0"/>
+          <w:sz w:val="24"/>
+          <w:szCs w:val="24"/>
+          <w:shd w:val="clear" w:fill="FFFFFF"/>
+          <w:lang w:val="en-US" w:eastAsia="zh-CN" w:bidi="ar"/>
+          <w14:ligatures w14:val="standardContextual"/>
+        </w:rPr>
+        <w:t>=</w:t>
+      </w:r>
+      <w:r>
+        <w:rPr>
+          <w:rFonts w:hint="default" w:ascii="Consolas" w:hAnsi="Consolas" w:eastAsia="Consolas" w:cs="Consolas"/>
+          <w:b w:val="0"/>
+          <w:bCs w:val="0"/>
+          <w:color w:val="0000FF"/>
+          <w:kern w:val="0"/>
+          <w:sz w:val="24"/>
+          <w:szCs w:val="24"/>
+          <w:shd w:val="clear" w:fill="FFFFFF"/>
+          <w:lang w:val="en-US" w:eastAsia="zh-CN" w:bidi="ar"/>
+          <w14:ligatures w14:val="standardContextual"/>
+        </w:rPr>
+        <w:t>"UTF-8"</w:t>
+      </w:r>
+      <w:r>
+        <w:rPr>
+          <w:rFonts w:hint="default" w:ascii="Consolas" w:hAnsi="Consolas" w:eastAsia="Consolas" w:cs="Consolas"/>
+          <w:b w:val="0"/>
+          <w:bCs w:val="0"/>
+          <w:color w:val="800000"/>
+          <w:kern w:val="0"/>
+          <w:sz w:val="24"/>
+          <w:szCs w:val="24"/>
+          <w:shd w:val="clear" w:fill="FFFFFF"/>
+          <w:lang w:val="en-US" w:eastAsia="zh-CN" w:bidi="ar"/>
+          <w14:ligatures w14:val="standardContextual"/>
+        </w:rPr>
+        <w:t>&gt;</w:t>
+      </w:r>
+    </w:p>
+    <w:p>
+      <w:pPr>
+        <w:keepNext w:val="0"/>
+        <w:keepLines w:val="0"/>
+        <w:widowControl/>
+        <w:suppressLineNumbers w:val="0"/>
+        <w:shd w:val="clear" w:fill="FFFFFF"/>
+        <w:spacing w:line="228" w:lineRule="atLeast"/>
+        <w:jc w:val="left"/>
+        <w:rPr>
+          <w:rFonts w:hint="default" w:ascii="Consolas" w:hAnsi="Consolas" w:eastAsia="Consolas" w:cs="Consolas"/>
+          <w:b w:val="0"/>
+          <w:bCs w:val="0"/>
+          <w:color w:val="3B3B3B"/>
+          <w:sz w:val="24"/>
+          <w:szCs w:val="24"/>
+        </w:rPr>
+      </w:pPr>
+      <w:r>
+        <w:rPr>
+          <w:rFonts w:hint="default" w:ascii="Consolas" w:hAnsi="Consolas" w:eastAsia="Consolas" w:cs="Consolas"/>
+          <w:b w:val="0"/>
+          <w:bCs w:val="0"/>
+          <w:color w:val="800000"/>
+          <w:kern w:val="0"/>
+          <w:sz w:val="24"/>
+          <w:szCs w:val="24"/>
+          <w:shd w:val="clear" w:fill="FFFFFF"/>
+          <w:lang w:val="en-US" w:eastAsia="zh-CN" w:bidi="ar"/>
+          <w14:ligatures w14:val="standardContextual"/>
+        </w:rPr>
+        <w:t>&lt;title&gt;</w:t>
+      </w:r>
+      <w:r>
+        <w:rPr>
+          <w:rFonts w:hint="default" w:ascii="Consolas" w:hAnsi="Consolas" w:eastAsia="Consolas" w:cs="Consolas"/>
+          <w:b w:val="0"/>
+          <w:bCs w:val="0"/>
+          <w:color w:val="3B3B3B"/>
+          <w:kern w:val="0"/>
+          <w:sz w:val="24"/>
+          <w:szCs w:val="24"/>
+          <w:shd w:val="clear" w:fill="FFFFFF"/>
+          <w:lang w:val="en-US" w:eastAsia="zh-CN" w:bidi="ar"/>
+          <w14:ligatures w14:val="standardContextual"/>
+        </w:rPr>
+        <w:t>4-Amaliy loyiha</w:t>
+      </w:r>
+      <w:r>
+        <w:rPr>
+          <w:rFonts w:hint="default" w:ascii="Consolas" w:hAnsi="Consolas" w:eastAsia="Consolas" w:cs="Consolas"/>
+          <w:b w:val="0"/>
+          <w:bCs w:val="0"/>
+          <w:color w:val="800000"/>
+          <w:kern w:val="0"/>
+          <w:sz w:val="24"/>
+          <w:szCs w:val="24"/>
+          <w:shd w:val="clear" w:fill="FFFFFF"/>
+          <w:lang w:val="en-US" w:eastAsia="zh-CN" w:bidi="ar"/>
+          <w14:ligatures w14:val="standardContextual"/>
+        </w:rPr>
+        <w:t>&lt;/title&gt;</w:t>
+      </w:r>
+    </w:p>
+    <w:p>
+      <w:pPr>
+        <w:keepNext w:val="0"/>
+        <w:keepLines w:val="0"/>
+        <w:widowControl/>
+        <w:suppressLineNumbers w:val="0"/>
+        <w:jc w:val="left"/>
+        <w:rPr>
+          <w:sz w:val="32"/>
+          <w:szCs w:val="32"/>
+        </w:rPr>
+      </w:pPr>
+    </w:p>
+    <w:p>
+      <w:pPr>
+        <w:keepNext w:val="0"/>
+        <w:keepLines w:val="0"/>
+        <w:widowControl/>
+        <w:suppressLineNumbers w:val="0"/>
+        <w:shd w:val="clear" w:fill="FFFFFF"/>
+        <w:spacing w:line="228" w:lineRule="atLeast"/>
+        <w:jc w:val="left"/>
+        <w:rPr>
+          <w:rFonts w:hint="default" w:ascii="Consolas" w:hAnsi="Consolas" w:eastAsia="Consolas" w:cs="Consolas"/>
+          <w:b w:val="0"/>
+          <w:bCs w:val="0"/>
+          <w:color w:val="3B3B3B"/>
+          <w:sz w:val="24"/>
+          <w:szCs w:val="24"/>
+        </w:rPr>
+      </w:pPr>
+      <w:r>
+        <w:rPr>
+          <w:rFonts w:hint="default" w:ascii="Consolas" w:hAnsi="Consolas" w:eastAsia="Consolas" w:cs="Consolas"/>
+          <w:b w:val="0"/>
+          <w:bCs w:val="0"/>
+          <w:color w:val="800000"/>
+          <w:kern w:val="0"/>
+          <w:sz w:val="24"/>
+          <w:szCs w:val="24"/>
+          <w:shd w:val="clear" w:fill="FFFFFF"/>
+          <w:lang w:val="en-US" w:eastAsia="zh-CN" w:bidi="ar"/>
+          <w14:ligatures w14:val="standardContextual"/>
+        </w:rPr>
+        <w:t>&lt;link</w:t>
+      </w:r>
+      <w:r>
+        <w:rPr>
+          <w:rFonts w:hint="default" w:ascii="Consolas" w:hAnsi="Consolas" w:eastAsia="Consolas" w:cs="Consolas"/>
+          <w:b w:val="0"/>
+          <w:bCs w:val="0"/>
+          <w:color w:val="3B3B3B"/>
+          <w:kern w:val="0"/>
+          <w:sz w:val="24"/>
+          <w:szCs w:val="24"/>
+          <w:shd w:val="clear" w:fill="FFFFFF"/>
+          <w:lang w:val="en-US" w:eastAsia="zh-CN" w:bidi="ar"/>
+          <w14:ligatures w14:val="standardContextual"/>
+        </w:rPr>
+        <w:t xml:space="preserve"> </w:t>
+      </w:r>
+      <w:r>
+        <w:rPr>
+          <w:rFonts w:hint="default" w:ascii="Consolas" w:hAnsi="Consolas" w:eastAsia="Consolas" w:cs="Consolas"/>
+          <w:b w:val="0"/>
+          <w:bCs w:val="0"/>
+          <w:color w:val="E50000"/>
+          <w:kern w:val="0"/>
+          <w:sz w:val="24"/>
+          <w:szCs w:val="24"/>
+          <w:shd w:val="clear" w:fill="FFFFFF"/>
+          <w:lang w:val="en-US" w:eastAsia="zh-CN" w:bidi="ar"/>
+          <w14:ligatures w14:val="standardContextual"/>
+        </w:rPr>
+        <w:t>rel</w:t>
+      </w:r>
+      <w:r>
+        <w:rPr>
+          <w:rFonts w:hint="default" w:ascii="Consolas" w:hAnsi="Consolas" w:eastAsia="Consolas" w:cs="Consolas"/>
+          <w:b w:val="0"/>
+          <w:bCs w:val="0"/>
+          <w:color w:val="3B3B3B"/>
+          <w:kern w:val="0"/>
+          <w:sz w:val="24"/>
+          <w:szCs w:val="24"/>
+          <w:shd w:val="clear" w:fill="FFFFFF"/>
+          <w:lang w:val="en-US" w:eastAsia="zh-CN" w:bidi="ar"/>
+          <w14:ligatures w14:val="standardContextual"/>
+        </w:rPr>
+        <w:t>=</w:t>
+      </w:r>
+      <w:r>
+        <w:rPr>
+          <w:rFonts w:hint="default" w:ascii="Consolas" w:hAnsi="Consolas" w:eastAsia="Consolas" w:cs="Consolas"/>
+          <w:b w:val="0"/>
+          <w:bCs w:val="0"/>
+          <w:color w:val="0000FF"/>
+          <w:kern w:val="0"/>
+          <w:sz w:val="24"/>
+          <w:szCs w:val="24"/>
+          <w:shd w:val="clear" w:fill="FFFFFF"/>
+          <w:lang w:val="en-US" w:eastAsia="zh-CN" w:bidi="ar"/>
+          <w14:ligatures w14:val="standardContextual"/>
+        </w:rPr>
+        <w:t>"stylesheet"</w:t>
+      </w:r>
+      <w:r>
+        <w:rPr>
+          <w:rFonts w:hint="default" w:ascii="Consolas" w:hAnsi="Consolas" w:eastAsia="Consolas" w:cs="Consolas"/>
+          <w:b w:val="0"/>
+          <w:bCs w:val="0"/>
+          <w:color w:val="3B3B3B"/>
+          <w:kern w:val="0"/>
+          <w:sz w:val="24"/>
+          <w:szCs w:val="24"/>
+          <w:shd w:val="clear" w:fill="FFFFFF"/>
+          <w:lang w:val="en-US" w:eastAsia="zh-CN" w:bidi="ar"/>
+          <w14:ligatures w14:val="standardContextual"/>
+        </w:rPr>
+        <w:t xml:space="preserve"> </w:t>
+      </w:r>
+      <w:r>
+        <w:rPr>
+          <w:rFonts w:hint="default" w:ascii="Consolas" w:hAnsi="Consolas" w:eastAsia="Consolas" w:cs="Consolas"/>
+          <w:b w:val="0"/>
+          <w:bCs w:val="0"/>
+          <w:color w:val="E50000"/>
+          <w:kern w:val="0"/>
+          <w:sz w:val="24"/>
+          <w:szCs w:val="24"/>
+          <w:shd w:val="clear" w:fill="FFFFFF"/>
+          <w:lang w:val="en-US" w:eastAsia="zh-CN" w:bidi="ar"/>
+          <w14:ligatures w14:val="standardContextual"/>
+        </w:rPr>
+        <w:t>href</w:t>
+      </w:r>
+      <w:r>
+        <w:rPr>
+          <w:rFonts w:hint="default" w:ascii="Consolas" w:hAnsi="Consolas" w:eastAsia="Consolas" w:cs="Consolas"/>
+          <w:b w:val="0"/>
+          <w:bCs w:val="0"/>
+          <w:color w:val="3B3B3B"/>
+          <w:kern w:val="0"/>
+          <w:sz w:val="24"/>
+          <w:szCs w:val="24"/>
+          <w:shd w:val="clear" w:fill="FFFFFF"/>
+          <w:lang w:val="en-US" w:eastAsia="zh-CN" w:bidi="ar"/>
+          <w14:ligatures w14:val="standardContextual"/>
+        </w:rPr>
+        <w:t>=</w:t>
+      </w:r>
+      <w:r>
+        <w:rPr>
+          <w:rFonts w:hint="default" w:ascii="Consolas" w:hAnsi="Consolas" w:eastAsia="Consolas" w:cs="Consolas"/>
+          <w:b w:val="0"/>
+          <w:bCs w:val="0"/>
+          <w:color w:val="0000FF"/>
+          <w:kern w:val="0"/>
+          <w:sz w:val="24"/>
+          <w:szCs w:val="24"/>
+          <w:shd w:val="clear" w:fill="FFFFFF"/>
+          <w:lang w:val="en-US" w:eastAsia="zh-CN" w:bidi="ar"/>
+          <w14:ligatures w14:val="standardContextual"/>
+        </w:rPr>
+        <w:t>"style.css"</w:t>
+      </w:r>
+      <w:r>
+        <w:rPr>
+          <w:rFonts w:hint="default" w:ascii="Consolas" w:hAnsi="Consolas" w:eastAsia="Consolas" w:cs="Consolas"/>
+          <w:b w:val="0"/>
+          <w:bCs w:val="0"/>
+          <w:color w:val="800000"/>
+          <w:kern w:val="0"/>
+          <w:sz w:val="24"/>
+          <w:szCs w:val="24"/>
+          <w:shd w:val="clear" w:fill="FFFFFF"/>
+          <w:lang w:val="en-US" w:eastAsia="zh-CN" w:bidi="ar"/>
+          <w14:ligatures w14:val="standardContextual"/>
+        </w:rPr>
+        <w:t>&gt;</w:t>
+      </w:r>
+    </w:p>
+    <w:p>
+      <w:pPr>
+        <w:keepNext w:val="0"/>
+        <w:keepLines w:val="0"/>
+        <w:widowControl/>
+        <w:suppressLineNumbers w:val="0"/>
+        <w:jc w:val="left"/>
+        <w:rPr>
+          <w:sz w:val="32"/>
+          <w:szCs w:val="32"/>
+        </w:rPr>
+      </w:pPr>
+    </w:p>
+    <w:p>
+      <w:pPr>
+        <w:keepNext w:val="0"/>
+        <w:keepLines w:val="0"/>
+        <w:widowControl/>
+        <w:suppressLineNumbers w:val="0"/>
+        <w:shd w:val="clear" w:fill="FFFFFF"/>
+        <w:spacing w:line="228" w:lineRule="atLeast"/>
+        <w:jc w:val="left"/>
+        <w:rPr>
+          <w:rFonts w:hint="default" w:ascii="Consolas" w:hAnsi="Consolas" w:eastAsia="Consolas" w:cs="Consolas"/>
+          <w:b w:val="0"/>
+          <w:bCs w:val="0"/>
+          <w:color w:val="3B3B3B"/>
+          <w:sz w:val="24"/>
+          <w:szCs w:val="24"/>
+        </w:rPr>
+      </w:pPr>
+      <w:r>
+        <w:rPr>
+          <w:rFonts w:hint="default" w:ascii="Consolas" w:hAnsi="Consolas" w:eastAsia="Consolas" w:cs="Consolas"/>
+          <w:b w:val="0"/>
+          <w:bCs w:val="0"/>
+          <w:color w:val="800000"/>
+          <w:kern w:val="0"/>
+          <w:sz w:val="24"/>
+          <w:szCs w:val="24"/>
+          <w:shd w:val="clear" w:fill="FFFFFF"/>
+          <w:lang w:val="en-US" w:eastAsia="zh-CN" w:bidi="ar"/>
+          <w14:ligatures w14:val="standardContextual"/>
+        </w:rPr>
+        <w:t>&lt;style&gt;</w:t>
+      </w:r>
+    </w:p>
+    <w:p>
+      <w:pPr>
+        <w:keepNext w:val="0"/>
+        <w:keepLines w:val="0"/>
+        <w:widowControl/>
+        <w:suppressLineNumbers w:val="0"/>
+        <w:shd w:val="clear" w:fill="FFFFFF"/>
+        <w:spacing w:line="228" w:lineRule="atLeast"/>
+        <w:jc w:val="left"/>
+        <w:rPr>
+          <w:rFonts w:hint="default" w:ascii="Consolas" w:hAnsi="Consolas" w:eastAsia="Consolas" w:cs="Consolas"/>
+          <w:b w:val="0"/>
+          <w:bCs w:val="0"/>
+          <w:color w:val="3B3B3B"/>
+          <w:sz w:val="24"/>
+          <w:szCs w:val="24"/>
+        </w:rPr>
+      </w:pPr>
+      <w:r>
+        <w:rPr>
+          <w:rFonts w:hint="default" w:ascii="Consolas" w:hAnsi="Consolas" w:eastAsia="Consolas" w:cs="Consolas"/>
+          <w:b w:val="0"/>
+          <w:bCs w:val="0"/>
+          <w:color w:val="800000"/>
+          <w:kern w:val="0"/>
+          <w:sz w:val="24"/>
+          <w:szCs w:val="24"/>
+          <w:shd w:val="clear" w:fill="FFFFFF"/>
+          <w:lang w:val="en-US" w:eastAsia="zh-CN" w:bidi="ar"/>
+          <w14:ligatures w14:val="standardContextual"/>
+        </w:rPr>
+        <w:t>.table-container</w:t>
+      </w:r>
+      <w:r>
+        <w:rPr>
+          <w:rFonts w:hint="default" w:ascii="Consolas" w:hAnsi="Consolas" w:eastAsia="Consolas" w:cs="Consolas"/>
+          <w:b w:val="0"/>
+          <w:bCs w:val="0"/>
+          <w:color w:val="000000"/>
+          <w:kern w:val="0"/>
+          <w:sz w:val="24"/>
+          <w:szCs w:val="24"/>
+          <w:shd w:val="clear" w:fill="FFFFFF"/>
+          <w:lang w:val="en-US" w:eastAsia="zh-CN" w:bidi="ar"/>
+          <w14:ligatures w14:val="standardContextual"/>
+        </w:rPr>
+        <w:t>{</w:t>
+      </w:r>
+    </w:p>
+    <w:p>
+      <w:pPr>
+        <w:keepNext w:val="0"/>
+        <w:keepLines w:val="0"/>
+        <w:widowControl/>
+        <w:suppressLineNumbers w:val="0"/>
+        <w:shd w:val="clear" w:fill="FFFFFF"/>
+        <w:spacing w:line="228" w:lineRule="atLeast"/>
+        <w:jc w:val="left"/>
+        <w:rPr>
+          <w:rFonts w:hint="default" w:ascii="Consolas" w:hAnsi="Consolas" w:eastAsia="Consolas" w:cs="Consolas"/>
+          <w:b w:val="0"/>
+          <w:bCs w:val="0"/>
+          <w:color w:val="3B3B3B"/>
+          <w:sz w:val="24"/>
+          <w:szCs w:val="24"/>
+        </w:rPr>
+      </w:pPr>
+      <w:r>
+        <w:rPr>
+          <w:rFonts w:hint="default" w:ascii="Consolas" w:hAnsi="Consolas" w:eastAsia="Consolas" w:cs="Consolas"/>
+          <w:b w:val="0"/>
+          <w:bCs w:val="0"/>
+          <w:color w:val="000000"/>
+          <w:kern w:val="0"/>
+          <w:sz w:val="24"/>
+          <w:szCs w:val="24"/>
+          <w:shd w:val="clear" w:fill="FFFFFF"/>
+          <w:lang w:val="en-US" w:eastAsia="zh-CN" w:bidi="ar"/>
+          <w14:ligatures w14:val="standardContextual"/>
+        </w:rPr>
+        <w:t xml:space="preserve">    </w:t>
+      </w:r>
+      <w:r>
+        <w:rPr>
+          <w:rFonts w:hint="default" w:ascii="Consolas" w:hAnsi="Consolas" w:eastAsia="Consolas" w:cs="Consolas"/>
+          <w:b w:val="0"/>
+          <w:bCs w:val="0"/>
+          <w:color w:val="E50000"/>
+          <w:kern w:val="0"/>
+          <w:sz w:val="24"/>
+          <w:szCs w:val="24"/>
+          <w:shd w:val="clear" w:fill="FFFFFF"/>
+          <w:lang w:val="en-US" w:eastAsia="zh-CN" w:bidi="ar"/>
+          <w14:ligatures w14:val="standardContextual"/>
+        </w:rPr>
+        <w:t>margin-top</w:t>
+      </w:r>
+      <w:r>
+        <w:rPr>
+          <w:rFonts w:hint="default" w:ascii="Consolas" w:hAnsi="Consolas" w:eastAsia="Consolas" w:cs="Consolas"/>
+          <w:b w:val="0"/>
+          <w:bCs w:val="0"/>
+          <w:color w:val="000000"/>
+          <w:kern w:val="0"/>
+          <w:sz w:val="24"/>
+          <w:szCs w:val="24"/>
+          <w:shd w:val="clear" w:fill="FFFFFF"/>
+          <w:lang w:val="en-US" w:eastAsia="zh-CN" w:bidi="ar"/>
+          <w14:ligatures w14:val="standardContextual"/>
+        </w:rPr>
+        <w:t>:</w:t>
+      </w:r>
+      <w:r>
+        <w:rPr>
+          <w:rFonts w:hint="default" w:ascii="Consolas" w:hAnsi="Consolas" w:eastAsia="Consolas" w:cs="Consolas"/>
+          <w:b w:val="0"/>
+          <w:bCs w:val="0"/>
+          <w:color w:val="098658"/>
+          <w:kern w:val="0"/>
+          <w:sz w:val="24"/>
+          <w:szCs w:val="24"/>
+          <w:shd w:val="clear" w:fill="FFFFFF"/>
+          <w:lang w:val="en-US" w:eastAsia="zh-CN" w:bidi="ar"/>
+          <w14:ligatures w14:val="standardContextual"/>
+        </w:rPr>
+        <w:t>40px</w:t>
+      </w:r>
+      <w:r>
+        <w:rPr>
+          <w:rFonts w:hint="default" w:ascii="Consolas" w:hAnsi="Consolas" w:eastAsia="Consolas" w:cs="Consolas"/>
+          <w:b w:val="0"/>
+          <w:bCs w:val="0"/>
+          <w:color w:val="000000"/>
+          <w:kern w:val="0"/>
+          <w:sz w:val="24"/>
+          <w:szCs w:val="24"/>
+          <w:shd w:val="clear" w:fill="FFFFFF"/>
+          <w:lang w:val="en-US" w:eastAsia="zh-CN" w:bidi="ar"/>
+          <w14:ligatures w14:val="standardContextual"/>
+        </w:rPr>
+        <w:t>;</w:t>
+      </w:r>
+    </w:p>
+    <w:p>
+      <w:pPr>
+        <w:keepNext w:val="0"/>
+        <w:keepLines w:val="0"/>
+        <w:widowControl/>
+        <w:suppressLineNumbers w:val="0"/>
+        <w:shd w:val="clear" w:fill="FFFFFF"/>
+        <w:spacing w:line="228" w:lineRule="atLeast"/>
+        <w:jc w:val="left"/>
+        <w:rPr>
+          <w:rFonts w:hint="default" w:ascii="Consolas" w:hAnsi="Consolas" w:eastAsia="Consolas" w:cs="Consolas"/>
+          <w:b w:val="0"/>
+          <w:bCs w:val="0"/>
+          <w:color w:val="3B3B3B"/>
+          <w:sz w:val="24"/>
+          <w:szCs w:val="24"/>
+        </w:rPr>
+      </w:pPr>
+      <w:r>
+        <w:rPr>
+          <w:rFonts w:hint="default" w:ascii="Consolas" w:hAnsi="Consolas" w:eastAsia="Consolas" w:cs="Consolas"/>
+          <w:b w:val="0"/>
+          <w:bCs w:val="0"/>
+          <w:color w:val="000000"/>
+          <w:kern w:val="0"/>
+          <w:sz w:val="24"/>
+          <w:szCs w:val="24"/>
+          <w:shd w:val="clear" w:fill="FFFFFF"/>
+          <w:lang w:val="en-US" w:eastAsia="zh-CN" w:bidi="ar"/>
+          <w14:ligatures w14:val="standardContextual"/>
+        </w:rPr>
+        <w:t>}</w:t>
+      </w:r>
+    </w:p>
+    <w:p>
+      <w:pPr>
+        <w:keepNext w:val="0"/>
+        <w:keepLines w:val="0"/>
+        <w:widowControl/>
+        <w:suppressLineNumbers w:val="0"/>
+        <w:jc w:val="left"/>
+        <w:rPr>
+          <w:sz w:val="32"/>
+          <w:szCs w:val="32"/>
+        </w:rPr>
+      </w:pPr>
+    </w:p>
+    <w:p>
+      <w:pPr>
+        <w:keepNext w:val="0"/>
+        <w:keepLines w:val="0"/>
+        <w:widowControl/>
+        <w:suppressLineNumbers w:val="0"/>
+        <w:shd w:val="clear" w:fill="FFFFFF"/>
+        <w:spacing w:line="228" w:lineRule="atLeast"/>
+        <w:jc w:val="left"/>
+        <w:rPr>
+          <w:rFonts w:hint="default" w:ascii="Consolas" w:hAnsi="Consolas" w:eastAsia="Consolas" w:cs="Consolas"/>
+          <w:b w:val="0"/>
+          <w:bCs w:val="0"/>
+          <w:color w:val="3B3B3B"/>
+          <w:sz w:val="24"/>
+          <w:szCs w:val="24"/>
+        </w:rPr>
+      </w:pPr>
+      <w:r>
+        <w:rPr>
+          <w:rFonts w:hint="default" w:ascii="Consolas" w:hAnsi="Consolas" w:eastAsia="Consolas" w:cs="Consolas"/>
+          <w:b w:val="0"/>
+          <w:bCs w:val="0"/>
+          <w:color w:val="800000"/>
+          <w:kern w:val="0"/>
+          <w:sz w:val="24"/>
+          <w:szCs w:val="24"/>
+          <w:shd w:val="clear" w:fill="FFFFFF"/>
+          <w:lang w:val="en-US" w:eastAsia="zh-CN" w:bidi="ar"/>
+          <w14:ligatures w14:val="standardContextual"/>
+        </w:rPr>
+        <w:t>table</w:t>
+      </w:r>
+      <w:r>
+        <w:rPr>
+          <w:rFonts w:hint="default" w:ascii="Consolas" w:hAnsi="Consolas" w:eastAsia="Consolas" w:cs="Consolas"/>
+          <w:b w:val="0"/>
+          <w:bCs w:val="0"/>
+          <w:color w:val="000000"/>
+          <w:kern w:val="0"/>
+          <w:sz w:val="24"/>
+          <w:szCs w:val="24"/>
+          <w:shd w:val="clear" w:fill="FFFFFF"/>
+          <w:lang w:val="en-US" w:eastAsia="zh-CN" w:bidi="ar"/>
+          <w14:ligatures w14:val="standardContextual"/>
+        </w:rPr>
+        <w:t>{</w:t>
+      </w:r>
+    </w:p>
+    <w:p>
+      <w:pPr>
+        <w:keepNext w:val="0"/>
+        <w:keepLines w:val="0"/>
+        <w:widowControl/>
+        <w:suppressLineNumbers w:val="0"/>
+        <w:shd w:val="clear" w:fill="FFFFFF"/>
+        <w:spacing w:line="228" w:lineRule="atLeast"/>
+        <w:jc w:val="left"/>
+        <w:rPr>
+          <w:rFonts w:hint="default" w:ascii="Consolas" w:hAnsi="Consolas" w:eastAsia="Consolas" w:cs="Consolas"/>
+          <w:b w:val="0"/>
+          <w:bCs w:val="0"/>
+          <w:color w:val="3B3B3B"/>
+          <w:sz w:val="24"/>
+          <w:szCs w:val="24"/>
+        </w:rPr>
+      </w:pPr>
+      <w:r>
+        <w:rPr>
+          <w:rFonts w:hint="default" w:ascii="Consolas" w:hAnsi="Consolas" w:eastAsia="Consolas" w:cs="Consolas"/>
+          <w:b w:val="0"/>
+          <w:bCs w:val="0"/>
+          <w:color w:val="000000"/>
+          <w:kern w:val="0"/>
+          <w:sz w:val="24"/>
+          <w:szCs w:val="24"/>
+          <w:shd w:val="clear" w:fill="FFFFFF"/>
+          <w:lang w:val="en-US" w:eastAsia="zh-CN" w:bidi="ar"/>
+          <w14:ligatures w14:val="standardContextual"/>
+        </w:rPr>
+        <w:t xml:space="preserve">    </w:t>
+      </w:r>
+      <w:r>
+        <w:rPr>
+          <w:rFonts w:hint="default" w:ascii="Consolas" w:hAnsi="Consolas" w:eastAsia="Consolas" w:cs="Consolas"/>
+          <w:b w:val="0"/>
+          <w:bCs w:val="0"/>
+          <w:color w:val="E50000"/>
+          <w:kern w:val="0"/>
+          <w:sz w:val="24"/>
+          <w:szCs w:val="24"/>
+          <w:shd w:val="clear" w:fill="FFFFFF"/>
+          <w:lang w:val="en-US" w:eastAsia="zh-CN" w:bidi="ar"/>
+          <w14:ligatures w14:val="standardContextual"/>
+        </w:rPr>
+        <w:t>width</w:t>
+      </w:r>
+      <w:r>
+        <w:rPr>
+          <w:rFonts w:hint="default" w:ascii="Consolas" w:hAnsi="Consolas" w:eastAsia="Consolas" w:cs="Consolas"/>
+          <w:b w:val="0"/>
+          <w:bCs w:val="0"/>
+          <w:color w:val="000000"/>
+          <w:kern w:val="0"/>
+          <w:sz w:val="24"/>
+          <w:szCs w:val="24"/>
+          <w:shd w:val="clear" w:fill="FFFFFF"/>
+          <w:lang w:val="en-US" w:eastAsia="zh-CN" w:bidi="ar"/>
+          <w14:ligatures w14:val="standardContextual"/>
+        </w:rPr>
+        <w:t>:</w:t>
+      </w:r>
+      <w:r>
+        <w:rPr>
+          <w:rFonts w:hint="default" w:ascii="Consolas" w:hAnsi="Consolas" w:eastAsia="Consolas" w:cs="Consolas"/>
+          <w:b w:val="0"/>
+          <w:bCs w:val="0"/>
+          <w:color w:val="098658"/>
+          <w:kern w:val="0"/>
+          <w:sz w:val="24"/>
+          <w:szCs w:val="24"/>
+          <w:shd w:val="clear" w:fill="FFFFFF"/>
+          <w:lang w:val="en-US" w:eastAsia="zh-CN" w:bidi="ar"/>
+          <w14:ligatures w14:val="standardContextual"/>
+        </w:rPr>
+        <w:t>100%</w:t>
+      </w:r>
+      <w:r>
+        <w:rPr>
+          <w:rFonts w:hint="default" w:ascii="Consolas" w:hAnsi="Consolas" w:eastAsia="Consolas" w:cs="Consolas"/>
+          <w:b w:val="0"/>
+          <w:bCs w:val="0"/>
+          <w:color w:val="000000"/>
+          <w:kern w:val="0"/>
+          <w:sz w:val="24"/>
+          <w:szCs w:val="24"/>
+          <w:shd w:val="clear" w:fill="FFFFFF"/>
+          <w:lang w:val="en-US" w:eastAsia="zh-CN" w:bidi="ar"/>
+          <w14:ligatures w14:val="standardContextual"/>
+        </w:rPr>
+        <w:t>;</w:t>
+      </w:r>
+    </w:p>
+    <w:p>
+      <w:pPr>
+        <w:keepNext w:val="0"/>
+        <w:keepLines w:val="0"/>
+        <w:widowControl/>
+        <w:suppressLineNumbers w:val="0"/>
+        <w:shd w:val="clear" w:fill="FFFFFF"/>
+        <w:spacing w:line="228" w:lineRule="atLeast"/>
+        <w:jc w:val="left"/>
+        <w:rPr>
+          <w:rFonts w:hint="default" w:ascii="Consolas" w:hAnsi="Consolas" w:eastAsia="Consolas" w:cs="Consolas"/>
+          <w:b w:val="0"/>
+          <w:bCs w:val="0"/>
+          <w:color w:val="3B3B3B"/>
+          <w:sz w:val="24"/>
+          <w:szCs w:val="24"/>
+        </w:rPr>
+      </w:pPr>
+      <w:r>
+        <w:rPr>
+          <w:rFonts w:hint="default" w:ascii="Consolas" w:hAnsi="Consolas" w:eastAsia="Consolas" w:cs="Consolas"/>
+          <w:b w:val="0"/>
+          <w:bCs w:val="0"/>
+          <w:color w:val="000000"/>
+          <w:kern w:val="0"/>
+          <w:sz w:val="24"/>
+          <w:szCs w:val="24"/>
+          <w:shd w:val="clear" w:fill="FFFFFF"/>
+          <w:lang w:val="en-US" w:eastAsia="zh-CN" w:bidi="ar"/>
+          <w14:ligatures w14:val="standardContextual"/>
+        </w:rPr>
+        <w:t xml:space="preserve">    </w:t>
+      </w:r>
+      <w:r>
+        <w:rPr>
+          <w:rFonts w:hint="default" w:ascii="Consolas" w:hAnsi="Consolas" w:eastAsia="Consolas" w:cs="Consolas"/>
+          <w:b w:val="0"/>
+          <w:bCs w:val="0"/>
+          <w:color w:val="E50000"/>
+          <w:kern w:val="0"/>
+          <w:sz w:val="24"/>
+          <w:szCs w:val="24"/>
+          <w:shd w:val="clear" w:fill="FFFFFF"/>
+          <w:lang w:val="en-US" w:eastAsia="zh-CN" w:bidi="ar"/>
+          <w14:ligatures w14:val="standardContextual"/>
+        </w:rPr>
+        <w:t>border-collapse</w:t>
+      </w:r>
+      <w:r>
+        <w:rPr>
+          <w:rFonts w:hint="default" w:ascii="Consolas" w:hAnsi="Consolas" w:eastAsia="Consolas" w:cs="Consolas"/>
+          <w:b w:val="0"/>
+          <w:bCs w:val="0"/>
+          <w:color w:val="000000"/>
+          <w:kern w:val="0"/>
+          <w:sz w:val="24"/>
+          <w:szCs w:val="24"/>
+          <w:shd w:val="clear" w:fill="FFFFFF"/>
+          <w:lang w:val="en-US" w:eastAsia="zh-CN" w:bidi="ar"/>
+          <w14:ligatures w14:val="standardContextual"/>
+        </w:rPr>
+        <w:t xml:space="preserve">: </w:t>
+      </w:r>
+      <w:r>
+        <w:rPr>
+          <w:rFonts w:hint="default" w:ascii="Consolas" w:hAnsi="Consolas" w:eastAsia="Consolas" w:cs="Consolas"/>
+          <w:b w:val="0"/>
+          <w:bCs w:val="0"/>
+          <w:color w:val="0451A5"/>
+          <w:kern w:val="0"/>
+          <w:sz w:val="24"/>
+          <w:szCs w:val="24"/>
+          <w:shd w:val="clear" w:fill="FFFFFF"/>
+          <w:lang w:val="en-US" w:eastAsia="zh-CN" w:bidi="ar"/>
+          <w14:ligatures w14:val="standardContextual"/>
+        </w:rPr>
+        <w:t>collapse</w:t>
+      </w:r>
+      <w:r>
+        <w:rPr>
+          <w:rFonts w:hint="default" w:ascii="Consolas" w:hAnsi="Consolas" w:eastAsia="Consolas" w:cs="Consolas"/>
+          <w:b w:val="0"/>
+          <w:bCs w:val="0"/>
+          <w:color w:val="000000"/>
+          <w:kern w:val="0"/>
+          <w:sz w:val="24"/>
+          <w:szCs w:val="24"/>
+          <w:shd w:val="clear" w:fill="FFFFFF"/>
+          <w:lang w:val="en-US" w:eastAsia="zh-CN" w:bidi="ar"/>
+          <w14:ligatures w14:val="standardContextual"/>
+        </w:rPr>
+        <w:t>;</w:t>
+      </w:r>
+    </w:p>
+    <w:p>
+      <w:pPr>
+        <w:keepNext w:val="0"/>
+        <w:keepLines w:val="0"/>
+        <w:widowControl/>
+        <w:suppressLineNumbers w:val="0"/>
+        <w:shd w:val="clear" w:fill="FFFFFF"/>
+        <w:spacing w:line="228" w:lineRule="atLeast"/>
+        <w:jc w:val="left"/>
+        <w:rPr>
+          <w:rFonts w:hint="default" w:ascii="Consolas" w:hAnsi="Consolas" w:eastAsia="Consolas" w:cs="Consolas"/>
+          <w:b w:val="0"/>
+          <w:bCs w:val="0"/>
+          <w:color w:val="3B3B3B"/>
+          <w:sz w:val="24"/>
+          <w:szCs w:val="24"/>
+        </w:rPr>
+      </w:pPr>
+      <w:r>
+        <w:rPr>
+          <w:rFonts w:hint="default" w:ascii="Consolas" w:hAnsi="Consolas" w:eastAsia="Consolas" w:cs="Consolas"/>
+          <w:b w:val="0"/>
+          <w:bCs w:val="0"/>
+          <w:color w:val="000000"/>
+          <w:kern w:val="0"/>
+          <w:sz w:val="24"/>
+          <w:szCs w:val="24"/>
+          <w:shd w:val="clear" w:fill="FFFFFF"/>
+          <w:lang w:val="en-US" w:eastAsia="zh-CN" w:bidi="ar"/>
+          <w14:ligatures w14:val="standardContextual"/>
+        </w:rPr>
+        <w:t>}</w:t>
+      </w:r>
+    </w:p>
+    <w:p>
+      <w:pPr>
+        <w:keepNext w:val="0"/>
+        <w:keepLines w:val="0"/>
+        <w:widowControl/>
+        <w:suppressLineNumbers w:val="0"/>
+        <w:jc w:val="left"/>
+        <w:rPr>
+          <w:sz w:val="32"/>
+          <w:szCs w:val="32"/>
+        </w:rPr>
+      </w:pPr>
+    </w:p>
+    <w:p>
+      <w:pPr>
+        <w:keepNext w:val="0"/>
+        <w:keepLines w:val="0"/>
+        <w:widowControl/>
+        <w:suppressLineNumbers w:val="0"/>
+        <w:shd w:val="clear" w:fill="FFFFFF"/>
+        <w:spacing w:line="228" w:lineRule="atLeast"/>
+        <w:jc w:val="left"/>
+        <w:rPr>
+          <w:rFonts w:hint="default" w:ascii="Consolas" w:hAnsi="Consolas" w:eastAsia="Consolas" w:cs="Consolas"/>
+          <w:b w:val="0"/>
+          <w:bCs w:val="0"/>
+          <w:color w:val="3B3B3B"/>
+          <w:sz w:val="24"/>
+          <w:szCs w:val="24"/>
+        </w:rPr>
+      </w:pPr>
+      <w:r>
+        <w:rPr>
+          <w:rFonts w:hint="default" w:ascii="Consolas" w:hAnsi="Consolas" w:eastAsia="Consolas" w:cs="Consolas"/>
+          <w:b w:val="0"/>
+          <w:bCs w:val="0"/>
+          <w:color w:val="800000"/>
+          <w:kern w:val="0"/>
+          <w:sz w:val="24"/>
+          <w:szCs w:val="24"/>
+          <w:shd w:val="clear" w:fill="FFFFFF"/>
+          <w:lang w:val="en-US" w:eastAsia="zh-CN" w:bidi="ar"/>
+          <w14:ligatures w14:val="standardContextual"/>
+        </w:rPr>
+        <w:t>th</w:t>
+      </w:r>
+      <w:r>
+        <w:rPr>
+          <w:rFonts w:hint="default" w:ascii="Consolas" w:hAnsi="Consolas" w:eastAsia="Consolas" w:cs="Consolas"/>
+          <w:b w:val="0"/>
+          <w:bCs w:val="0"/>
+          <w:color w:val="000000"/>
+          <w:kern w:val="0"/>
+          <w:sz w:val="24"/>
+          <w:szCs w:val="24"/>
+          <w:shd w:val="clear" w:fill="FFFFFF"/>
+          <w:lang w:val="en-US" w:eastAsia="zh-CN" w:bidi="ar"/>
+          <w14:ligatures w14:val="standardContextual"/>
+        </w:rPr>
+        <w:t>,</w:t>
+      </w:r>
+      <w:r>
+        <w:rPr>
+          <w:rFonts w:hint="default" w:ascii="Consolas" w:hAnsi="Consolas" w:eastAsia="Consolas" w:cs="Consolas"/>
+          <w:b w:val="0"/>
+          <w:bCs w:val="0"/>
+          <w:color w:val="800000"/>
+          <w:kern w:val="0"/>
+          <w:sz w:val="24"/>
+          <w:szCs w:val="24"/>
+          <w:shd w:val="clear" w:fill="FFFFFF"/>
+          <w:lang w:val="en-US" w:eastAsia="zh-CN" w:bidi="ar"/>
+          <w14:ligatures w14:val="standardContextual"/>
+        </w:rPr>
+        <w:t>td</w:t>
+      </w:r>
+      <w:r>
+        <w:rPr>
+          <w:rFonts w:hint="default" w:ascii="Consolas" w:hAnsi="Consolas" w:eastAsia="Consolas" w:cs="Consolas"/>
+          <w:b w:val="0"/>
+          <w:bCs w:val="0"/>
+          <w:color w:val="000000"/>
+          <w:kern w:val="0"/>
+          <w:sz w:val="24"/>
+          <w:szCs w:val="24"/>
+          <w:shd w:val="clear" w:fill="FFFFFF"/>
+          <w:lang w:val="en-US" w:eastAsia="zh-CN" w:bidi="ar"/>
+          <w14:ligatures w14:val="standardContextual"/>
+        </w:rPr>
+        <w:t>{</w:t>
+      </w:r>
+    </w:p>
+    <w:p>
+      <w:pPr>
+        <w:keepNext w:val="0"/>
+        <w:keepLines w:val="0"/>
+        <w:widowControl/>
+        <w:suppressLineNumbers w:val="0"/>
+        <w:shd w:val="clear" w:fill="FFFFFF"/>
+        <w:spacing w:line="228" w:lineRule="atLeast"/>
+        <w:jc w:val="left"/>
+        <w:rPr>
+          <w:rFonts w:hint="default" w:ascii="Consolas" w:hAnsi="Consolas" w:eastAsia="Consolas" w:cs="Consolas"/>
+          <w:b w:val="0"/>
+          <w:bCs w:val="0"/>
+          <w:color w:val="3B3B3B"/>
+          <w:sz w:val="24"/>
+          <w:szCs w:val="24"/>
+        </w:rPr>
+      </w:pPr>
+      <w:r>
+        <w:rPr>
+          <w:rFonts w:hint="default" w:ascii="Consolas" w:hAnsi="Consolas" w:eastAsia="Consolas" w:cs="Consolas"/>
+          <w:b w:val="0"/>
+          <w:bCs w:val="0"/>
+          <w:color w:val="000000"/>
+          <w:kern w:val="0"/>
+          <w:sz w:val="24"/>
+          <w:szCs w:val="24"/>
+          <w:shd w:val="clear" w:fill="FFFFFF"/>
+          <w:lang w:val="en-US" w:eastAsia="zh-CN" w:bidi="ar"/>
+          <w14:ligatures w14:val="standardContextual"/>
+        </w:rPr>
+        <w:t xml:space="preserve">    </w:t>
+      </w:r>
+      <w:r>
+        <w:rPr>
+          <w:rFonts w:hint="default" w:ascii="Consolas" w:hAnsi="Consolas" w:eastAsia="Consolas" w:cs="Consolas"/>
+          <w:b w:val="0"/>
+          <w:bCs w:val="0"/>
+          <w:color w:val="E50000"/>
+          <w:kern w:val="0"/>
+          <w:sz w:val="24"/>
+          <w:szCs w:val="24"/>
+          <w:shd w:val="clear" w:fill="FFFFFF"/>
+          <w:lang w:val="en-US" w:eastAsia="zh-CN" w:bidi="ar"/>
+          <w14:ligatures w14:val="standardContextual"/>
+        </w:rPr>
+        <w:t>padding</w:t>
+      </w:r>
+      <w:r>
+        <w:rPr>
+          <w:rFonts w:hint="default" w:ascii="Consolas" w:hAnsi="Consolas" w:eastAsia="Consolas" w:cs="Consolas"/>
+          <w:b w:val="0"/>
+          <w:bCs w:val="0"/>
+          <w:color w:val="000000"/>
+          <w:kern w:val="0"/>
+          <w:sz w:val="24"/>
+          <w:szCs w:val="24"/>
+          <w:shd w:val="clear" w:fill="FFFFFF"/>
+          <w:lang w:val="en-US" w:eastAsia="zh-CN" w:bidi="ar"/>
+          <w14:ligatures w14:val="standardContextual"/>
+        </w:rPr>
+        <w:t>:</w:t>
+      </w:r>
+      <w:r>
+        <w:rPr>
+          <w:rFonts w:hint="default" w:ascii="Consolas" w:hAnsi="Consolas" w:eastAsia="Consolas" w:cs="Consolas"/>
+          <w:b w:val="0"/>
+          <w:bCs w:val="0"/>
+          <w:color w:val="098658"/>
+          <w:kern w:val="0"/>
+          <w:sz w:val="24"/>
+          <w:szCs w:val="24"/>
+          <w:shd w:val="clear" w:fill="FFFFFF"/>
+          <w:lang w:val="en-US" w:eastAsia="zh-CN" w:bidi="ar"/>
+          <w14:ligatures w14:val="standardContextual"/>
+        </w:rPr>
+        <w:t>12px</w:t>
+      </w:r>
+      <w:r>
+        <w:rPr>
+          <w:rFonts w:hint="default" w:ascii="Consolas" w:hAnsi="Consolas" w:eastAsia="Consolas" w:cs="Consolas"/>
+          <w:b w:val="0"/>
+          <w:bCs w:val="0"/>
+          <w:color w:val="000000"/>
+          <w:kern w:val="0"/>
+          <w:sz w:val="24"/>
+          <w:szCs w:val="24"/>
+          <w:shd w:val="clear" w:fill="FFFFFF"/>
+          <w:lang w:val="en-US" w:eastAsia="zh-CN" w:bidi="ar"/>
+          <w14:ligatures w14:val="standardContextual"/>
+        </w:rPr>
+        <w:t>;</w:t>
+      </w:r>
+    </w:p>
+    <w:p>
+      <w:pPr>
+        <w:keepNext w:val="0"/>
+        <w:keepLines w:val="0"/>
+        <w:widowControl/>
+        <w:suppressLineNumbers w:val="0"/>
+        <w:shd w:val="clear" w:fill="FFFFFF"/>
+        <w:spacing w:line="228" w:lineRule="atLeast"/>
+        <w:jc w:val="left"/>
+        <w:rPr>
+          <w:rFonts w:hint="default" w:ascii="Consolas" w:hAnsi="Consolas" w:eastAsia="Consolas" w:cs="Consolas"/>
+          <w:b w:val="0"/>
+          <w:bCs w:val="0"/>
+          <w:color w:val="3B3B3B"/>
+          <w:sz w:val="24"/>
+          <w:szCs w:val="24"/>
+        </w:rPr>
+      </w:pPr>
+      <w:r>
+        <w:rPr>
+          <w:rFonts w:hint="default" w:ascii="Consolas" w:hAnsi="Consolas" w:eastAsia="Consolas" w:cs="Consolas"/>
+          <w:b w:val="0"/>
+          <w:bCs w:val="0"/>
+          <w:color w:val="000000"/>
+          <w:kern w:val="0"/>
+          <w:sz w:val="24"/>
+          <w:szCs w:val="24"/>
+          <w:shd w:val="clear" w:fill="FFFFFF"/>
+          <w:lang w:val="en-US" w:eastAsia="zh-CN" w:bidi="ar"/>
+          <w14:ligatures w14:val="standardContextual"/>
+        </w:rPr>
+        <w:t xml:space="preserve">    </w:t>
+      </w:r>
+      <w:r>
+        <w:rPr>
+          <w:rFonts w:hint="default" w:ascii="Consolas" w:hAnsi="Consolas" w:eastAsia="Consolas" w:cs="Consolas"/>
+          <w:b w:val="0"/>
+          <w:bCs w:val="0"/>
+          <w:color w:val="E50000"/>
+          <w:kern w:val="0"/>
+          <w:sz w:val="24"/>
+          <w:szCs w:val="24"/>
+          <w:shd w:val="clear" w:fill="FFFFFF"/>
+          <w:lang w:val="en-US" w:eastAsia="zh-CN" w:bidi="ar"/>
+          <w14:ligatures w14:val="standardContextual"/>
+        </w:rPr>
+        <w:t>border</w:t>
+      </w:r>
+      <w:r>
+        <w:rPr>
+          <w:rFonts w:hint="default" w:ascii="Consolas" w:hAnsi="Consolas" w:eastAsia="Consolas" w:cs="Consolas"/>
+          <w:b w:val="0"/>
+          <w:bCs w:val="0"/>
+          <w:color w:val="000000"/>
+          <w:kern w:val="0"/>
+          <w:sz w:val="24"/>
+          <w:szCs w:val="24"/>
+          <w:shd w:val="clear" w:fill="FFFFFF"/>
+          <w:lang w:val="en-US" w:eastAsia="zh-CN" w:bidi="ar"/>
+          <w14:ligatures w14:val="standardContextual"/>
+        </w:rPr>
+        <w:t>:</w:t>
+      </w:r>
+      <w:r>
+        <w:rPr>
+          <w:rFonts w:hint="default" w:ascii="Consolas" w:hAnsi="Consolas" w:eastAsia="Consolas" w:cs="Consolas"/>
+          <w:b w:val="0"/>
+          <w:bCs w:val="0"/>
+          <w:color w:val="098658"/>
+          <w:kern w:val="0"/>
+          <w:sz w:val="24"/>
+          <w:szCs w:val="24"/>
+          <w:shd w:val="clear" w:fill="FFFFFF"/>
+          <w:lang w:val="en-US" w:eastAsia="zh-CN" w:bidi="ar"/>
+          <w14:ligatures w14:val="standardContextual"/>
+        </w:rPr>
+        <w:t>1px</w:t>
+      </w:r>
+      <w:r>
+        <w:rPr>
+          <w:rFonts w:hint="default" w:ascii="Consolas" w:hAnsi="Consolas" w:eastAsia="Consolas" w:cs="Consolas"/>
+          <w:b w:val="0"/>
+          <w:bCs w:val="0"/>
+          <w:color w:val="000000"/>
+          <w:kern w:val="0"/>
+          <w:sz w:val="24"/>
+          <w:szCs w:val="24"/>
+          <w:shd w:val="clear" w:fill="FFFFFF"/>
+          <w:lang w:val="en-US" w:eastAsia="zh-CN" w:bidi="ar"/>
+          <w14:ligatures w14:val="standardContextual"/>
+        </w:rPr>
+        <w:t xml:space="preserve"> </w:t>
+      </w:r>
+      <w:r>
+        <w:rPr>
+          <w:rFonts w:hint="default" w:ascii="Consolas" w:hAnsi="Consolas" w:eastAsia="Consolas" w:cs="Consolas"/>
+          <w:b w:val="0"/>
+          <w:bCs w:val="0"/>
+          <w:color w:val="0451A5"/>
+          <w:kern w:val="0"/>
+          <w:sz w:val="24"/>
+          <w:szCs w:val="24"/>
+          <w:shd w:val="clear" w:fill="FFFFFF"/>
+          <w:lang w:val="en-US" w:eastAsia="zh-CN" w:bidi="ar"/>
+          <w14:ligatures w14:val="standardContextual"/>
+        </w:rPr>
+        <w:t>solid</w:t>
+      </w:r>
+      <w:r>
+        <w:rPr>
+          <w:rFonts w:hint="default" w:ascii="Consolas" w:hAnsi="Consolas" w:eastAsia="Consolas" w:cs="Consolas"/>
+          <w:b w:val="0"/>
+          <w:bCs w:val="0"/>
+          <w:color w:val="000000"/>
+          <w:kern w:val="0"/>
+          <w:sz w:val="24"/>
+          <w:szCs w:val="24"/>
+          <w:shd w:val="clear" w:fill="FFFFFF"/>
+          <w:lang w:val="en-US" w:eastAsia="zh-CN" w:bidi="ar"/>
+          <w14:ligatures w14:val="standardContextual"/>
+        </w:rPr>
+        <w:t xml:space="preserve"> </w:t>
+      </w:r>
+      <w:r>
+        <w:rPr>
+          <w:rFonts w:hint="default" w:ascii="Consolas" w:hAnsi="Consolas" w:eastAsia="Consolas" w:cs="Consolas"/>
+          <w:b w:val="0"/>
+          <w:bCs w:val="0"/>
+          <w:color w:val="0451A5"/>
+          <w:kern w:val="0"/>
+          <w:sz w:val="24"/>
+          <w:szCs w:val="24"/>
+          <w:shd w:val="clear" w:fill="FFFFFF"/>
+          <w:lang w:val="en-US" w:eastAsia="zh-CN" w:bidi="ar"/>
+          <w14:ligatures w14:val="standardContextual"/>
+        </w:rPr>
+        <w:t>#ddd</w:t>
+      </w:r>
+      <w:r>
+        <w:rPr>
+          <w:rFonts w:hint="default" w:ascii="Consolas" w:hAnsi="Consolas" w:eastAsia="Consolas" w:cs="Consolas"/>
+          <w:b w:val="0"/>
+          <w:bCs w:val="0"/>
+          <w:color w:val="000000"/>
+          <w:kern w:val="0"/>
+          <w:sz w:val="24"/>
+          <w:szCs w:val="24"/>
+          <w:shd w:val="clear" w:fill="FFFFFF"/>
+          <w:lang w:val="en-US" w:eastAsia="zh-CN" w:bidi="ar"/>
+          <w14:ligatures w14:val="standardContextual"/>
+        </w:rPr>
+        <w:t>;</w:t>
+      </w:r>
+    </w:p>
+    <w:p>
+      <w:pPr>
+        <w:keepNext w:val="0"/>
+        <w:keepLines w:val="0"/>
+        <w:widowControl/>
+        <w:suppressLineNumbers w:val="0"/>
+        <w:shd w:val="clear" w:fill="FFFFFF"/>
+        <w:spacing w:line="228" w:lineRule="atLeast"/>
+        <w:jc w:val="left"/>
+        <w:rPr>
+          <w:rFonts w:hint="default" w:ascii="Consolas" w:hAnsi="Consolas" w:eastAsia="Consolas" w:cs="Consolas"/>
+          <w:b w:val="0"/>
+          <w:bCs w:val="0"/>
+          <w:color w:val="3B3B3B"/>
+          <w:sz w:val="24"/>
+          <w:szCs w:val="24"/>
+        </w:rPr>
+      </w:pPr>
+      <w:r>
+        <w:rPr>
+          <w:rFonts w:hint="default" w:ascii="Consolas" w:hAnsi="Consolas" w:eastAsia="Consolas" w:cs="Consolas"/>
+          <w:b w:val="0"/>
+          <w:bCs w:val="0"/>
+          <w:color w:val="000000"/>
+          <w:kern w:val="0"/>
+          <w:sz w:val="24"/>
+          <w:szCs w:val="24"/>
+          <w:shd w:val="clear" w:fill="FFFFFF"/>
+          <w:lang w:val="en-US" w:eastAsia="zh-CN" w:bidi="ar"/>
+          <w14:ligatures w14:val="standardContextual"/>
+        </w:rPr>
+        <w:t xml:space="preserve">    </w:t>
+      </w:r>
+      <w:r>
+        <w:rPr>
+          <w:rFonts w:hint="default" w:ascii="Consolas" w:hAnsi="Consolas" w:eastAsia="Consolas" w:cs="Consolas"/>
+          <w:b w:val="0"/>
+          <w:bCs w:val="0"/>
+          <w:color w:val="E50000"/>
+          <w:kern w:val="0"/>
+          <w:sz w:val="24"/>
+          <w:szCs w:val="24"/>
+          <w:shd w:val="clear" w:fill="FFFFFF"/>
+          <w:lang w:val="en-US" w:eastAsia="zh-CN" w:bidi="ar"/>
+          <w14:ligatures w14:val="standardContextual"/>
+        </w:rPr>
+        <w:t>text-align</w:t>
+      </w:r>
+      <w:r>
+        <w:rPr>
+          <w:rFonts w:hint="default" w:ascii="Consolas" w:hAnsi="Consolas" w:eastAsia="Consolas" w:cs="Consolas"/>
+          <w:b w:val="0"/>
+          <w:bCs w:val="0"/>
+          <w:color w:val="000000"/>
+          <w:kern w:val="0"/>
+          <w:sz w:val="24"/>
+          <w:szCs w:val="24"/>
+          <w:shd w:val="clear" w:fill="FFFFFF"/>
+          <w:lang w:val="en-US" w:eastAsia="zh-CN" w:bidi="ar"/>
+          <w14:ligatures w14:val="standardContextual"/>
+        </w:rPr>
+        <w:t>:</w:t>
+      </w:r>
+      <w:r>
+        <w:rPr>
+          <w:rFonts w:hint="default" w:ascii="Consolas" w:hAnsi="Consolas" w:eastAsia="Consolas" w:cs="Consolas"/>
+          <w:b w:val="0"/>
+          <w:bCs w:val="0"/>
+          <w:color w:val="0451A5"/>
+          <w:kern w:val="0"/>
+          <w:sz w:val="24"/>
+          <w:szCs w:val="24"/>
+          <w:shd w:val="clear" w:fill="FFFFFF"/>
+          <w:lang w:val="en-US" w:eastAsia="zh-CN" w:bidi="ar"/>
+          <w14:ligatures w14:val="standardContextual"/>
+        </w:rPr>
+        <w:t>center</w:t>
+      </w:r>
+      <w:r>
+        <w:rPr>
+          <w:rFonts w:hint="default" w:ascii="Consolas" w:hAnsi="Consolas" w:eastAsia="Consolas" w:cs="Consolas"/>
+          <w:b w:val="0"/>
+          <w:bCs w:val="0"/>
+          <w:color w:val="000000"/>
+          <w:kern w:val="0"/>
+          <w:sz w:val="24"/>
+          <w:szCs w:val="24"/>
+          <w:shd w:val="clear" w:fill="FFFFFF"/>
+          <w:lang w:val="en-US" w:eastAsia="zh-CN" w:bidi="ar"/>
+          <w14:ligatures w14:val="standardContextual"/>
+        </w:rPr>
+        <w:t>;</w:t>
+      </w:r>
+    </w:p>
+    <w:p>
+      <w:pPr>
+        <w:keepNext w:val="0"/>
+        <w:keepLines w:val="0"/>
+        <w:widowControl/>
+        <w:suppressLineNumbers w:val="0"/>
+        <w:shd w:val="clear" w:fill="FFFFFF"/>
+        <w:spacing w:line="228" w:lineRule="atLeast"/>
+        <w:jc w:val="left"/>
+        <w:rPr>
+          <w:rFonts w:hint="default" w:ascii="Consolas" w:hAnsi="Consolas" w:eastAsia="Consolas" w:cs="Consolas"/>
+          <w:b w:val="0"/>
+          <w:bCs w:val="0"/>
+          <w:color w:val="3B3B3B"/>
+          <w:sz w:val="24"/>
+          <w:szCs w:val="24"/>
+        </w:rPr>
+      </w:pPr>
+      <w:r>
+        <w:rPr>
+          <w:rFonts w:hint="default" w:ascii="Consolas" w:hAnsi="Consolas" w:eastAsia="Consolas" w:cs="Consolas"/>
+          <w:b w:val="0"/>
+          <w:bCs w:val="0"/>
+          <w:color w:val="000000"/>
+          <w:kern w:val="0"/>
+          <w:sz w:val="24"/>
+          <w:szCs w:val="24"/>
+          <w:shd w:val="clear" w:fill="FFFFFF"/>
+          <w:lang w:val="en-US" w:eastAsia="zh-CN" w:bidi="ar"/>
+          <w14:ligatures w14:val="standardContextual"/>
+        </w:rPr>
+        <w:t>}</w:t>
+      </w:r>
+    </w:p>
+    <w:p>
+      <w:pPr>
+        <w:keepNext w:val="0"/>
+        <w:keepLines w:val="0"/>
+        <w:widowControl/>
+        <w:suppressLineNumbers w:val="0"/>
+        <w:jc w:val="left"/>
+        <w:rPr>
+          <w:sz w:val="32"/>
+          <w:szCs w:val="32"/>
+        </w:rPr>
+      </w:pPr>
+    </w:p>
+    <w:p>
+      <w:pPr>
+        <w:keepNext w:val="0"/>
+        <w:keepLines w:val="0"/>
+        <w:widowControl/>
+        <w:suppressLineNumbers w:val="0"/>
+        <w:shd w:val="clear" w:fill="FFFFFF"/>
+        <w:spacing w:line="228" w:lineRule="atLeast"/>
+        <w:jc w:val="left"/>
+        <w:rPr>
+          <w:rFonts w:hint="default" w:ascii="Consolas" w:hAnsi="Consolas" w:eastAsia="Consolas" w:cs="Consolas"/>
+          <w:b w:val="0"/>
+          <w:bCs w:val="0"/>
+          <w:color w:val="3B3B3B"/>
+          <w:sz w:val="24"/>
+          <w:szCs w:val="24"/>
+        </w:rPr>
+      </w:pPr>
+      <w:r>
+        <w:rPr>
+          <w:rFonts w:hint="default" w:ascii="Consolas" w:hAnsi="Consolas" w:eastAsia="Consolas" w:cs="Consolas"/>
+          <w:b w:val="0"/>
+          <w:bCs w:val="0"/>
+          <w:color w:val="800000"/>
+          <w:kern w:val="0"/>
+          <w:sz w:val="24"/>
+          <w:szCs w:val="24"/>
+          <w:shd w:val="clear" w:fill="FFFFFF"/>
+          <w:lang w:val="en-US" w:eastAsia="zh-CN" w:bidi="ar"/>
+          <w14:ligatures w14:val="standardContextual"/>
+        </w:rPr>
+        <w:t>th</w:t>
+      </w:r>
+      <w:r>
+        <w:rPr>
+          <w:rFonts w:hint="default" w:ascii="Consolas" w:hAnsi="Consolas" w:eastAsia="Consolas" w:cs="Consolas"/>
+          <w:b w:val="0"/>
+          <w:bCs w:val="0"/>
+          <w:color w:val="000000"/>
+          <w:kern w:val="0"/>
+          <w:sz w:val="24"/>
+          <w:szCs w:val="24"/>
+          <w:shd w:val="clear" w:fill="FFFFFF"/>
+          <w:lang w:val="en-US" w:eastAsia="zh-CN" w:bidi="ar"/>
+          <w14:ligatures w14:val="standardContextual"/>
+        </w:rPr>
+        <w:t>{</w:t>
+      </w:r>
+    </w:p>
+    <w:p>
+      <w:pPr>
+        <w:keepNext w:val="0"/>
+        <w:keepLines w:val="0"/>
+        <w:widowControl/>
+        <w:suppressLineNumbers w:val="0"/>
+        <w:shd w:val="clear" w:fill="FFFFFF"/>
+        <w:spacing w:line="228" w:lineRule="atLeast"/>
+        <w:jc w:val="left"/>
+        <w:rPr>
+          <w:rFonts w:hint="default" w:ascii="Consolas" w:hAnsi="Consolas" w:eastAsia="Consolas" w:cs="Consolas"/>
+          <w:b w:val="0"/>
+          <w:bCs w:val="0"/>
+          <w:color w:val="3B3B3B"/>
+          <w:sz w:val="24"/>
+          <w:szCs w:val="24"/>
+        </w:rPr>
+      </w:pPr>
+      <w:r>
+        <w:rPr>
+          <w:rFonts w:hint="default" w:ascii="Consolas" w:hAnsi="Consolas" w:eastAsia="Consolas" w:cs="Consolas"/>
+          <w:b w:val="0"/>
+          <w:bCs w:val="0"/>
+          <w:color w:val="000000"/>
+          <w:kern w:val="0"/>
+          <w:sz w:val="24"/>
+          <w:szCs w:val="24"/>
+          <w:shd w:val="clear" w:fill="FFFFFF"/>
+          <w:lang w:val="en-US" w:eastAsia="zh-CN" w:bidi="ar"/>
+          <w14:ligatures w14:val="standardContextual"/>
+        </w:rPr>
+        <w:t xml:space="preserve">    </w:t>
+      </w:r>
+      <w:r>
+        <w:rPr>
+          <w:rFonts w:hint="default" w:ascii="Consolas" w:hAnsi="Consolas" w:eastAsia="Consolas" w:cs="Consolas"/>
+          <w:b w:val="0"/>
+          <w:bCs w:val="0"/>
+          <w:color w:val="E50000"/>
+          <w:kern w:val="0"/>
+          <w:sz w:val="24"/>
+          <w:szCs w:val="24"/>
+          <w:shd w:val="clear" w:fill="FFFFFF"/>
+          <w:lang w:val="en-US" w:eastAsia="zh-CN" w:bidi="ar"/>
+          <w14:ligatures w14:val="standardContextual"/>
+        </w:rPr>
+        <w:t>background</w:t>
+      </w:r>
+      <w:r>
+        <w:rPr>
+          <w:rFonts w:hint="default" w:ascii="Consolas" w:hAnsi="Consolas" w:eastAsia="Consolas" w:cs="Consolas"/>
+          <w:b w:val="0"/>
+          <w:bCs w:val="0"/>
+          <w:color w:val="000000"/>
+          <w:kern w:val="0"/>
+          <w:sz w:val="24"/>
+          <w:szCs w:val="24"/>
+          <w:shd w:val="clear" w:fill="FFFFFF"/>
+          <w:lang w:val="en-US" w:eastAsia="zh-CN" w:bidi="ar"/>
+          <w14:ligatures w14:val="standardContextual"/>
+        </w:rPr>
+        <w:t>:</w:t>
+      </w:r>
+      <w:r>
+        <w:rPr>
+          <w:rFonts w:hint="default" w:ascii="Consolas" w:hAnsi="Consolas" w:eastAsia="Consolas" w:cs="Consolas"/>
+          <w:b w:val="0"/>
+          <w:bCs w:val="0"/>
+          <w:color w:val="0451A5"/>
+          <w:kern w:val="0"/>
+          <w:sz w:val="24"/>
+          <w:szCs w:val="24"/>
+          <w:shd w:val="clear" w:fill="FFFFFF"/>
+          <w:lang w:val="en-US" w:eastAsia="zh-CN" w:bidi="ar"/>
+          <w14:ligatures w14:val="standardContextual"/>
+        </w:rPr>
+        <w:t>#2c3e50</w:t>
+      </w:r>
+      <w:r>
+        <w:rPr>
+          <w:rFonts w:hint="default" w:ascii="Consolas" w:hAnsi="Consolas" w:eastAsia="Consolas" w:cs="Consolas"/>
+          <w:b w:val="0"/>
+          <w:bCs w:val="0"/>
+          <w:color w:val="000000"/>
+          <w:kern w:val="0"/>
+          <w:sz w:val="24"/>
+          <w:szCs w:val="24"/>
+          <w:shd w:val="clear" w:fill="FFFFFF"/>
+          <w:lang w:val="en-US" w:eastAsia="zh-CN" w:bidi="ar"/>
+          <w14:ligatures w14:val="standardContextual"/>
+        </w:rPr>
+        <w:t>;</w:t>
+      </w:r>
+    </w:p>
+    <w:p>
+      <w:pPr>
+        <w:keepNext w:val="0"/>
+        <w:keepLines w:val="0"/>
+        <w:widowControl/>
+        <w:suppressLineNumbers w:val="0"/>
+        <w:shd w:val="clear" w:fill="FFFFFF"/>
+        <w:spacing w:line="228" w:lineRule="atLeast"/>
+        <w:jc w:val="left"/>
+        <w:rPr>
+          <w:rFonts w:hint="default" w:ascii="Consolas" w:hAnsi="Consolas" w:eastAsia="Consolas" w:cs="Consolas"/>
+          <w:b w:val="0"/>
+          <w:bCs w:val="0"/>
+          <w:color w:val="3B3B3B"/>
+          <w:sz w:val="24"/>
+          <w:szCs w:val="24"/>
+        </w:rPr>
+      </w:pPr>
+      <w:r>
+        <w:rPr>
+          <w:rFonts w:hint="default" w:ascii="Consolas" w:hAnsi="Consolas" w:eastAsia="Consolas" w:cs="Consolas"/>
+          <w:b w:val="0"/>
+          <w:bCs w:val="0"/>
+          <w:color w:val="000000"/>
+          <w:kern w:val="0"/>
+          <w:sz w:val="24"/>
+          <w:szCs w:val="24"/>
+          <w:shd w:val="clear" w:fill="FFFFFF"/>
+          <w:lang w:val="en-US" w:eastAsia="zh-CN" w:bidi="ar"/>
+          <w14:ligatures w14:val="standardContextual"/>
+        </w:rPr>
+        <w:t xml:space="preserve">    </w:t>
+      </w:r>
+      <w:r>
+        <w:rPr>
+          <w:rFonts w:hint="default" w:ascii="Consolas" w:hAnsi="Consolas" w:eastAsia="Consolas" w:cs="Consolas"/>
+          <w:b w:val="0"/>
+          <w:bCs w:val="0"/>
+          <w:color w:val="E50000"/>
+          <w:kern w:val="0"/>
+          <w:sz w:val="24"/>
+          <w:szCs w:val="24"/>
+          <w:shd w:val="clear" w:fill="FFFFFF"/>
+          <w:lang w:val="en-US" w:eastAsia="zh-CN" w:bidi="ar"/>
+          <w14:ligatures w14:val="standardContextual"/>
+        </w:rPr>
+        <w:t>color</w:t>
+      </w:r>
+      <w:r>
+        <w:rPr>
+          <w:rFonts w:hint="default" w:ascii="Consolas" w:hAnsi="Consolas" w:eastAsia="Consolas" w:cs="Consolas"/>
+          <w:b w:val="0"/>
+          <w:bCs w:val="0"/>
+          <w:color w:val="000000"/>
+          <w:kern w:val="0"/>
+          <w:sz w:val="24"/>
+          <w:szCs w:val="24"/>
+          <w:shd w:val="clear" w:fill="FFFFFF"/>
+          <w:lang w:val="en-US" w:eastAsia="zh-CN" w:bidi="ar"/>
+          <w14:ligatures w14:val="standardContextual"/>
+        </w:rPr>
+        <w:t>:</w:t>
+      </w:r>
+      <w:r>
+        <w:rPr>
+          <w:rFonts w:hint="default" w:ascii="Consolas" w:hAnsi="Consolas" w:eastAsia="Consolas" w:cs="Consolas"/>
+          <w:b w:val="0"/>
+          <w:bCs w:val="0"/>
+          <w:color w:val="0451A5"/>
+          <w:kern w:val="0"/>
+          <w:sz w:val="24"/>
+          <w:szCs w:val="24"/>
+          <w:shd w:val="clear" w:fill="FFFFFF"/>
+          <w:lang w:val="en-US" w:eastAsia="zh-CN" w:bidi="ar"/>
+          <w14:ligatures w14:val="standardContextual"/>
+        </w:rPr>
+        <w:t>white</w:t>
+      </w:r>
+      <w:r>
+        <w:rPr>
+          <w:rFonts w:hint="default" w:ascii="Consolas" w:hAnsi="Consolas" w:eastAsia="Consolas" w:cs="Consolas"/>
+          <w:b w:val="0"/>
+          <w:bCs w:val="0"/>
+          <w:color w:val="000000"/>
+          <w:kern w:val="0"/>
+          <w:sz w:val="24"/>
+          <w:szCs w:val="24"/>
+          <w:shd w:val="clear" w:fill="FFFFFF"/>
+          <w:lang w:val="en-US" w:eastAsia="zh-CN" w:bidi="ar"/>
+          <w14:ligatures w14:val="standardContextual"/>
+        </w:rPr>
+        <w:t>;</w:t>
+      </w:r>
+    </w:p>
+    <w:p>
+      <w:pPr>
+        <w:keepNext w:val="0"/>
+        <w:keepLines w:val="0"/>
+        <w:widowControl/>
+        <w:suppressLineNumbers w:val="0"/>
+        <w:shd w:val="clear" w:fill="FFFFFF"/>
+        <w:spacing w:line="228" w:lineRule="atLeast"/>
+        <w:jc w:val="left"/>
+        <w:rPr>
+          <w:rFonts w:hint="default" w:ascii="Consolas" w:hAnsi="Consolas" w:eastAsia="Consolas" w:cs="Consolas"/>
+          <w:b w:val="0"/>
+          <w:bCs w:val="0"/>
+          <w:color w:val="3B3B3B"/>
+          <w:sz w:val="24"/>
+          <w:szCs w:val="24"/>
+        </w:rPr>
+      </w:pPr>
+      <w:r>
+        <w:rPr>
+          <w:rFonts w:hint="default" w:ascii="Consolas" w:hAnsi="Consolas" w:eastAsia="Consolas" w:cs="Consolas"/>
+          <w:b w:val="0"/>
+          <w:bCs w:val="0"/>
+          <w:color w:val="000000"/>
+          <w:kern w:val="0"/>
+          <w:sz w:val="24"/>
+          <w:szCs w:val="24"/>
+          <w:shd w:val="clear" w:fill="FFFFFF"/>
+          <w:lang w:val="en-US" w:eastAsia="zh-CN" w:bidi="ar"/>
+          <w14:ligatures w14:val="standardContextual"/>
+        </w:rPr>
+        <w:t>}</w:t>
+      </w:r>
+    </w:p>
+    <w:p>
+      <w:pPr>
+        <w:keepNext w:val="0"/>
+        <w:keepLines w:val="0"/>
+        <w:widowControl/>
+        <w:suppressLineNumbers w:val="0"/>
+        <w:jc w:val="left"/>
+        <w:rPr>
+          <w:sz w:val="32"/>
+          <w:szCs w:val="32"/>
+        </w:rPr>
+      </w:pPr>
+    </w:p>
+    <w:p>
+      <w:pPr>
+        <w:keepNext w:val="0"/>
+        <w:keepLines w:val="0"/>
+        <w:widowControl/>
+        <w:suppressLineNumbers w:val="0"/>
+        <w:shd w:val="clear" w:fill="FFFFFF"/>
+        <w:spacing w:line="228" w:lineRule="atLeast"/>
+        <w:jc w:val="left"/>
+        <w:rPr>
+          <w:rFonts w:hint="default" w:ascii="Consolas" w:hAnsi="Consolas" w:eastAsia="Consolas" w:cs="Consolas"/>
+          <w:b w:val="0"/>
+          <w:bCs w:val="0"/>
+          <w:color w:val="3B3B3B"/>
+          <w:sz w:val="24"/>
+          <w:szCs w:val="24"/>
+        </w:rPr>
+      </w:pPr>
+      <w:r>
+        <w:rPr>
+          <w:rFonts w:hint="default" w:ascii="Consolas" w:hAnsi="Consolas" w:eastAsia="Consolas" w:cs="Consolas"/>
+          <w:b w:val="0"/>
+          <w:bCs w:val="0"/>
+          <w:color w:val="800000"/>
+          <w:kern w:val="0"/>
+          <w:sz w:val="24"/>
+          <w:szCs w:val="24"/>
+          <w:shd w:val="clear" w:fill="FFFFFF"/>
+          <w:lang w:val="en-US" w:eastAsia="zh-CN" w:bidi="ar"/>
+          <w14:ligatures w14:val="standardContextual"/>
+        </w:rPr>
+        <w:t>tr:nth-child</w:t>
+      </w:r>
+      <w:r>
+        <w:rPr>
+          <w:rFonts w:hint="default" w:ascii="Consolas" w:hAnsi="Consolas" w:eastAsia="Consolas" w:cs="Consolas"/>
+          <w:b w:val="0"/>
+          <w:bCs w:val="0"/>
+          <w:color w:val="000000"/>
+          <w:kern w:val="0"/>
+          <w:sz w:val="24"/>
+          <w:szCs w:val="24"/>
+          <w:shd w:val="clear" w:fill="FFFFFF"/>
+          <w:lang w:val="en-US" w:eastAsia="zh-CN" w:bidi="ar"/>
+          <w14:ligatures w14:val="standardContextual"/>
+        </w:rPr>
+        <w:t>(even){</w:t>
+      </w:r>
+    </w:p>
+    <w:p>
+      <w:pPr>
+        <w:keepNext w:val="0"/>
+        <w:keepLines w:val="0"/>
+        <w:widowControl/>
+        <w:suppressLineNumbers w:val="0"/>
+        <w:shd w:val="clear" w:fill="FFFFFF"/>
+        <w:spacing w:line="228" w:lineRule="atLeast"/>
+        <w:jc w:val="left"/>
+        <w:rPr>
+          <w:rFonts w:hint="default" w:ascii="Consolas" w:hAnsi="Consolas" w:eastAsia="Consolas" w:cs="Consolas"/>
+          <w:b w:val="0"/>
+          <w:bCs w:val="0"/>
+          <w:color w:val="3B3B3B"/>
+          <w:sz w:val="24"/>
+          <w:szCs w:val="24"/>
+        </w:rPr>
+      </w:pPr>
+      <w:r>
+        <w:rPr>
+          <w:rFonts w:hint="default" w:ascii="Consolas" w:hAnsi="Consolas" w:eastAsia="Consolas" w:cs="Consolas"/>
+          <w:b w:val="0"/>
+          <w:bCs w:val="0"/>
+          <w:color w:val="000000"/>
+          <w:kern w:val="0"/>
+          <w:sz w:val="24"/>
+          <w:szCs w:val="24"/>
+          <w:shd w:val="clear" w:fill="FFFFFF"/>
+          <w:lang w:val="en-US" w:eastAsia="zh-CN" w:bidi="ar"/>
+          <w14:ligatures w14:val="standardContextual"/>
+        </w:rPr>
+        <w:t xml:space="preserve">    </w:t>
+      </w:r>
+      <w:r>
+        <w:rPr>
+          <w:rFonts w:hint="default" w:ascii="Consolas" w:hAnsi="Consolas" w:eastAsia="Consolas" w:cs="Consolas"/>
+          <w:b w:val="0"/>
+          <w:bCs w:val="0"/>
+          <w:color w:val="E50000"/>
+          <w:kern w:val="0"/>
+          <w:sz w:val="24"/>
+          <w:szCs w:val="24"/>
+          <w:shd w:val="clear" w:fill="FFFFFF"/>
+          <w:lang w:val="en-US" w:eastAsia="zh-CN" w:bidi="ar"/>
+          <w14:ligatures w14:val="standardContextual"/>
+        </w:rPr>
+        <w:t>background</w:t>
+      </w:r>
+      <w:r>
+        <w:rPr>
+          <w:rFonts w:hint="default" w:ascii="Consolas" w:hAnsi="Consolas" w:eastAsia="Consolas" w:cs="Consolas"/>
+          <w:b w:val="0"/>
+          <w:bCs w:val="0"/>
+          <w:color w:val="000000"/>
+          <w:kern w:val="0"/>
+          <w:sz w:val="24"/>
+          <w:szCs w:val="24"/>
+          <w:shd w:val="clear" w:fill="FFFFFF"/>
+          <w:lang w:val="en-US" w:eastAsia="zh-CN" w:bidi="ar"/>
+          <w14:ligatures w14:val="standardContextual"/>
+        </w:rPr>
+        <w:t>:</w:t>
+      </w:r>
+      <w:r>
+        <w:rPr>
+          <w:rFonts w:hint="default" w:ascii="Consolas" w:hAnsi="Consolas" w:eastAsia="Consolas" w:cs="Consolas"/>
+          <w:b w:val="0"/>
+          <w:bCs w:val="0"/>
+          <w:color w:val="0451A5"/>
+          <w:kern w:val="0"/>
+          <w:sz w:val="24"/>
+          <w:szCs w:val="24"/>
+          <w:shd w:val="clear" w:fill="FFFFFF"/>
+          <w:lang w:val="en-US" w:eastAsia="zh-CN" w:bidi="ar"/>
+          <w14:ligatures w14:val="standardContextual"/>
+        </w:rPr>
+        <w:t>#f2f2f2</w:t>
+      </w:r>
+      <w:r>
+        <w:rPr>
+          <w:rFonts w:hint="default" w:ascii="Consolas" w:hAnsi="Consolas" w:eastAsia="Consolas" w:cs="Consolas"/>
+          <w:b w:val="0"/>
+          <w:bCs w:val="0"/>
+          <w:color w:val="000000"/>
+          <w:kern w:val="0"/>
+          <w:sz w:val="24"/>
+          <w:szCs w:val="24"/>
+          <w:shd w:val="clear" w:fill="FFFFFF"/>
+          <w:lang w:val="en-US" w:eastAsia="zh-CN" w:bidi="ar"/>
+          <w14:ligatures w14:val="standardContextual"/>
+        </w:rPr>
+        <w:t>;</w:t>
+      </w:r>
+    </w:p>
+    <w:p>
+      <w:pPr>
+        <w:keepNext w:val="0"/>
+        <w:keepLines w:val="0"/>
+        <w:widowControl/>
+        <w:suppressLineNumbers w:val="0"/>
+        <w:shd w:val="clear" w:fill="FFFFFF"/>
+        <w:spacing w:line="228" w:lineRule="atLeast"/>
+        <w:jc w:val="left"/>
+        <w:rPr>
+          <w:rFonts w:hint="default" w:ascii="Consolas" w:hAnsi="Consolas" w:eastAsia="Consolas" w:cs="Consolas"/>
+          <w:b w:val="0"/>
+          <w:bCs w:val="0"/>
+          <w:color w:val="3B3B3B"/>
+          <w:sz w:val="24"/>
+          <w:szCs w:val="24"/>
+        </w:rPr>
+      </w:pPr>
+      <w:r>
+        <w:rPr>
+          <w:rFonts w:hint="default" w:ascii="Consolas" w:hAnsi="Consolas" w:eastAsia="Consolas" w:cs="Consolas"/>
+          <w:b w:val="0"/>
+          <w:bCs w:val="0"/>
+          <w:color w:val="000000"/>
+          <w:kern w:val="0"/>
+          <w:sz w:val="24"/>
+          <w:szCs w:val="24"/>
+          <w:shd w:val="clear" w:fill="FFFFFF"/>
+          <w:lang w:val="en-US" w:eastAsia="zh-CN" w:bidi="ar"/>
+          <w14:ligatures w14:val="standardContextual"/>
+        </w:rPr>
+        <w:t>}</w:t>
+      </w:r>
+    </w:p>
+    <w:p>
+      <w:pPr>
+        <w:keepNext w:val="0"/>
+        <w:keepLines w:val="0"/>
+        <w:widowControl/>
+        <w:suppressLineNumbers w:val="0"/>
+        <w:jc w:val="left"/>
+        <w:rPr>
+          <w:sz w:val="32"/>
+          <w:szCs w:val="32"/>
+        </w:rPr>
+      </w:pPr>
+    </w:p>
+    <w:p>
+      <w:pPr>
+        <w:keepNext w:val="0"/>
+        <w:keepLines w:val="0"/>
+        <w:widowControl/>
+        <w:suppressLineNumbers w:val="0"/>
+        <w:shd w:val="clear" w:fill="FFFFFF"/>
+        <w:spacing w:line="228" w:lineRule="atLeast"/>
+        <w:jc w:val="left"/>
+        <w:rPr>
+          <w:rFonts w:hint="default" w:ascii="Consolas" w:hAnsi="Consolas" w:eastAsia="Consolas" w:cs="Consolas"/>
+          <w:b w:val="0"/>
+          <w:bCs w:val="0"/>
+          <w:color w:val="3B3B3B"/>
+          <w:sz w:val="24"/>
+          <w:szCs w:val="24"/>
+        </w:rPr>
+      </w:pPr>
+      <w:r>
+        <w:rPr>
+          <w:rFonts w:hint="default" w:ascii="Consolas" w:hAnsi="Consolas" w:eastAsia="Consolas" w:cs="Consolas"/>
+          <w:b w:val="0"/>
+          <w:bCs w:val="0"/>
+          <w:color w:val="008000"/>
+          <w:kern w:val="0"/>
+          <w:sz w:val="24"/>
+          <w:szCs w:val="24"/>
+          <w:shd w:val="clear" w:fill="FFFFFF"/>
+          <w:lang w:val="en-US" w:eastAsia="zh-CN" w:bidi="ar"/>
+          <w14:ligatures w14:val="standardContextual"/>
+        </w:rPr>
+        <w:t>/* orqaga qaytish tugmasi */</w:t>
+      </w:r>
+    </w:p>
+    <w:p>
+      <w:pPr>
+        <w:keepNext w:val="0"/>
+        <w:keepLines w:val="0"/>
+        <w:widowControl/>
+        <w:suppressLineNumbers w:val="0"/>
+        <w:shd w:val="clear" w:fill="FFFFFF"/>
+        <w:spacing w:line="228" w:lineRule="atLeast"/>
+        <w:jc w:val="left"/>
+        <w:rPr>
+          <w:rFonts w:hint="default" w:ascii="Consolas" w:hAnsi="Consolas" w:eastAsia="Consolas" w:cs="Consolas"/>
+          <w:b w:val="0"/>
+          <w:bCs w:val="0"/>
+          <w:color w:val="3B3B3B"/>
+          <w:sz w:val="24"/>
+          <w:szCs w:val="24"/>
+        </w:rPr>
+      </w:pPr>
+      <w:r>
+        <w:rPr>
+          <w:rFonts w:hint="default" w:ascii="Consolas" w:hAnsi="Consolas" w:eastAsia="Consolas" w:cs="Consolas"/>
+          <w:b w:val="0"/>
+          <w:bCs w:val="0"/>
+          <w:color w:val="800000"/>
+          <w:kern w:val="0"/>
+          <w:sz w:val="24"/>
+          <w:szCs w:val="24"/>
+          <w:shd w:val="clear" w:fill="FFFFFF"/>
+          <w:lang w:val="en-US" w:eastAsia="zh-CN" w:bidi="ar"/>
+          <w14:ligatures w14:val="standardContextual"/>
+        </w:rPr>
+        <w:t>.back-btn</w:t>
+      </w:r>
+      <w:r>
+        <w:rPr>
+          <w:rFonts w:hint="default" w:ascii="Consolas" w:hAnsi="Consolas" w:eastAsia="Consolas" w:cs="Consolas"/>
+          <w:b w:val="0"/>
+          <w:bCs w:val="0"/>
+          <w:color w:val="000000"/>
+          <w:kern w:val="0"/>
+          <w:sz w:val="24"/>
+          <w:szCs w:val="24"/>
+          <w:shd w:val="clear" w:fill="FFFFFF"/>
+          <w:lang w:val="en-US" w:eastAsia="zh-CN" w:bidi="ar"/>
+          <w14:ligatures w14:val="standardContextual"/>
+        </w:rPr>
+        <w:t>{</w:t>
+      </w:r>
+    </w:p>
+    <w:p>
+      <w:pPr>
+        <w:keepNext w:val="0"/>
+        <w:keepLines w:val="0"/>
+        <w:widowControl/>
+        <w:suppressLineNumbers w:val="0"/>
+        <w:shd w:val="clear" w:fill="FFFFFF"/>
+        <w:spacing w:line="228" w:lineRule="atLeast"/>
+        <w:jc w:val="left"/>
+        <w:rPr>
+          <w:rFonts w:hint="default" w:ascii="Consolas" w:hAnsi="Consolas" w:eastAsia="Consolas" w:cs="Consolas"/>
+          <w:b w:val="0"/>
+          <w:bCs w:val="0"/>
+          <w:color w:val="3B3B3B"/>
+          <w:sz w:val="24"/>
+          <w:szCs w:val="24"/>
+        </w:rPr>
+      </w:pPr>
+      <w:r>
+        <w:rPr>
+          <w:rFonts w:hint="default" w:ascii="Consolas" w:hAnsi="Consolas" w:eastAsia="Consolas" w:cs="Consolas"/>
+          <w:b w:val="0"/>
+          <w:bCs w:val="0"/>
+          <w:color w:val="000000"/>
+          <w:kern w:val="0"/>
+          <w:sz w:val="24"/>
+          <w:szCs w:val="24"/>
+          <w:shd w:val="clear" w:fill="FFFFFF"/>
+          <w:lang w:val="en-US" w:eastAsia="zh-CN" w:bidi="ar"/>
+          <w14:ligatures w14:val="standardContextual"/>
+        </w:rPr>
+        <w:t xml:space="preserve">    </w:t>
+      </w:r>
+      <w:r>
+        <w:rPr>
+          <w:rFonts w:hint="default" w:ascii="Consolas" w:hAnsi="Consolas" w:eastAsia="Consolas" w:cs="Consolas"/>
+          <w:b w:val="0"/>
+          <w:bCs w:val="0"/>
+          <w:color w:val="E50000"/>
+          <w:kern w:val="0"/>
+          <w:sz w:val="24"/>
+          <w:szCs w:val="24"/>
+          <w:shd w:val="clear" w:fill="FFFFFF"/>
+          <w:lang w:val="en-US" w:eastAsia="zh-CN" w:bidi="ar"/>
+          <w14:ligatures w14:val="standardContextual"/>
+        </w:rPr>
+        <w:t>display</w:t>
+      </w:r>
+      <w:r>
+        <w:rPr>
+          <w:rFonts w:hint="default" w:ascii="Consolas" w:hAnsi="Consolas" w:eastAsia="Consolas" w:cs="Consolas"/>
+          <w:b w:val="0"/>
+          <w:bCs w:val="0"/>
+          <w:color w:val="000000"/>
+          <w:kern w:val="0"/>
+          <w:sz w:val="24"/>
+          <w:szCs w:val="24"/>
+          <w:shd w:val="clear" w:fill="FFFFFF"/>
+          <w:lang w:val="en-US" w:eastAsia="zh-CN" w:bidi="ar"/>
+          <w14:ligatures w14:val="standardContextual"/>
+        </w:rPr>
+        <w:t>:</w:t>
+      </w:r>
+      <w:r>
+        <w:rPr>
+          <w:rFonts w:hint="default" w:ascii="Consolas" w:hAnsi="Consolas" w:eastAsia="Consolas" w:cs="Consolas"/>
+          <w:b w:val="0"/>
+          <w:bCs w:val="0"/>
+          <w:color w:val="0451A5"/>
+          <w:kern w:val="0"/>
+          <w:sz w:val="24"/>
+          <w:szCs w:val="24"/>
+          <w:shd w:val="clear" w:fill="FFFFFF"/>
+          <w:lang w:val="en-US" w:eastAsia="zh-CN" w:bidi="ar"/>
+          <w14:ligatures w14:val="standardContextual"/>
+        </w:rPr>
+        <w:t>inline-block</w:t>
+      </w:r>
+      <w:r>
+        <w:rPr>
+          <w:rFonts w:hint="default" w:ascii="Consolas" w:hAnsi="Consolas" w:eastAsia="Consolas" w:cs="Consolas"/>
+          <w:b w:val="0"/>
+          <w:bCs w:val="0"/>
+          <w:color w:val="000000"/>
+          <w:kern w:val="0"/>
+          <w:sz w:val="24"/>
+          <w:szCs w:val="24"/>
+          <w:shd w:val="clear" w:fill="FFFFFF"/>
+          <w:lang w:val="en-US" w:eastAsia="zh-CN" w:bidi="ar"/>
+          <w14:ligatures w14:val="standardContextual"/>
+        </w:rPr>
+        <w:t>;</w:t>
+      </w:r>
+    </w:p>
+    <w:p>
+      <w:pPr>
+        <w:keepNext w:val="0"/>
+        <w:keepLines w:val="0"/>
+        <w:widowControl/>
+        <w:suppressLineNumbers w:val="0"/>
+        <w:shd w:val="clear" w:fill="FFFFFF"/>
+        <w:spacing w:line="228" w:lineRule="atLeast"/>
+        <w:jc w:val="left"/>
+        <w:rPr>
+          <w:rFonts w:hint="default" w:ascii="Consolas" w:hAnsi="Consolas" w:eastAsia="Consolas" w:cs="Consolas"/>
+          <w:b w:val="0"/>
+          <w:bCs w:val="0"/>
+          <w:color w:val="3B3B3B"/>
+          <w:sz w:val="24"/>
+          <w:szCs w:val="24"/>
+        </w:rPr>
+      </w:pPr>
+      <w:r>
+        <w:rPr>
+          <w:rFonts w:hint="default" w:ascii="Consolas" w:hAnsi="Consolas" w:eastAsia="Consolas" w:cs="Consolas"/>
+          <w:b w:val="0"/>
+          <w:bCs w:val="0"/>
+          <w:color w:val="000000"/>
+          <w:kern w:val="0"/>
+          <w:sz w:val="24"/>
+          <w:szCs w:val="24"/>
+          <w:shd w:val="clear" w:fill="FFFFFF"/>
+          <w:lang w:val="en-US" w:eastAsia="zh-CN" w:bidi="ar"/>
+          <w14:ligatures w14:val="standardContextual"/>
+        </w:rPr>
+        <w:t xml:space="preserve">    </w:t>
+      </w:r>
+      <w:r>
+        <w:rPr>
+          <w:rFonts w:hint="default" w:ascii="Consolas" w:hAnsi="Consolas" w:eastAsia="Consolas" w:cs="Consolas"/>
+          <w:b w:val="0"/>
+          <w:bCs w:val="0"/>
+          <w:color w:val="E50000"/>
+          <w:kern w:val="0"/>
+          <w:sz w:val="24"/>
+          <w:szCs w:val="24"/>
+          <w:shd w:val="clear" w:fill="FFFFFF"/>
+          <w:lang w:val="en-US" w:eastAsia="zh-CN" w:bidi="ar"/>
+          <w14:ligatures w14:val="standardContextual"/>
+        </w:rPr>
+        <w:t>margin-top</w:t>
+      </w:r>
+      <w:r>
+        <w:rPr>
+          <w:rFonts w:hint="default" w:ascii="Consolas" w:hAnsi="Consolas" w:eastAsia="Consolas" w:cs="Consolas"/>
+          <w:b w:val="0"/>
+          <w:bCs w:val="0"/>
+          <w:color w:val="000000"/>
+          <w:kern w:val="0"/>
+          <w:sz w:val="24"/>
+          <w:szCs w:val="24"/>
+          <w:shd w:val="clear" w:fill="FFFFFF"/>
+          <w:lang w:val="en-US" w:eastAsia="zh-CN" w:bidi="ar"/>
+          <w14:ligatures w14:val="standardContextual"/>
+        </w:rPr>
+        <w:t>:</w:t>
+      </w:r>
+      <w:r>
+        <w:rPr>
+          <w:rFonts w:hint="default" w:ascii="Consolas" w:hAnsi="Consolas" w:eastAsia="Consolas" w:cs="Consolas"/>
+          <w:b w:val="0"/>
+          <w:bCs w:val="0"/>
+          <w:color w:val="098658"/>
+          <w:kern w:val="0"/>
+          <w:sz w:val="24"/>
+          <w:szCs w:val="24"/>
+          <w:shd w:val="clear" w:fill="FFFFFF"/>
+          <w:lang w:val="en-US" w:eastAsia="zh-CN" w:bidi="ar"/>
+          <w14:ligatures w14:val="standardContextual"/>
+        </w:rPr>
+        <w:t>20px</w:t>
+      </w:r>
+      <w:r>
+        <w:rPr>
+          <w:rFonts w:hint="default" w:ascii="Consolas" w:hAnsi="Consolas" w:eastAsia="Consolas" w:cs="Consolas"/>
+          <w:b w:val="0"/>
+          <w:bCs w:val="0"/>
+          <w:color w:val="000000"/>
+          <w:kern w:val="0"/>
+          <w:sz w:val="24"/>
+          <w:szCs w:val="24"/>
+          <w:shd w:val="clear" w:fill="FFFFFF"/>
+          <w:lang w:val="en-US" w:eastAsia="zh-CN" w:bidi="ar"/>
+          <w14:ligatures w14:val="standardContextual"/>
+        </w:rPr>
+        <w:t>;</w:t>
+      </w:r>
+    </w:p>
+    <w:p>
+      <w:pPr>
+        <w:keepNext w:val="0"/>
+        <w:keepLines w:val="0"/>
+        <w:widowControl/>
+        <w:suppressLineNumbers w:val="0"/>
+        <w:shd w:val="clear" w:fill="FFFFFF"/>
+        <w:spacing w:line="228" w:lineRule="atLeast"/>
+        <w:jc w:val="left"/>
+        <w:rPr>
+          <w:rFonts w:hint="default" w:ascii="Consolas" w:hAnsi="Consolas" w:eastAsia="Consolas" w:cs="Consolas"/>
+          <w:b w:val="0"/>
+          <w:bCs w:val="0"/>
+          <w:color w:val="3B3B3B"/>
+          <w:sz w:val="24"/>
+          <w:szCs w:val="24"/>
+        </w:rPr>
+      </w:pPr>
+      <w:r>
+        <w:rPr>
+          <w:rFonts w:hint="default" w:ascii="Consolas" w:hAnsi="Consolas" w:eastAsia="Consolas" w:cs="Consolas"/>
+          <w:b w:val="0"/>
+          <w:bCs w:val="0"/>
+          <w:color w:val="000000"/>
+          <w:kern w:val="0"/>
+          <w:sz w:val="24"/>
+          <w:szCs w:val="24"/>
+          <w:shd w:val="clear" w:fill="FFFFFF"/>
+          <w:lang w:val="en-US" w:eastAsia="zh-CN" w:bidi="ar"/>
+          <w14:ligatures w14:val="standardContextual"/>
+        </w:rPr>
+        <w:t xml:space="preserve">    </w:t>
+      </w:r>
+      <w:r>
+        <w:rPr>
+          <w:rFonts w:hint="default" w:ascii="Consolas" w:hAnsi="Consolas" w:eastAsia="Consolas" w:cs="Consolas"/>
+          <w:b w:val="0"/>
+          <w:bCs w:val="0"/>
+          <w:color w:val="E50000"/>
+          <w:kern w:val="0"/>
+          <w:sz w:val="24"/>
+          <w:szCs w:val="24"/>
+          <w:shd w:val="clear" w:fill="FFFFFF"/>
+          <w:lang w:val="en-US" w:eastAsia="zh-CN" w:bidi="ar"/>
+          <w14:ligatures w14:val="standardContextual"/>
+        </w:rPr>
+        <w:t>padding</w:t>
+      </w:r>
+      <w:r>
+        <w:rPr>
+          <w:rFonts w:hint="default" w:ascii="Consolas" w:hAnsi="Consolas" w:eastAsia="Consolas" w:cs="Consolas"/>
+          <w:b w:val="0"/>
+          <w:bCs w:val="0"/>
+          <w:color w:val="000000"/>
+          <w:kern w:val="0"/>
+          <w:sz w:val="24"/>
+          <w:szCs w:val="24"/>
+          <w:shd w:val="clear" w:fill="FFFFFF"/>
+          <w:lang w:val="en-US" w:eastAsia="zh-CN" w:bidi="ar"/>
+          <w14:ligatures w14:val="standardContextual"/>
+        </w:rPr>
+        <w:t>:</w:t>
+      </w:r>
+      <w:r>
+        <w:rPr>
+          <w:rFonts w:hint="default" w:ascii="Consolas" w:hAnsi="Consolas" w:eastAsia="Consolas" w:cs="Consolas"/>
+          <w:b w:val="0"/>
+          <w:bCs w:val="0"/>
+          <w:color w:val="098658"/>
+          <w:kern w:val="0"/>
+          <w:sz w:val="24"/>
+          <w:szCs w:val="24"/>
+          <w:shd w:val="clear" w:fill="FFFFFF"/>
+          <w:lang w:val="en-US" w:eastAsia="zh-CN" w:bidi="ar"/>
+          <w14:ligatures w14:val="standardContextual"/>
+        </w:rPr>
+        <w:t>10px</w:t>
+      </w:r>
+      <w:r>
+        <w:rPr>
+          <w:rFonts w:hint="default" w:ascii="Consolas" w:hAnsi="Consolas" w:eastAsia="Consolas" w:cs="Consolas"/>
+          <w:b w:val="0"/>
+          <w:bCs w:val="0"/>
+          <w:color w:val="000000"/>
+          <w:kern w:val="0"/>
+          <w:sz w:val="24"/>
+          <w:szCs w:val="24"/>
+          <w:shd w:val="clear" w:fill="FFFFFF"/>
+          <w:lang w:val="en-US" w:eastAsia="zh-CN" w:bidi="ar"/>
+          <w14:ligatures w14:val="standardContextual"/>
+        </w:rPr>
+        <w:t xml:space="preserve"> </w:t>
+      </w:r>
+      <w:r>
+        <w:rPr>
+          <w:rFonts w:hint="default" w:ascii="Consolas" w:hAnsi="Consolas" w:eastAsia="Consolas" w:cs="Consolas"/>
+          <w:b w:val="0"/>
+          <w:bCs w:val="0"/>
+          <w:color w:val="098658"/>
+          <w:kern w:val="0"/>
+          <w:sz w:val="24"/>
+          <w:szCs w:val="24"/>
+          <w:shd w:val="clear" w:fill="FFFFFF"/>
+          <w:lang w:val="en-US" w:eastAsia="zh-CN" w:bidi="ar"/>
+          <w14:ligatures w14:val="standardContextual"/>
+        </w:rPr>
+        <w:t>15px</w:t>
+      </w:r>
+      <w:r>
+        <w:rPr>
+          <w:rFonts w:hint="default" w:ascii="Consolas" w:hAnsi="Consolas" w:eastAsia="Consolas" w:cs="Consolas"/>
+          <w:b w:val="0"/>
+          <w:bCs w:val="0"/>
+          <w:color w:val="000000"/>
+          <w:kern w:val="0"/>
+          <w:sz w:val="24"/>
+          <w:szCs w:val="24"/>
+          <w:shd w:val="clear" w:fill="FFFFFF"/>
+          <w:lang w:val="en-US" w:eastAsia="zh-CN" w:bidi="ar"/>
+          <w14:ligatures w14:val="standardContextual"/>
+        </w:rPr>
+        <w:t>;</w:t>
+      </w:r>
+    </w:p>
+    <w:p>
+      <w:pPr>
+        <w:keepNext w:val="0"/>
+        <w:keepLines w:val="0"/>
+        <w:widowControl/>
+        <w:suppressLineNumbers w:val="0"/>
+        <w:shd w:val="clear" w:fill="FFFFFF"/>
+        <w:spacing w:line="228" w:lineRule="atLeast"/>
+        <w:jc w:val="left"/>
+        <w:rPr>
+          <w:rFonts w:hint="default" w:ascii="Consolas" w:hAnsi="Consolas" w:eastAsia="Consolas" w:cs="Consolas"/>
+          <w:b w:val="0"/>
+          <w:bCs w:val="0"/>
+          <w:color w:val="3B3B3B"/>
+          <w:sz w:val="24"/>
+          <w:szCs w:val="24"/>
+        </w:rPr>
+      </w:pPr>
+      <w:r>
+        <w:rPr>
+          <w:rFonts w:hint="default" w:ascii="Consolas" w:hAnsi="Consolas" w:eastAsia="Consolas" w:cs="Consolas"/>
+          <w:b w:val="0"/>
+          <w:bCs w:val="0"/>
+          <w:color w:val="000000"/>
+          <w:kern w:val="0"/>
+          <w:sz w:val="24"/>
+          <w:szCs w:val="24"/>
+          <w:shd w:val="clear" w:fill="FFFFFF"/>
+          <w:lang w:val="en-US" w:eastAsia="zh-CN" w:bidi="ar"/>
+          <w14:ligatures w14:val="standardContextual"/>
+        </w:rPr>
+        <w:t xml:space="preserve">    </w:t>
+      </w:r>
+      <w:r>
+        <w:rPr>
+          <w:rFonts w:hint="default" w:ascii="Consolas" w:hAnsi="Consolas" w:eastAsia="Consolas" w:cs="Consolas"/>
+          <w:b w:val="0"/>
+          <w:bCs w:val="0"/>
+          <w:color w:val="E50000"/>
+          <w:kern w:val="0"/>
+          <w:sz w:val="24"/>
+          <w:szCs w:val="24"/>
+          <w:shd w:val="clear" w:fill="FFFFFF"/>
+          <w:lang w:val="en-US" w:eastAsia="zh-CN" w:bidi="ar"/>
+          <w14:ligatures w14:val="standardContextual"/>
+        </w:rPr>
+        <w:t>background</w:t>
+      </w:r>
+      <w:r>
+        <w:rPr>
+          <w:rFonts w:hint="default" w:ascii="Consolas" w:hAnsi="Consolas" w:eastAsia="Consolas" w:cs="Consolas"/>
+          <w:b w:val="0"/>
+          <w:bCs w:val="0"/>
+          <w:color w:val="000000"/>
+          <w:kern w:val="0"/>
+          <w:sz w:val="24"/>
+          <w:szCs w:val="24"/>
+          <w:shd w:val="clear" w:fill="FFFFFF"/>
+          <w:lang w:val="en-US" w:eastAsia="zh-CN" w:bidi="ar"/>
+          <w14:ligatures w14:val="standardContextual"/>
+        </w:rPr>
+        <w:t>:</w:t>
+      </w:r>
+      <w:r>
+        <w:rPr>
+          <w:rFonts w:hint="default" w:ascii="Consolas" w:hAnsi="Consolas" w:eastAsia="Consolas" w:cs="Consolas"/>
+          <w:b w:val="0"/>
+          <w:bCs w:val="0"/>
+          <w:color w:val="0451A5"/>
+          <w:kern w:val="0"/>
+          <w:sz w:val="24"/>
+          <w:szCs w:val="24"/>
+          <w:shd w:val="clear" w:fill="FFFFFF"/>
+          <w:lang w:val="en-US" w:eastAsia="zh-CN" w:bidi="ar"/>
+          <w14:ligatures w14:val="standardContextual"/>
+        </w:rPr>
+        <w:t>#2c3e50</w:t>
+      </w:r>
+      <w:r>
+        <w:rPr>
+          <w:rFonts w:hint="default" w:ascii="Consolas" w:hAnsi="Consolas" w:eastAsia="Consolas" w:cs="Consolas"/>
+          <w:b w:val="0"/>
+          <w:bCs w:val="0"/>
+          <w:color w:val="000000"/>
+          <w:kern w:val="0"/>
+          <w:sz w:val="24"/>
+          <w:szCs w:val="24"/>
+          <w:shd w:val="clear" w:fill="FFFFFF"/>
+          <w:lang w:val="en-US" w:eastAsia="zh-CN" w:bidi="ar"/>
+          <w14:ligatures w14:val="standardContextual"/>
+        </w:rPr>
+        <w:t>;</w:t>
+      </w:r>
+    </w:p>
+    <w:p>
+      <w:pPr>
+        <w:keepNext w:val="0"/>
+        <w:keepLines w:val="0"/>
+        <w:widowControl/>
+        <w:suppressLineNumbers w:val="0"/>
+        <w:shd w:val="clear" w:fill="FFFFFF"/>
+        <w:spacing w:line="228" w:lineRule="atLeast"/>
+        <w:jc w:val="left"/>
+        <w:rPr>
+          <w:rFonts w:hint="default" w:ascii="Consolas" w:hAnsi="Consolas" w:eastAsia="Consolas" w:cs="Consolas"/>
+          <w:b w:val="0"/>
+          <w:bCs w:val="0"/>
+          <w:color w:val="3B3B3B"/>
+          <w:sz w:val="24"/>
+          <w:szCs w:val="24"/>
+        </w:rPr>
+      </w:pPr>
+      <w:r>
+        <w:rPr>
+          <w:rFonts w:hint="default" w:ascii="Consolas" w:hAnsi="Consolas" w:eastAsia="Consolas" w:cs="Consolas"/>
+          <w:b w:val="0"/>
+          <w:bCs w:val="0"/>
+          <w:color w:val="000000"/>
+          <w:kern w:val="0"/>
+          <w:sz w:val="24"/>
+          <w:szCs w:val="24"/>
+          <w:shd w:val="clear" w:fill="FFFFFF"/>
+          <w:lang w:val="en-US" w:eastAsia="zh-CN" w:bidi="ar"/>
+          <w14:ligatures w14:val="standardContextual"/>
+        </w:rPr>
+        <w:t xml:space="preserve">    </w:t>
+      </w:r>
+      <w:r>
+        <w:rPr>
+          <w:rFonts w:hint="default" w:ascii="Consolas" w:hAnsi="Consolas" w:eastAsia="Consolas" w:cs="Consolas"/>
+          <w:b w:val="0"/>
+          <w:bCs w:val="0"/>
+          <w:color w:val="E50000"/>
+          <w:kern w:val="0"/>
+          <w:sz w:val="24"/>
+          <w:szCs w:val="24"/>
+          <w:shd w:val="clear" w:fill="FFFFFF"/>
+          <w:lang w:val="en-US" w:eastAsia="zh-CN" w:bidi="ar"/>
+          <w14:ligatures w14:val="standardContextual"/>
+        </w:rPr>
+        <w:t>color</w:t>
+      </w:r>
+      <w:r>
+        <w:rPr>
+          <w:rFonts w:hint="default" w:ascii="Consolas" w:hAnsi="Consolas" w:eastAsia="Consolas" w:cs="Consolas"/>
+          <w:b w:val="0"/>
+          <w:bCs w:val="0"/>
+          <w:color w:val="000000"/>
+          <w:kern w:val="0"/>
+          <w:sz w:val="24"/>
+          <w:szCs w:val="24"/>
+          <w:shd w:val="clear" w:fill="FFFFFF"/>
+          <w:lang w:val="en-US" w:eastAsia="zh-CN" w:bidi="ar"/>
+          <w14:ligatures w14:val="standardContextual"/>
+        </w:rPr>
+        <w:t>:</w:t>
+      </w:r>
+      <w:r>
+        <w:rPr>
+          <w:rFonts w:hint="default" w:ascii="Consolas" w:hAnsi="Consolas" w:eastAsia="Consolas" w:cs="Consolas"/>
+          <w:b w:val="0"/>
+          <w:bCs w:val="0"/>
+          <w:color w:val="0451A5"/>
+          <w:kern w:val="0"/>
+          <w:sz w:val="24"/>
+          <w:szCs w:val="24"/>
+          <w:shd w:val="clear" w:fill="FFFFFF"/>
+          <w:lang w:val="en-US" w:eastAsia="zh-CN" w:bidi="ar"/>
+          <w14:ligatures w14:val="standardContextual"/>
+        </w:rPr>
+        <w:t>white</w:t>
+      </w:r>
+      <w:r>
+        <w:rPr>
+          <w:rFonts w:hint="default" w:ascii="Consolas" w:hAnsi="Consolas" w:eastAsia="Consolas" w:cs="Consolas"/>
+          <w:b w:val="0"/>
+          <w:bCs w:val="0"/>
+          <w:color w:val="000000"/>
+          <w:kern w:val="0"/>
+          <w:sz w:val="24"/>
+          <w:szCs w:val="24"/>
+          <w:shd w:val="clear" w:fill="FFFFFF"/>
+          <w:lang w:val="en-US" w:eastAsia="zh-CN" w:bidi="ar"/>
+          <w14:ligatures w14:val="standardContextual"/>
+        </w:rPr>
+        <w:t>;</w:t>
+      </w:r>
+    </w:p>
+    <w:p>
+      <w:pPr>
+        <w:keepNext w:val="0"/>
+        <w:keepLines w:val="0"/>
+        <w:widowControl/>
+        <w:suppressLineNumbers w:val="0"/>
+        <w:shd w:val="clear" w:fill="FFFFFF"/>
+        <w:spacing w:line="228" w:lineRule="atLeast"/>
+        <w:jc w:val="left"/>
+        <w:rPr>
+          <w:rFonts w:hint="default" w:ascii="Consolas" w:hAnsi="Consolas" w:eastAsia="Consolas" w:cs="Consolas"/>
+          <w:b w:val="0"/>
+          <w:bCs w:val="0"/>
+          <w:color w:val="3B3B3B"/>
+          <w:sz w:val="24"/>
+          <w:szCs w:val="24"/>
+        </w:rPr>
+      </w:pPr>
+      <w:r>
+        <w:rPr>
+          <w:rFonts w:hint="default" w:ascii="Consolas" w:hAnsi="Consolas" w:eastAsia="Consolas" w:cs="Consolas"/>
+          <w:b w:val="0"/>
+          <w:bCs w:val="0"/>
+          <w:color w:val="000000"/>
+          <w:kern w:val="0"/>
+          <w:sz w:val="24"/>
+          <w:szCs w:val="24"/>
+          <w:shd w:val="clear" w:fill="FFFFFF"/>
+          <w:lang w:val="en-US" w:eastAsia="zh-CN" w:bidi="ar"/>
+          <w14:ligatures w14:val="standardContextual"/>
+        </w:rPr>
+        <w:t xml:space="preserve">    </w:t>
+      </w:r>
+      <w:r>
+        <w:rPr>
+          <w:rFonts w:hint="default" w:ascii="Consolas" w:hAnsi="Consolas" w:eastAsia="Consolas" w:cs="Consolas"/>
+          <w:b w:val="0"/>
+          <w:bCs w:val="0"/>
+          <w:color w:val="E50000"/>
+          <w:kern w:val="0"/>
+          <w:sz w:val="24"/>
+          <w:szCs w:val="24"/>
+          <w:shd w:val="clear" w:fill="FFFFFF"/>
+          <w:lang w:val="en-US" w:eastAsia="zh-CN" w:bidi="ar"/>
+          <w14:ligatures w14:val="standardContextual"/>
+        </w:rPr>
+        <w:t>text-decoration</w:t>
+      </w:r>
+      <w:r>
+        <w:rPr>
+          <w:rFonts w:hint="default" w:ascii="Consolas" w:hAnsi="Consolas" w:eastAsia="Consolas" w:cs="Consolas"/>
+          <w:b w:val="0"/>
+          <w:bCs w:val="0"/>
+          <w:color w:val="000000"/>
+          <w:kern w:val="0"/>
+          <w:sz w:val="24"/>
+          <w:szCs w:val="24"/>
+          <w:shd w:val="clear" w:fill="FFFFFF"/>
+          <w:lang w:val="en-US" w:eastAsia="zh-CN" w:bidi="ar"/>
+          <w14:ligatures w14:val="standardContextual"/>
+        </w:rPr>
+        <w:t>:</w:t>
+      </w:r>
+      <w:r>
+        <w:rPr>
+          <w:rFonts w:hint="default" w:ascii="Consolas" w:hAnsi="Consolas" w:eastAsia="Consolas" w:cs="Consolas"/>
+          <w:b w:val="0"/>
+          <w:bCs w:val="0"/>
+          <w:color w:val="0451A5"/>
+          <w:kern w:val="0"/>
+          <w:sz w:val="24"/>
+          <w:szCs w:val="24"/>
+          <w:shd w:val="clear" w:fill="FFFFFF"/>
+          <w:lang w:val="en-US" w:eastAsia="zh-CN" w:bidi="ar"/>
+          <w14:ligatures w14:val="standardContextual"/>
+        </w:rPr>
+        <w:t>none</w:t>
+      </w:r>
+      <w:r>
+        <w:rPr>
+          <w:rFonts w:hint="default" w:ascii="Consolas" w:hAnsi="Consolas" w:eastAsia="Consolas" w:cs="Consolas"/>
+          <w:b w:val="0"/>
+          <w:bCs w:val="0"/>
+          <w:color w:val="000000"/>
+          <w:kern w:val="0"/>
+          <w:sz w:val="24"/>
+          <w:szCs w:val="24"/>
+          <w:shd w:val="clear" w:fill="FFFFFF"/>
+          <w:lang w:val="en-US" w:eastAsia="zh-CN" w:bidi="ar"/>
+          <w14:ligatures w14:val="standardContextual"/>
+        </w:rPr>
+        <w:t>;</w:t>
+      </w:r>
+    </w:p>
+    <w:p>
+      <w:pPr>
+        <w:keepNext w:val="0"/>
+        <w:keepLines w:val="0"/>
+        <w:widowControl/>
+        <w:suppressLineNumbers w:val="0"/>
+        <w:shd w:val="clear" w:fill="FFFFFF"/>
+        <w:spacing w:line="228" w:lineRule="atLeast"/>
+        <w:jc w:val="left"/>
+        <w:rPr>
+          <w:rFonts w:hint="default" w:ascii="Consolas" w:hAnsi="Consolas" w:eastAsia="Consolas" w:cs="Consolas"/>
+          <w:b w:val="0"/>
+          <w:bCs w:val="0"/>
+          <w:color w:val="3B3B3B"/>
+          <w:sz w:val="24"/>
+          <w:szCs w:val="24"/>
+        </w:rPr>
+      </w:pPr>
+      <w:r>
+        <w:rPr>
+          <w:rFonts w:hint="default" w:ascii="Consolas" w:hAnsi="Consolas" w:eastAsia="Consolas" w:cs="Consolas"/>
+          <w:b w:val="0"/>
+          <w:bCs w:val="0"/>
+          <w:color w:val="000000"/>
+          <w:kern w:val="0"/>
+          <w:sz w:val="24"/>
+          <w:szCs w:val="24"/>
+          <w:shd w:val="clear" w:fill="FFFFFF"/>
+          <w:lang w:val="en-US" w:eastAsia="zh-CN" w:bidi="ar"/>
+          <w14:ligatures w14:val="standardContextual"/>
+        </w:rPr>
+        <w:t xml:space="preserve">    </w:t>
+      </w:r>
+      <w:r>
+        <w:rPr>
+          <w:rFonts w:hint="default" w:ascii="Consolas" w:hAnsi="Consolas" w:eastAsia="Consolas" w:cs="Consolas"/>
+          <w:b w:val="0"/>
+          <w:bCs w:val="0"/>
+          <w:color w:val="E50000"/>
+          <w:kern w:val="0"/>
+          <w:sz w:val="24"/>
+          <w:szCs w:val="24"/>
+          <w:shd w:val="clear" w:fill="FFFFFF"/>
+          <w:lang w:val="en-US" w:eastAsia="zh-CN" w:bidi="ar"/>
+          <w14:ligatures w14:val="standardContextual"/>
+        </w:rPr>
+        <w:t>border-radius</w:t>
+      </w:r>
+      <w:r>
+        <w:rPr>
+          <w:rFonts w:hint="default" w:ascii="Consolas" w:hAnsi="Consolas" w:eastAsia="Consolas" w:cs="Consolas"/>
+          <w:b w:val="0"/>
+          <w:bCs w:val="0"/>
+          <w:color w:val="000000"/>
+          <w:kern w:val="0"/>
+          <w:sz w:val="24"/>
+          <w:szCs w:val="24"/>
+          <w:shd w:val="clear" w:fill="FFFFFF"/>
+          <w:lang w:val="en-US" w:eastAsia="zh-CN" w:bidi="ar"/>
+          <w14:ligatures w14:val="standardContextual"/>
+        </w:rPr>
+        <w:t>:</w:t>
+      </w:r>
+      <w:r>
+        <w:rPr>
+          <w:rFonts w:hint="default" w:ascii="Consolas" w:hAnsi="Consolas" w:eastAsia="Consolas" w:cs="Consolas"/>
+          <w:b w:val="0"/>
+          <w:bCs w:val="0"/>
+          <w:color w:val="098658"/>
+          <w:kern w:val="0"/>
+          <w:sz w:val="24"/>
+          <w:szCs w:val="24"/>
+          <w:shd w:val="clear" w:fill="FFFFFF"/>
+          <w:lang w:val="en-US" w:eastAsia="zh-CN" w:bidi="ar"/>
+          <w14:ligatures w14:val="standardContextual"/>
+        </w:rPr>
+        <w:t>5px</w:t>
+      </w:r>
+      <w:r>
+        <w:rPr>
+          <w:rFonts w:hint="default" w:ascii="Consolas" w:hAnsi="Consolas" w:eastAsia="Consolas" w:cs="Consolas"/>
+          <w:b w:val="0"/>
+          <w:bCs w:val="0"/>
+          <w:color w:val="000000"/>
+          <w:kern w:val="0"/>
+          <w:sz w:val="24"/>
+          <w:szCs w:val="24"/>
+          <w:shd w:val="clear" w:fill="FFFFFF"/>
+          <w:lang w:val="en-US" w:eastAsia="zh-CN" w:bidi="ar"/>
+          <w14:ligatures w14:val="standardContextual"/>
+        </w:rPr>
+        <w:t>;</w:t>
+      </w:r>
+    </w:p>
+    <w:p>
+      <w:pPr>
+        <w:keepNext w:val="0"/>
+        <w:keepLines w:val="0"/>
+        <w:widowControl/>
+        <w:suppressLineNumbers w:val="0"/>
+        <w:shd w:val="clear" w:fill="FFFFFF"/>
+        <w:spacing w:line="228" w:lineRule="atLeast"/>
+        <w:jc w:val="left"/>
+        <w:rPr>
+          <w:rFonts w:hint="default" w:ascii="Consolas" w:hAnsi="Consolas" w:eastAsia="Consolas" w:cs="Consolas"/>
+          <w:b w:val="0"/>
+          <w:bCs w:val="0"/>
+          <w:color w:val="3B3B3B"/>
+          <w:sz w:val="24"/>
+          <w:szCs w:val="24"/>
+        </w:rPr>
+      </w:pPr>
+      <w:r>
+        <w:rPr>
+          <w:rFonts w:hint="default" w:ascii="Consolas" w:hAnsi="Consolas" w:eastAsia="Consolas" w:cs="Consolas"/>
+          <w:b w:val="0"/>
+          <w:bCs w:val="0"/>
+          <w:color w:val="000000"/>
+          <w:kern w:val="0"/>
+          <w:sz w:val="24"/>
+          <w:szCs w:val="24"/>
+          <w:shd w:val="clear" w:fill="FFFFFF"/>
+          <w:lang w:val="en-US" w:eastAsia="zh-CN" w:bidi="ar"/>
+          <w14:ligatures w14:val="standardContextual"/>
+        </w:rPr>
+        <w:t>}</w:t>
+      </w:r>
+    </w:p>
+    <w:p>
+      <w:pPr>
+        <w:keepNext w:val="0"/>
+        <w:keepLines w:val="0"/>
+        <w:widowControl/>
+        <w:suppressLineNumbers w:val="0"/>
+        <w:shd w:val="clear" w:fill="FFFFFF"/>
+        <w:spacing w:line="228" w:lineRule="atLeast"/>
+        <w:jc w:val="left"/>
+        <w:rPr>
+          <w:rFonts w:hint="default" w:ascii="Consolas" w:hAnsi="Consolas" w:eastAsia="Consolas" w:cs="Consolas"/>
+          <w:b w:val="0"/>
+          <w:bCs w:val="0"/>
+          <w:color w:val="3B3B3B"/>
+          <w:sz w:val="24"/>
+          <w:szCs w:val="24"/>
+        </w:rPr>
+      </w:pPr>
+      <w:r>
+        <w:rPr>
+          <w:rFonts w:hint="default" w:ascii="Consolas" w:hAnsi="Consolas" w:eastAsia="Consolas" w:cs="Consolas"/>
+          <w:b w:val="0"/>
+          <w:bCs w:val="0"/>
+          <w:color w:val="800000"/>
+          <w:kern w:val="0"/>
+          <w:sz w:val="24"/>
+          <w:szCs w:val="24"/>
+          <w:shd w:val="clear" w:fill="FFFFFF"/>
+          <w:lang w:val="en-US" w:eastAsia="zh-CN" w:bidi="ar"/>
+          <w14:ligatures w14:val="standardContextual"/>
+        </w:rPr>
+        <w:t>&lt;/style&gt;</w:t>
+      </w:r>
+    </w:p>
+    <w:p>
+      <w:pPr>
+        <w:keepNext w:val="0"/>
+        <w:keepLines w:val="0"/>
+        <w:widowControl/>
+        <w:suppressLineNumbers w:val="0"/>
+        <w:jc w:val="left"/>
+        <w:rPr>
+          <w:sz w:val="32"/>
+          <w:szCs w:val="32"/>
+        </w:rPr>
+      </w:pPr>
+    </w:p>
+    <w:p>
+      <w:pPr>
+        <w:keepNext w:val="0"/>
+        <w:keepLines w:val="0"/>
+        <w:widowControl/>
+        <w:suppressLineNumbers w:val="0"/>
+        <w:shd w:val="clear" w:fill="FFFFFF"/>
+        <w:spacing w:line="228" w:lineRule="atLeast"/>
+        <w:jc w:val="left"/>
+        <w:rPr>
+          <w:rFonts w:hint="default" w:ascii="Consolas" w:hAnsi="Consolas" w:eastAsia="Consolas" w:cs="Consolas"/>
+          <w:b w:val="0"/>
+          <w:bCs w:val="0"/>
+          <w:color w:val="3B3B3B"/>
+          <w:sz w:val="24"/>
+          <w:szCs w:val="24"/>
+        </w:rPr>
+      </w:pPr>
+      <w:r>
+        <w:rPr>
+          <w:rFonts w:hint="default" w:ascii="Consolas" w:hAnsi="Consolas" w:eastAsia="Consolas" w:cs="Consolas"/>
+          <w:b w:val="0"/>
+          <w:bCs w:val="0"/>
+          <w:color w:val="800000"/>
+          <w:kern w:val="0"/>
+          <w:sz w:val="24"/>
+          <w:szCs w:val="24"/>
+          <w:shd w:val="clear" w:fill="FFFFFF"/>
+          <w:lang w:val="en-US" w:eastAsia="zh-CN" w:bidi="ar"/>
+          <w14:ligatures w14:val="standardContextual"/>
+        </w:rPr>
+        <w:t>&lt;/head&gt;</w:t>
+      </w:r>
+    </w:p>
+    <w:p>
+      <w:pPr>
+        <w:keepNext w:val="0"/>
+        <w:keepLines w:val="0"/>
+        <w:widowControl/>
+        <w:suppressLineNumbers w:val="0"/>
+        <w:jc w:val="left"/>
+        <w:rPr>
+          <w:sz w:val="32"/>
+          <w:szCs w:val="32"/>
+        </w:rPr>
+      </w:pPr>
+    </w:p>
+    <w:p>
+      <w:pPr>
+        <w:keepNext w:val="0"/>
+        <w:keepLines w:val="0"/>
+        <w:widowControl/>
+        <w:suppressLineNumbers w:val="0"/>
+        <w:shd w:val="clear" w:fill="FFFFFF"/>
+        <w:spacing w:line="228" w:lineRule="atLeast"/>
+        <w:jc w:val="left"/>
+        <w:rPr>
+          <w:rFonts w:hint="default" w:ascii="Consolas" w:hAnsi="Consolas" w:eastAsia="Consolas" w:cs="Consolas"/>
+          <w:b w:val="0"/>
+          <w:bCs w:val="0"/>
+          <w:color w:val="3B3B3B"/>
+          <w:sz w:val="24"/>
+          <w:szCs w:val="24"/>
+        </w:rPr>
+      </w:pPr>
+      <w:r>
+        <w:rPr>
+          <w:rFonts w:hint="default" w:ascii="Consolas" w:hAnsi="Consolas" w:eastAsia="Consolas" w:cs="Consolas"/>
+          <w:b w:val="0"/>
+          <w:bCs w:val="0"/>
+          <w:color w:val="800000"/>
+          <w:kern w:val="0"/>
+          <w:sz w:val="24"/>
+          <w:szCs w:val="24"/>
+          <w:shd w:val="clear" w:fill="FFFFFF"/>
+          <w:lang w:val="en-US" w:eastAsia="zh-CN" w:bidi="ar"/>
+          <w14:ligatures w14:val="standardContextual"/>
+        </w:rPr>
+        <w:t>&lt;body&gt;</w:t>
+      </w:r>
+    </w:p>
+    <w:p>
+      <w:pPr>
+        <w:keepNext w:val="0"/>
+        <w:keepLines w:val="0"/>
+        <w:widowControl/>
+        <w:suppressLineNumbers w:val="0"/>
+        <w:jc w:val="left"/>
+        <w:rPr>
+          <w:sz w:val="32"/>
+          <w:szCs w:val="32"/>
+        </w:rPr>
+      </w:pPr>
+    </w:p>
+    <w:p>
+      <w:pPr>
+        <w:keepNext w:val="0"/>
+        <w:keepLines w:val="0"/>
+        <w:widowControl/>
+        <w:suppressLineNumbers w:val="0"/>
+        <w:shd w:val="clear" w:fill="FFFFFF"/>
+        <w:spacing w:line="228" w:lineRule="atLeast"/>
+        <w:jc w:val="left"/>
+        <w:rPr>
+          <w:rFonts w:hint="default" w:ascii="Consolas" w:hAnsi="Consolas" w:eastAsia="Consolas" w:cs="Consolas"/>
+          <w:b w:val="0"/>
+          <w:bCs w:val="0"/>
+          <w:color w:val="3B3B3B"/>
+          <w:sz w:val="24"/>
+          <w:szCs w:val="24"/>
+        </w:rPr>
+      </w:pPr>
+      <w:r>
+        <w:rPr>
+          <w:rFonts w:hint="default" w:ascii="Consolas" w:hAnsi="Consolas" w:eastAsia="Consolas" w:cs="Consolas"/>
+          <w:b w:val="0"/>
+          <w:bCs w:val="0"/>
+          <w:color w:val="800000"/>
+          <w:kern w:val="0"/>
+          <w:sz w:val="24"/>
+          <w:szCs w:val="24"/>
+          <w:shd w:val="clear" w:fill="FFFFFF"/>
+          <w:lang w:val="en-US" w:eastAsia="zh-CN" w:bidi="ar"/>
+          <w14:ligatures w14:val="standardContextual"/>
+        </w:rPr>
+        <w:t>&lt;div</w:t>
+      </w:r>
+      <w:r>
+        <w:rPr>
+          <w:rFonts w:hint="default" w:ascii="Consolas" w:hAnsi="Consolas" w:eastAsia="Consolas" w:cs="Consolas"/>
+          <w:b w:val="0"/>
+          <w:bCs w:val="0"/>
+          <w:color w:val="3B3B3B"/>
+          <w:kern w:val="0"/>
+          <w:sz w:val="24"/>
+          <w:szCs w:val="24"/>
+          <w:shd w:val="clear" w:fill="FFFFFF"/>
+          <w:lang w:val="en-US" w:eastAsia="zh-CN" w:bidi="ar"/>
+          <w14:ligatures w14:val="standardContextual"/>
+        </w:rPr>
+        <w:t xml:space="preserve"> </w:t>
+      </w:r>
+      <w:r>
+        <w:rPr>
+          <w:rFonts w:hint="default" w:ascii="Consolas" w:hAnsi="Consolas" w:eastAsia="Consolas" w:cs="Consolas"/>
+          <w:b w:val="0"/>
+          <w:bCs w:val="0"/>
+          <w:color w:val="E50000"/>
+          <w:kern w:val="0"/>
+          <w:sz w:val="24"/>
+          <w:szCs w:val="24"/>
+          <w:shd w:val="clear" w:fill="FFFFFF"/>
+          <w:lang w:val="en-US" w:eastAsia="zh-CN" w:bidi="ar"/>
+          <w14:ligatures w14:val="standardContextual"/>
+        </w:rPr>
+        <w:t>class</w:t>
+      </w:r>
+      <w:r>
+        <w:rPr>
+          <w:rFonts w:hint="default" w:ascii="Consolas" w:hAnsi="Consolas" w:eastAsia="Consolas" w:cs="Consolas"/>
+          <w:b w:val="0"/>
+          <w:bCs w:val="0"/>
+          <w:color w:val="3B3B3B"/>
+          <w:kern w:val="0"/>
+          <w:sz w:val="24"/>
+          <w:szCs w:val="24"/>
+          <w:shd w:val="clear" w:fill="FFFFFF"/>
+          <w:lang w:val="en-US" w:eastAsia="zh-CN" w:bidi="ar"/>
+          <w14:ligatures w14:val="standardContextual"/>
+        </w:rPr>
+        <w:t>=</w:t>
+      </w:r>
+      <w:r>
+        <w:rPr>
+          <w:rFonts w:hint="default" w:ascii="Consolas" w:hAnsi="Consolas" w:eastAsia="Consolas" w:cs="Consolas"/>
+          <w:b w:val="0"/>
+          <w:bCs w:val="0"/>
+          <w:color w:val="0000FF"/>
+          <w:kern w:val="0"/>
+          <w:sz w:val="24"/>
+          <w:szCs w:val="24"/>
+          <w:shd w:val="clear" w:fill="FFFFFF"/>
+          <w:lang w:val="en-US" w:eastAsia="zh-CN" w:bidi="ar"/>
+          <w14:ligatures w14:val="standardContextual"/>
+        </w:rPr>
+        <w:t>"container"</w:t>
+      </w:r>
+      <w:r>
+        <w:rPr>
+          <w:rFonts w:hint="default" w:ascii="Consolas" w:hAnsi="Consolas" w:eastAsia="Consolas" w:cs="Consolas"/>
+          <w:b w:val="0"/>
+          <w:bCs w:val="0"/>
+          <w:color w:val="800000"/>
+          <w:kern w:val="0"/>
+          <w:sz w:val="24"/>
+          <w:szCs w:val="24"/>
+          <w:shd w:val="clear" w:fill="FFFFFF"/>
+          <w:lang w:val="en-US" w:eastAsia="zh-CN" w:bidi="ar"/>
+          <w14:ligatures w14:val="standardContextual"/>
+        </w:rPr>
+        <w:t>&gt;</w:t>
+      </w:r>
+    </w:p>
+    <w:p>
+      <w:pPr>
+        <w:keepNext w:val="0"/>
+        <w:keepLines w:val="0"/>
+        <w:widowControl/>
+        <w:suppressLineNumbers w:val="0"/>
+        <w:jc w:val="left"/>
+        <w:rPr>
+          <w:sz w:val="32"/>
+          <w:szCs w:val="32"/>
+        </w:rPr>
+      </w:pPr>
+    </w:p>
+    <w:p>
+      <w:pPr>
+        <w:keepNext w:val="0"/>
+        <w:keepLines w:val="0"/>
+        <w:widowControl/>
+        <w:suppressLineNumbers w:val="0"/>
+        <w:shd w:val="clear" w:fill="FFFFFF"/>
+        <w:spacing w:line="228" w:lineRule="atLeast"/>
+        <w:jc w:val="left"/>
+        <w:rPr>
+          <w:rFonts w:hint="default" w:ascii="Consolas" w:hAnsi="Consolas" w:eastAsia="Consolas" w:cs="Consolas"/>
+          <w:b w:val="0"/>
+          <w:bCs w:val="0"/>
+          <w:color w:val="3B3B3B"/>
+          <w:sz w:val="24"/>
+          <w:szCs w:val="24"/>
+        </w:rPr>
+      </w:pPr>
+      <w:r>
+        <w:rPr>
+          <w:rFonts w:hint="default" w:ascii="Consolas" w:hAnsi="Consolas" w:eastAsia="Consolas" w:cs="Consolas"/>
+          <w:b w:val="0"/>
+          <w:bCs w:val="0"/>
+          <w:color w:val="800000"/>
+          <w:kern w:val="0"/>
+          <w:sz w:val="24"/>
+          <w:szCs w:val="24"/>
+          <w:shd w:val="clear" w:fill="FFFFFF"/>
+          <w:lang w:val="en-US" w:eastAsia="zh-CN" w:bidi="ar"/>
+          <w14:ligatures w14:val="standardContextual"/>
+        </w:rPr>
+        <w:t>&lt;header&gt;</w:t>
+      </w:r>
+    </w:p>
+    <w:p>
+      <w:pPr>
+        <w:keepNext w:val="0"/>
+        <w:keepLines w:val="0"/>
+        <w:widowControl/>
+        <w:suppressLineNumbers w:val="0"/>
+        <w:shd w:val="clear" w:fill="FFFFFF"/>
+        <w:spacing w:line="228" w:lineRule="atLeast"/>
+        <w:jc w:val="left"/>
+        <w:rPr>
+          <w:rFonts w:hint="default" w:ascii="Consolas" w:hAnsi="Consolas" w:eastAsia="Consolas" w:cs="Consolas"/>
+          <w:b w:val="0"/>
+          <w:bCs w:val="0"/>
+          <w:color w:val="3B3B3B"/>
+          <w:sz w:val="24"/>
+          <w:szCs w:val="24"/>
+        </w:rPr>
+      </w:pPr>
+      <w:r>
+        <w:rPr>
+          <w:rFonts w:hint="default" w:ascii="Consolas" w:hAnsi="Consolas" w:eastAsia="Consolas" w:cs="Consolas"/>
+          <w:b w:val="0"/>
+          <w:bCs w:val="0"/>
+          <w:color w:val="800000"/>
+          <w:kern w:val="0"/>
+          <w:sz w:val="24"/>
+          <w:szCs w:val="24"/>
+          <w:shd w:val="clear" w:fill="FFFFFF"/>
+          <w:lang w:val="en-US" w:eastAsia="zh-CN" w:bidi="ar"/>
+          <w14:ligatures w14:val="standardContextual"/>
+        </w:rPr>
+        <w:t>&lt;h1&gt;</w:t>
+      </w:r>
+      <w:r>
+        <w:rPr>
+          <w:rFonts w:hint="default" w:ascii="Consolas" w:hAnsi="Consolas" w:eastAsia="Consolas" w:cs="Consolas"/>
+          <w:b w:val="0"/>
+          <w:bCs w:val="0"/>
+          <w:color w:val="3B3B3B"/>
+          <w:kern w:val="0"/>
+          <w:sz w:val="24"/>
+          <w:szCs w:val="24"/>
+          <w:shd w:val="clear" w:fill="FFFFFF"/>
+          <w:lang w:val="en-US" w:eastAsia="zh-CN" w:bidi="ar"/>
+          <w14:ligatures w14:val="standardContextual"/>
+        </w:rPr>
+        <w:t>4-Amaliy loyiha</w:t>
+      </w:r>
+      <w:r>
+        <w:rPr>
+          <w:rFonts w:hint="default" w:ascii="Consolas" w:hAnsi="Consolas" w:eastAsia="Consolas" w:cs="Consolas"/>
+          <w:b w:val="0"/>
+          <w:bCs w:val="0"/>
+          <w:color w:val="800000"/>
+          <w:kern w:val="0"/>
+          <w:sz w:val="24"/>
+          <w:szCs w:val="24"/>
+          <w:shd w:val="clear" w:fill="FFFFFF"/>
+          <w:lang w:val="en-US" w:eastAsia="zh-CN" w:bidi="ar"/>
+          <w14:ligatures w14:val="standardContextual"/>
+        </w:rPr>
+        <w:t>&lt;/h1&gt;</w:t>
+      </w:r>
+    </w:p>
+    <w:p>
+      <w:pPr>
+        <w:keepNext w:val="0"/>
+        <w:keepLines w:val="0"/>
+        <w:widowControl/>
+        <w:suppressLineNumbers w:val="0"/>
+        <w:shd w:val="clear" w:fill="FFFFFF"/>
+        <w:spacing w:line="228" w:lineRule="atLeast"/>
+        <w:jc w:val="left"/>
+        <w:rPr>
+          <w:rFonts w:hint="default" w:ascii="Consolas" w:hAnsi="Consolas" w:eastAsia="Consolas" w:cs="Consolas"/>
+          <w:b w:val="0"/>
+          <w:bCs w:val="0"/>
+          <w:color w:val="3B3B3B"/>
+          <w:sz w:val="24"/>
+          <w:szCs w:val="24"/>
+        </w:rPr>
+      </w:pPr>
+      <w:r>
+        <w:rPr>
+          <w:rFonts w:hint="default" w:ascii="Consolas" w:hAnsi="Consolas" w:eastAsia="Consolas" w:cs="Consolas"/>
+          <w:b w:val="0"/>
+          <w:bCs w:val="0"/>
+          <w:color w:val="800000"/>
+          <w:kern w:val="0"/>
+          <w:sz w:val="24"/>
+          <w:szCs w:val="24"/>
+          <w:shd w:val="clear" w:fill="FFFFFF"/>
+          <w:lang w:val="en-US" w:eastAsia="zh-CN" w:bidi="ar"/>
+          <w14:ligatures w14:val="standardContextual"/>
+        </w:rPr>
+        <w:t>&lt;/header&gt;</w:t>
+      </w:r>
+    </w:p>
+    <w:p>
+      <w:pPr>
+        <w:keepNext w:val="0"/>
+        <w:keepLines w:val="0"/>
+        <w:widowControl/>
+        <w:suppressLineNumbers w:val="0"/>
+        <w:jc w:val="left"/>
+        <w:rPr>
+          <w:sz w:val="32"/>
+          <w:szCs w:val="32"/>
+        </w:rPr>
+      </w:pPr>
+    </w:p>
+    <w:p>
+      <w:pPr>
+        <w:keepNext w:val="0"/>
+        <w:keepLines w:val="0"/>
+        <w:widowControl/>
+        <w:suppressLineNumbers w:val="0"/>
+        <w:shd w:val="clear" w:fill="FFFFFF"/>
+        <w:spacing w:line="228" w:lineRule="atLeast"/>
+        <w:jc w:val="left"/>
+        <w:rPr>
+          <w:rFonts w:hint="default" w:ascii="Consolas" w:hAnsi="Consolas" w:eastAsia="Consolas" w:cs="Consolas"/>
+          <w:b w:val="0"/>
+          <w:bCs w:val="0"/>
+          <w:color w:val="3B3B3B"/>
+          <w:sz w:val="24"/>
+          <w:szCs w:val="24"/>
+        </w:rPr>
+      </w:pPr>
+      <w:r>
+        <w:rPr>
+          <w:rFonts w:hint="default" w:ascii="Consolas" w:hAnsi="Consolas" w:eastAsia="Consolas" w:cs="Consolas"/>
+          <w:b w:val="0"/>
+          <w:bCs w:val="0"/>
+          <w:color w:val="008000"/>
+          <w:kern w:val="0"/>
+          <w:sz w:val="24"/>
+          <w:szCs w:val="24"/>
+          <w:shd w:val="clear" w:fill="FFFFFF"/>
+          <w:lang w:val="en-US" w:eastAsia="zh-CN" w:bidi="ar"/>
+          <w14:ligatures w14:val="standardContextual"/>
+        </w:rPr>
+        <w:t>&lt;!-- ORQAGA QAYTISH TUGMASI --&gt;</w:t>
+      </w:r>
+    </w:p>
+    <w:p>
+      <w:pPr>
+        <w:keepNext w:val="0"/>
+        <w:keepLines w:val="0"/>
+        <w:widowControl/>
+        <w:suppressLineNumbers w:val="0"/>
+        <w:shd w:val="clear" w:fill="FFFFFF"/>
+        <w:spacing w:line="228" w:lineRule="atLeast"/>
+        <w:jc w:val="left"/>
+        <w:rPr>
+          <w:rFonts w:hint="default" w:ascii="Consolas" w:hAnsi="Consolas" w:eastAsia="Consolas" w:cs="Consolas"/>
+          <w:b w:val="0"/>
+          <w:bCs w:val="0"/>
+          <w:color w:val="3B3B3B"/>
+          <w:sz w:val="24"/>
+          <w:szCs w:val="24"/>
+        </w:rPr>
+      </w:pPr>
+      <w:r>
+        <w:rPr>
+          <w:rFonts w:hint="default" w:ascii="Consolas" w:hAnsi="Consolas" w:eastAsia="Consolas" w:cs="Consolas"/>
+          <w:b w:val="0"/>
+          <w:bCs w:val="0"/>
+          <w:color w:val="800000"/>
+          <w:kern w:val="0"/>
+          <w:sz w:val="24"/>
+          <w:szCs w:val="24"/>
+          <w:shd w:val="clear" w:fill="FFFFFF"/>
+          <w:lang w:val="en-US" w:eastAsia="zh-CN" w:bidi="ar"/>
+          <w14:ligatures w14:val="standardContextual"/>
+        </w:rPr>
+        <w:t>&lt;a</w:t>
+      </w:r>
+      <w:r>
+        <w:rPr>
+          <w:rFonts w:hint="default" w:ascii="Consolas" w:hAnsi="Consolas" w:eastAsia="Consolas" w:cs="Consolas"/>
+          <w:b w:val="0"/>
+          <w:bCs w:val="0"/>
+          <w:color w:val="3B3B3B"/>
+          <w:kern w:val="0"/>
+          <w:sz w:val="24"/>
+          <w:szCs w:val="24"/>
+          <w:shd w:val="clear" w:fill="FFFFFF"/>
+          <w:lang w:val="en-US" w:eastAsia="zh-CN" w:bidi="ar"/>
+          <w14:ligatures w14:val="standardContextual"/>
+        </w:rPr>
+        <w:t xml:space="preserve"> </w:t>
+      </w:r>
+      <w:r>
+        <w:rPr>
+          <w:rFonts w:hint="default" w:ascii="Consolas" w:hAnsi="Consolas" w:eastAsia="Consolas" w:cs="Consolas"/>
+          <w:b w:val="0"/>
+          <w:bCs w:val="0"/>
+          <w:color w:val="E50000"/>
+          <w:kern w:val="0"/>
+          <w:sz w:val="24"/>
+          <w:szCs w:val="24"/>
+          <w:shd w:val="clear" w:fill="FFFFFF"/>
+          <w:lang w:val="en-US" w:eastAsia="zh-CN" w:bidi="ar"/>
+          <w14:ligatures w14:val="standardContextual"/>
+        </w:rPr>
+        <w:t>href</w:t>
+      </w:r>
+      <w:r>
+        <w:rPr>
+          <w:rFonts w:hint="default" w:ascii="Consolas" w:hAnsi="Consolas" w:eastAsia="Consolas" w:cs="Consolas"/>
+          <w:b w:val="0"/>
+          <w:bCs w:val="0"/>
+          <w:color w:val="3B3B3B"/>
+          <w:kern w:val="0"/>
+          <w:sz w:val="24"/>
+          <w:szCs w:val="24"/>
+          <w:shd w:val="clear" w:fill="FFFFFF"/>
+          <w:lang w:val="en-US" w:eastAsia="zh-CN" w:bidi="ar"/>
+          <w14:ligatures w14:val="standardContextual"/>
+        </w:rPr>
+        <w:t>=</w:t>
+      </w:r>
+      <w:r>
+        <w:rPr>
+          <w:rFonts w:hint="default" w:ascii="Consolas" w:hAnsi="Consolas" w:eastAsia="Consolas" w:cs="Consolas"/>
+          <w:b w:val="0"/>
+          <w:bCs w:val="0"/>
+          <w:color w:val="0000FF"/>
+          <w:kern w:val="0"/>
+          <w:sz w:val="24"/>
+          <w:szCs w:val="24"/>
+          <w:shd w:val="clear" w:fill="FFFFFF"/>
+          <w:lang w:val="en-US" w:eastAsia="zh-CN" w:bidi="ar"/>
+          <w14:ligatures w14:val="standardContextual"/>
+        </w:rPr>
+        <w:t>"index.html"</w:t>
+      </w:r>
+      <w:r>
+        <w:rPr>
+          <w:rFonts w:hint="default" w:ascii="Consolas" w:hAnsi="Consolas" w:eastAsia="Consolas" w:cs="Consolas"/>
+          <w:b w:val="0"/>
+          <w:bCs w:val="0"/>
+          <w:color w:val="3B3B3B"/>
+          <w:kern w:val="0"/>
+          <w:sz w:val="24"/>
+          <w:szCs w:val="24"/>
+          <w:shd w:val="clear" w:fill="FFFFFF"/>
+          <w:lang w:val="en-US" w:eastAsia="zh-CN" w:bidi="ar"/>
+          <w14:ligatures w14:val="standardContextual"/>
+        </w:rPr>
+        <w:t xml:space="preserve"> </w:t>
+      </w:r>
+      <w:r>
+        <w:rPr>
+          <w:rFonts w:hint="default" w:ascii="Consolas" w:hAnsi="Consolas" w:eastAsia="Consolas" w:cs="Consolas"/>
+          <w:b w:val="0"/>
+          <w:bCs w:val="0"/>
+          <w:color w:val="E50000"/>
+          <w:kern w:val="0"/>
+          <w:sz w:val="24"/>
+          <w:szCs w:val="24"/>
+          <w:shd w:val="clear" w:fill="FFFFFF"/>
+          <w:lang w:val="en-US" w:eastAsia="zh-CN" w:bidi="ar"/>
+          <w14:ligatures w14:val="standardContextual"/>
+        </w:rPr>
+        <w:t>class</w:t>
+      </w:r>
+      <w:r>
+        <w:rPr>
+          <w:rFonts w:hint="default" w:ascii="Consolas" w:hAnsi="Consolas" w:eastAsia="Consolas" w:cs="Consolas"/>
+          <w:b w:val="0"/>
+          <w:bCs w:val="0"/>
+          <w:color w:val="3B3B3B"/>
+          <w:kern w:val="0"/>
+          <w:sz w:val="24"/>
+          <w:szCs w:val="24"/>
+          <w:shd w:val="clear" w:fill="FFFFFF"/>
+          <w:lang w:val="en-US" w:eastAsia="zh-CN" w:bidi="ar"/>
+          <w14:ligatures w14:val="standardContextual"/>
+        </w:rPr>
+        <w:t>=</w:t>
+      </w:r>
+      <w:r>
+        <w:rPr>
+          <w:rFonts w:hint="default" w:ascii="Consolas" w:hAnsi="Consolas" w:eastAsia="Consolas" w:cs="Consolas"/>
+          <w:b w:val="0"/>
+          <w:bCs w:val="0"/>
+          <w:color w:val="0000FF"/>
+          <w:kern w:val="0"/>
+          <w:sz w:val="24"/>
+          <w:szCs w:val="24"/>
+          <w:shd w:val="clear" w:fill="FFFFFF"/>
+          <w:lang w:val="en-US" w:eastAsia="zh-CN" w:bidi="ar"/>
+          <w14:ligatures w14:val="standardContextual"/>
+        </w:rPr>
+        <w:t>"back-btn"</w:t>
+      </w:r>
+      <w:r>
+        <w:rPr>
+          <w:rFonts w:hint="default" w:ascii="Consolas" w:hAnsi="Consolas" w:eastAsia="Consolas" w:cs="Consolas"/>
+          <w:b w:val="0"/>
+          <w:bCs w:val="0"/>
+          <w:color w:val="800000"/>
+          <w:kern w:val="0"/>
+          <w:sz w:val="24"/>
+          <w:szCs w:val="24"/>
+          <w:shd w:val="clear" w:fill="FFFFFF"/>
+          <w:lang w:val="en-US" w:eastAsia="zh-CN" w:bidi="ar"/>
+          <w14:ligatures w14:val="standardContextual"/>
+        </w:rPr>
+        <w:t>&gt;</w:t>
+      </w:r>
+      <w:r>
+        <w:rPr>
+          <w:rFonts w:hint="default" w:ascii="Consolas" w:hAnsi="Consolas" w:eastAsia="Consolas" w:cs="Consolas"/>
+          <w:b w:val="0"/>
+          <w:bCs w:val="0"/>
+          <w:color w:val="3B3B3B"/>
+          <w:kern w:val="0"/>
+          <w:sz w:val="24"/>
+          <w:szCs w:val="24"/>
+          <w:shd w:val="clear" w:fill="FFFFFF"/>
+          <w:lang w:val="en-US" w:eastAsia="zh-CN" w:bidi="ar"/>
+          <w14:ligatures w14:val="standardContextual"/>
+        </w:rPr>
+        <w:t>⬅ Orqaga qaytish</w:t>
+      </w:r>
+      <w:r>
+        <w:rPr>
+          <w:rFonts w:hint="default" w:ascii="Consolas" w:hAnsi="Consolas" w:eastAsia="Consolas" w:cs="Consolas"/>
+          <w:b w:val="0"/>
+          <w:bCs w:val="0"/>
+          <w:color w:val="800000"/>
+          <w:kern w:val="0"/>
+          <w:sz w:val="24"/>
+          <w:szCs w:val="24"/>
+          <w:shd w:val="clear" w:fill="FFFFFF"/>
+          <w:lang w:val="en-US" w:eastAsia="zh-CN" w:bidi="ar"/>
+          <w14:ligatures w14:val="standardContextual"/>
+        </w:rPr>
+        <w:t>&lt;/a&gt;</w:t>
+      </w:r>
+    </w:p>
+    <w:p>
+      <w:pPr>
+        <w:keepNext w:val="0"/>
+        <w:keepLines w:val="0"/>
+        <w:widowControl/>
+        <w:suppressLineNumbers w:val="0"/>
+        <w:jc w:val="left"/>
+        <w:rPr>
+          <w:sz w:val="32"/>
+          <w:szCs w:val="32"/>
+        </w:rPr>
+      </w:pPr>
+    </w:p>
+    <w:p>
+      <w:pPr>
+        <w:keepNext w:val="0"/>
+        <w:keepLines w:val="0"/>
+        <w:widowControl/>
+        <w:suppressLineNumbers w:val="0"/>
+        <w:shd w:val="clear" w:fill="FFFFFF"/>
+        <w:spacing w:line="228" w:lineRule="atLeast"/>
+        <w:jc w:val="left"/>
+        <w:rPr>
+          <w:rFonts w:hint="default" w:ascii="Consolas" w:hAnsi="Consolas" w:eastAsia="Consolas" w:cs="Consolas"/>
+          <w:b w:val="0"/>
+          <w:bCs w:val="0"/>
+          <w:color w:val="3B3B3B"/>
+          <w:sz w:val="24"/>
+          <w:szCs w:val="24"/>
+        </w:rPr>
+      </w:pPr>
+      <w:r>
+        <w:rPr>
+          <w:rFonts w:hint="default" w:ascii="Consolas" w:hAnsi="Consolas" w:eastAsia="Consolas" w:cs="Consolas"/>
+          <w:b w:val="0"/>
+          <w:bCs w:val="0"/>
+          <w:color w:val="800000"/>
+          <w:kern w:val="0"/>
+          <w:sz w:val="24"/>
+          <w:szCs w:val="24"/>
+          <w:shd w:val="clear" w:fill="FFFFFF"/>
+          <w:lang w:val="en-US" w:eastAsia="zh-CN" w:bidi="ar"/>
+          <w14:ligatures w14:val="standardContextual"/>
+        </w:rPr>
+        <w:t>&lt;section</w:t>
+      </w:r>
+      <w:r>
+        <w:rPr>
+          <w:rFonts w:hint="default" w:ascii="Consolas" w:hAnsi="Consolas" w:eastAsia="Consolas" w:cs="Consolas"/>
+          <w:b w:val="0"/>
+          <w:bCs w:val="0"/>
+          <w:color w:val="3B3B3B"/>
+          <w:kern w:val="0"/>
+          <w:sz w:val="24"/>
+          <w:szCs w:val="24"/>
+          <w:shd w:val="clear" w:fill="FFFFFF"/>
+          <w:lang w:val="en-US" w:eastAsia="zh-CN" w:bidi="ar"/>
+          <w14:ligatures w14:val="standardContextual"/>
+        </w:rPr>
+        <w:t xml:space="preserve"> </w:t>
+      </w:r>
+      <w:r>
+        <w:rPr>
+          <w:rFonts w:hint="default" w:ascii="Consolas" w:hAnsi="Consolas" w:eastAsia="Consolas" w:cs="Consolas"/>
+          <w:b w:val="0"/>
+          <w:bCs w:val="0"/>
+          <w:color w:val="E50000"/>
+          <w:kern w:val="0"/>
+          <w:sz w:val="24"/>
+          <w:szCs w:val="24"/>
+          <w:shd w:val="clear" w:fill="FFFFFF"/>
+          <w:lang w:val="en-US" w:eastAsia="zh-CN" w:bidi="ar"/>
+          <w14:ligatures w14:val="standardContextual"/>
+        </w:rPr>
+        <w:t>class</w:t>
+      </w:r>
+      <w:r>
+        <w:rPr>
+          <w:rFonts w:hint="default" w:ascii="Consolas" w:hAnsi="Consolas" w:eastAsia="Consolas" w:cs="Consolas"/>
+          <w:b w:val="0"/>
+          <w:bCs w:val="0"/>
+          <w:color w:val="3B3B3B"/>
+          <w:kern w:val="0"/>
+          <w:sz w:val="24"/>
+          <w:szCs w:val="24"/>
+          <w:shd w:val="clear" w:fill="FFFFFF"/>
+          <w:lang w:val="en-US" w:eastAsia="zh-CN" w:bidi="ar"/>
+          <w14:ligatures w14:val="standardContextual"/>
+        </w:rPr>
+        <w:t>=</w:t>
+      </w:r>
+      <w:r>
+        <w:rPr>
+          <w:rFonts w:hint="default" w:ascii="Consolas" w:hAnsi="Consolas" w:eastAsia="Consolas" w:cs="Consolas"/>
+          <w:b w:val="0"/>
+          <w:bCs w:val="0"/>
+          <w:color w:val="0000FF"/>
+          <w:kern w:val="0"/>
+          <w:sz w:val="24"/>
+          <w:szCs w:val="24"/>
+          <w:shd w:val="clear" w:fill="FFFFFF"/>
+          <w:lang w:val="en-US" w:eastAsia="zh-CN" w:bidi="ar"/>
+          <w14:ligatures w14:val="standardContextual"/>
+        </w:rPr>
+        <w:t>"labs-section"</w:t>
+      </w:r>
+      <w:r>
+        <w:rPr>
+          <w:rFonts w:hint="default" w:ascii="Consolas" w:hAnsi="Consolas" w:eastAsia="Consolas" w:cs="Consolas"/>
+          <w:b w:val="0"/>
+          <w:bCs w:val="0"/>
+          <w:color w:val="800000"/>
+          <w:kern w:val="0"/>
+          <w:sz w:val="24"/>
+          <w:szCs w:val="24"/>
+          <w:shd w:val="clear" w:fill="FFFFFF"/>
+          <w:lang w:val="en-US" w:eastAsia="zh-CN" w:bidi="ar"/>
+          <w14:ligatures w14:val="standardContextual"/>
+        </w:rPr>
+        <w:t>&gt;</w:t>
+      </w:r>
+    </w:p>
+    <w:p>
+      <w:pPr>
+        <w:keepNext w:val="0"/>
+        <w:keepLines w:val="0"/>
+        <w:widowControl/>
+        <w:suppressLineNumbers w:val="0"/>
+        <w:jc w:val="left"/>
+        <w:rPr>
+          <w:sz w:val="32"/>
+          <w:szCs w:val="32"/>
+        </w:rPr>
+      </w:pPr>
+    </w:p>
+    <w:p>
+      <w:pPr>
+        <w:keepNext w:val="0"/>
+        <w:keepLines w:val="0"/>
+        <w:widowControl/>
+        <w:suppressLineNumbers w:val="0"/>
+        <w:shd w:val="clear" w:fill="FFFFFF"/>
+        <w:spacing w:line="228" w:lineRule="atLeast"/>
+        <w:jc w:val="left"/>
+        <w:rPr>
+          <w:rFonts w:hint="default" w:ascii="Consolas" w:hAnsi="Consolas" w:eastAsia="Consolas" w:cs="Consolas"/>
+          <w:b w:val="0"/>
+          <w:bCs w:val="0"/>
+          <w:color w:val="3B3B3B"/>
+          <w:sz w:val="24"/>
+          <w:szCs w:val="24"/>
+        </w:rPr>
+      </w:pPr>
+      <w:r>
+        <w:rPr>
+          <w:rFonts w:hint="default" w:ascii="Consolas" w:hAnsi="Consolas" w:eastAsia="Consolas" w:cs="Consolas"/>
+          <w:b w:val="0"/>
+          <w:bCs w:val="0"/>
+          <w:color w:val="800000"/>
+          <w:kern w:val="0"/>
+          <w:sz w:val="24"/>
+          <w:szCs w:val="24"/>
+          <w:shd w:val="clear" w:fill="FFFFFF"/>
+          <w:lang w:val="en-US" w:eastAsia="zh-CN" w:bidi="ar"/>
+          <w14:ligatures w14:val="standardContextual"/>
+        </w:rPr>
+        <w:t>&lt;h3&gt;</w:t>
+      </w:r>
+      <w:r>
+        <w:rPr>
+          <w:rFonts w:hint="default" w:ascii="Consolas" w:hAnsi="Consolas" w:eastAsia="Consolas" w:cs="Consolas"/>
+          <w:b w:val="0"/>
+          <w:bCs w:val="0"/>
+          <w:color w:val="3B3B3B"/>
+          <w:kern w:val="0"/>
+          <w:sz w:val="24"/>
+          <w:szCs w:val="24"/>
+          <w:shd w:val="clear" w:fill="FFFFFF"/>
+          <w:lang w:val="en-US" w:eastAsia="zh-CN" w:bidi="ar"/>
+          <w14:ligatures w14:val="standardContextual"/>
+        </w:rPr>
+        <w:t>Sport mashg‘ulotlari jadvali</w:t>
+      </w:r>
+      <w:r>
+        <w:rPr>
+          <w:rFonts w:hint="default" w:ascii="Consolas" w:hAnsi="Consolas" w:eastAsia="Consolas" w:cs="Consolas"/>
+          <w:b w:val="0"/>
+          <w:bCs w:val="0"/>
+          <w:color w:val="800000"/>
+          <w:kern w:val="0"/>
+          <w:sz w:val="24"/>
+          <w:szCs w:val="24"/>
+          <w:shd w:val="clear" w:fill="FFFFFF"/>
+          <w:lang w:val="en-US" w:eastAsia="zh-CN" w:bidi="ar"/>
+          <w14:ligatures w14:val="standardContextual"/>
+        </w:rPr>
+        <w:t>&lt;/h3&gt;</w:t>
+      </w:r>
+    </w:p>
+    <w:p>
+      <w:pPr>
+        <w:keepNext w:val="0"/>
+        <w:keepLines w:val="0"/>
+        <w:widowControl/>
+        <w:suppressLineNumbers w:val="0"/>
+        <w:jc w:val="left"/>
+        <w:rPr>
+          <w:sz w:val="32"/>
+          <w:szCs w:val="32"/>
+        </w:rPr>
+      </w:pPr>
+    </w:p>
+    <w:p>
+      <w:pPr>
+        <w:keepNext w:val="0"/>
+        <w:keepLines w:val="0"/>
+        <w:widowControl/>
+        <w:suppressLineNumbers w:val="0"/>
+        <w:shd w:val="clear" w:fill="FFFFFF"/>
+        <w:spacing w:line="228" w:lineRule="atLeast"/>
+        <w:jc w:val="left"/>
+        <w:rPr>
+          <w:rFonts w:hint="default" w:ascii="Consolas" w:hAnsi="Consolas" w:eastAsia="Consolas" w:cs="Consolas"/>
+          <w:b w:val="0"/>
+          <w:bCs w:val="0"/>
+          <w:color w:val="3B3B3B"/>
+          <w:sz w:val="24"/>
+          <w:szCs w:val="24"/>
+        </w:rPr>
+      </w:pPr>
+      <w:r>
+        <w:rPr>
+          <w:rFonts w:hint="default" w:ascii="Consolas" w:hAnsi="Consolas" w:eastAsia="Consolas" w:cs="Consolas"/>
+          <w:b w:val="0"/>
+          <w:bCs w:val="0"/>
+          <w:color w:val="800000"/>
+          <w:kern w:val="0"/>
+          <w:sz w:val="24"/>
+          <w:szCs w:val="24"/>
+          <w:shd w:val="clear" w:fill="FFFFFF"/>
+          <w:lang w:val="en-US" w:eastAsia="zh-CN" w:bidi="ar"/>
+          <w14:ligatures w14:val="standardContextual"/>
+        </w:rPr>
+        <w:t>&lt;div</w:t>
+      </w:r>
+      <w:r>
+        <w:rPr>
+          <w:rFonts w:hint="default" w:ascii="Consolas" w:hAnsi="Consolas" w:eastAsia="Consolas" w:cs="Consolas"/>
+          <w:b w:val="0"/>
+          <w:bCs w:val="0"/>
+          <w:color w:val="3B3B3B"/>
+          <w:kern w:val="0"/>
+          <w:sz w:val="24"/>
+          <w:szCs w:val="24"/>
+          <w:shd w:val="clear" w:fill="FFFFFF"/>
+          <w:lang w:val="en-US" w:eastAsia="zh-CN" w:bidi="ar"/>
+          <w14:ligatures w14:val="standardContextual"/>
+        </w:rPr>
+        <w:t xml:space="preserve"> </w:t>
+      </w:r>
+      <w:r>
+        <w:rPr>
+          <w:rFonts w:hint="default" w:ascii="Consolas" w:hAnsi="Consolas" w:eastAsia="Consolas" w:cs="Consolas"/>
+          <w:b w:val="0"/>
+          <w:bCs w:val="0"/>
+          <w:color w:val="E50000"/>
+          <w:kern w:val="0"/>
+          <w:sz w:val="24"/>
+          <w:szCs w:val="24"/>
+          <w:shd w:val="clear" w:fill="FFFFFF"/>
+          <w:lang w:val="en-US" w:eastAsia="zh-CN" w:bidi="ar"/>
+          <w14:ligatures w14:val="standardContextual"/>
+        </w:rPr>
+        <w:t>class</w:t>
+      </w:r>
+      <w:r>
+        <w:rPr>
+          <w:rFonts w:hint="default" w:ascii="Consolas" w:hAnsi="Consolas" w:eastAsia="Consolas" w:cs="Consolas"/>
+          <w:b w:val="0"/>
+          <w:bCs w:val="0"/>
+          <w:color w:val="3B3B3B"/>
+          <w:kern w:val="0"/>
+          <w:sz w:val="24"/>
+          <w:szCs w:val="24"/>
+          <w:shd w:val="clear" w:fill="FFFFFF"/>
+          <w:lang w:val="en-US" w:eastAsia="zh-CN" w:bidi="ar"/>
+          <w14:ligatures w14:val="standardContextual"/>
+        </w:rPr>
+        <w:t>=</w:t>
+      </w:r>
+      <w:r>
+        <w:rPr>
+          <w:rFonts w:hint="default" w:ascii="Consolas" w:hAnsi="Consolas" w:eastAsia="Consolas" w:cs="Consolas"/>
+          <w:b w:val="0"/>
+          <w:bCs w:val="0"/>
+          <w:color w:val="0000FF"/>
+          <w:kern w:val="0"/>
+          <w:sz w:val="24"/>
+          <w:szCs w:val="24"/>
+          <w:shd w:val="clear" w:fill="FFFFFF"/>
+          <w:lang w:val="en-US" w:eastAsia="zh-CN" w:bidi="ar"/>
+          <w14:ligatures w14:val="standardContextual"/>
+        </w:rPr>
+        <w:t>"table-container"</w:t>
+      </w:r>
+      <w:r>
+        <w:rPr>
+          <w:rFonts w:hint="default" w:ascii="Consolas" w:hAnsi="Consolas" w:eastAsia="Consolas" w:cs="Consolas"/>
+          <w:b w:val="0"/>
+          <w:bCs w:val="0"/>
+          <w:color w:val="800000"/>
+          <w:kern w:val="0"/>
+          <w:sz w:val="24"/>
+          <w:szCs w:val="24"/>
+          <w:shd w:val="clear" w:fill="FFFFFF"/>
+          <w:lang w:val="en-US" w:eastAsia="zh-CN" w:bidi="ar"/>
+          <w14:ligatures w14:val="standardContextual"/>
+        </w:rPr>
+        <w:t>&gt;</w:t>
+      </w:r>
+    </w:p>
+    <w:p>
+      <w:pPr>
+        <w:keepNext w:val="0"/>
+        <w:keepLines w:val="0"/>
+        <w:widowControl/>
+        <w:suppressLineNumbers w:val="0"/>
+        <w:jc w:val="left"/>
+        <w:rPr>
+          <w:sz w:val="32"/>
+          <w:szCs w:val="32"/>
+        </w:rPr>
+      </w:pPr>
+    </w:p>
+    <w:p>
+      <w:pPr>
+        <w:keepNext w:val="0"/>
+        <w:keepLines w:val="0"/>
+        <w:widowControl/>
+        <w:suppressLineNumbers w:val="0"/>
+        <w:shd w:val="clear" w:fill="FFFFFF"/>
+        <w:spacing w:line="228" w:lineRule="atLeast"/>
+        <w:jc w:val="left"/>
+        <w:rPr>
+          <w:rFonts w:hint="default" w:ascii="Consolas" w:hAnsi="Consolas" w:eastAsia="Consolas" w:cs="Consolas"/>
+          <w:b w:val="0"/>
+          <w:bCs w:val="0"/>
+          <w:color w:val="3B3B3B"/>
+          <w:sz w:val="24"/>
+          <w:szCs w:val="24"/>
+        </w:rPr>
+      </w:pPr>
+      <w:r>
+        <w:rPr>
+          <w:rFonts w:hint="default" w:ascii="Consolas" w:hAnsi="Consolas" w:eastAsia="Consolas" w:cs="Consolas"/>
+          <w:b w:val="0"/>
+          <w:bCs w:val="0"/>
+          <w:color w:val="800000"/>
+          <w:kern w:val="0"/>
+          <w:sz w:val="24"/>
+          <w:szCs w:val="24"/>
+          <w:shd w:val="clear" w:fill="FFFFFF"/>
+          <w:lang w:val="en-US" w:eastAsia="zh-CN" w:bidi="ar"/>
+          <w14:ligatures w14:val="standardContextual"/>
+        </w:rPr>
+        <w:t>&lt;table&gt;</w:t>
+      </w:r>
+    </w:p>
+    <w:p>
+      <w:pPr>
+        <w:keepNext w:val="0"/>
+        <w:keepLines w:val="0"/>
+        <w:widowControl/>
+        <w:suppressLineNumbers w:val="0"/>
+        <w:jc w:val="left"/>
+        <w:rPr>
+          <w:sz w:val="32"/>
+          <w:szCs w:val="32"/>
+        </w:rPr>
+      </w:pPr>
+    </w:p>
+    <w:p>
+      <w:pPr>
+        <w:keepNext w:val="0"/>
+        <w:keepLines w:val="0"/>
+        <w:widowControl/>
+        <w:suppressLineNumbers w:val="0"/>
+        <w:shd w:val="clear" w:fill="FFFFFF"/>
+        <w:spacing w:line="228" w:lineRule="atLeast"/>
+        <w:jc w:val="left"/>
+        <w:rPr>
+          <w:rFonts w:hint="default" w:ascii="Consolas" w:hAnsi="Consolas" w:eastAsia="Consolas" w:cs="Consolas"/>
+          <w:b w:val="0"/>
+          <w:bCs w:val="0"/>
+          <w:color w:val="3B3B3B"/>
+          <w:sz w:val="24"/>
+          <w:szCs w:val="24"/>
+        </w:rPr>
+      </w:pPr>
+      <w:r>
+        <w:rPr>
+          <w:rFonts w:hint="default" w:ascii="Consolas" w:hAnsi="Consolas" w:eastAsia="Consolas" w:cs="Consolas"/>
+          <w:b w:val="0"/>
+          <w:bCs w:val="0"/>
+          <w:color w:val="800000"/>
+          <w:kern w:val="0"/>
+          <w:sz w:val="24"/>
+          <w:szCs w:val="24"/>
+          <w:shd w:val="clear" w:fill="FFFFFF"/>
+          <w:lang w:val="en-US" w:eastAsia="zh-CN" w:bidi="ar"/>
+          <w14:ligatures w14:val="standardContextual"/>
+        </w:rPr>
+        <w:t>&lt;tr&gt;</w:t>
+      </w:r>
+    </w:p>
+    <w:p>
+      <w:pPr>
+        <w:keepNext w:val="0"/>
+        <w:keepLines w:val="0"/>
+        <w:widowControl/>
+        <w:suppressLineNumbers w:val="0"/>
+        <w:shd w:val="clear" w:fill="FFFFFF"/>
+        <w:spacing w:line="228" w:lineRule="atLeast"/>
+        <w:jc w:val="left"/>
+        <w:rPr>
+          <w:rFonts w:hint="default" w:ascii="Consolas" w:hAnsi="Consolas" w:eastAsia="Consolas" w:cs="Consolas"/>
+          <w:b w:val="0"/>
+          <w:bCs w:val="0"/>
+          <w:color w:val="3B3B3B"/>
+          <w:sz w:val="24"/>
+          <w:szCs w:val="24"/>
+        </w:rPr>
+      </w:pPr>
+      <w:r>
+        <w:rPr>
+          <w:rFonts w:hint="default" w:ascii="Consolas" w:hAnsi="Consolas" w:eastAsia="Consolas" w:cs="Consolas"/>
+          <w:b w:val="0"/>
+          <w:bCs w:val="0"/>
+          <w:color w:val="800000"/>
+          <w:kern w:val="0"/>
+          <w:sz w:val="24"/>
+          <w:szCs w:val="24"/>
+          <w:shd w:val="clear" w:fill="FFFFFF"/>
+          <w:lang w:val="en-US" w:eastAsia="zh-CN" w:bidi="ar"/>
+          <w14:ligatures w14:val="standardContextual"/>
+        </w:rPr>
+        <w:t>&lt;th&gt;</w:t>
+      </w:r>
+      <w:r>
+        <w:rPr>
+          <w:rFonts w:hint="default" w:ascii="Consolas" w:hAnsi="Consolas" w:eastAsia="Consolas" w:cs="Consolas"/>
+          <w:b w:val="0"/>
+          <w:bCs w:val="0"/>
+          <w:color w:val="3B3B3B"/>
+          <w:kern w:val="0"/>
+          <w:sz w:val="24"/>
+          <w:szCs w:val="24"/>
+          <w:shd w:val="clear" w:fill="FFFFFF"/>
+          <w:lang w:val="en-US" w:eastAsia="zh-CN" w:bidi="ar"/>
+          <w14:ligatures w14:val="standardContextual"/>
+        </w:rPr>
+        <w:t>Trener</w:t>
+      </w:r>
+      <w:r>
+        <w:rPr>
+          <w:rFonts w:hint="default" w:ascii="Consolas" w:hAnsi="Consolas" w:eastAsia="Consolas" w:cs="Consolas"/>
+          <w:b w:val="0"/>
+          <w:bCs w:val="0"/>
+          <w:color w:val="800000"/>
+          <w:kern w:val="0"/>
+          <w:sz w:val="24"/>
+          <w:szCs w:val="24"/>
+          <w:shd w:val="clear" w:fill="FFFFFF"/>
+          <w:lang w:val="en-US" w:eastAsia="zh-CN" w:bidi="ar"/>
+          <w14:ligatures w14:val="standardContextual"/>
+        </w:rPr>
+        <w:t>&lt;/th&gt;</w:t>
+      </w:r>
+    </w:p>
+    <w:p>
+      <w:pPr>
+        <w:keepNext w:val="0"/>
+        <w:keepLines w:val="0"/>
+        <w:widowControl/>
+        <w:suppressLineNumbers w:val="0"/>
+        <w:shd w:val="clear" w:fill="FFFFFF"/>
+        <w:spacing w:line="228" w:lineRule="atLeast"/>
+        <w:jc w:val="left"/>
+        <w:rPr>
+          <w:rFonts w:hint="default" w:ascii="Consolas" w:hAnsi="Consolas" w:eastAsia="Consolas" w:cs="Consolas"/>
+          <w:b w:val="0"/>
+          <w:bCs w:val="0"/>
+          <w:color w:val="3B3B3B"/>
+          <w:sz w:val="24"/>
+          <w:szCs w:val="24"/>
+        </w:rPr>
+      </w:pPr>
+      <w:r>
+        <w:rPr>
+          <w:rFonts w:hint="default" w:ascii="Consolas" w:hAnsi="Consolas" w:eastAsia="Consolas" w:cs="Consolas"/>
+          <w:b w:val="0"/>
+          <w:bCs w:val="0"/>
+          <w:color w:val="800000"/>
+          <w:kern w:val="0"/>
+          <w:sz w:val="24"/>
+          <w:szCs w:val="24"/>
+          <w:shd w:val="clear" w:fill="FFFFFF"/>
+          <w:lang w:val="en-US" w:eastAsia="zh-CN" w:bidi="ar"/>
+          <w14:ligatures w14:val="standardContextual"/>
+        </w:rPr>
+        <w:t>&lt;th&gt;</w:t>
+      </w:r>
+      <w:r>
+        <w:rPr>
+          <w:rFonts w:hint="default" w:ascii="Consolas" w:hAnsi="Consolas" w:eastAsia="Consolas" w:cs="Consolas"/>
+          <w:b w:val="0"/>
+          <w:bCs w:val="0"/>
+          <w:color w:val="3B3B3B"/>
+          <w:kern w:val="0"/>
+          <w:sz w:val="24"/>
+          <w:szCs w:val="24"/>
+          <w:shd w:val="clear" w:fill="FFFFFF"/>
+          <w:lang w:val="en-US" w:eastAsia="zh-CN" w:bidi="ar"/>
+          <w14:ligatures w14:val="standardContextual"/>
+        </w:rPr>
+        <w:t>Mijoz</w:t>
+      </w:r>
+      <w:r>
+        <w:rPr>
+          <w:rFonts w:hint="default" w:ascii="Consolas" w:hAnsi="Consolas" w:eastAsia="Consolas" w:cs="Consolas"/>
+          <w:b w:val="0"/>
+          <w:bCs w:val="0"/>
+          <w:color w:val="800000"/>
+          <w:kern w:val="0"/>
+          <w:sz w:val="24"/>
+          <w:szCs w:val="24"/>
+          <w:shd w:val="clear" w:fill="FFFFFF"/>
+          <w:lang w:val="en-US" w:eastAsia="zh-CN" w:bidi="ar"/>
+          <w14:ligatures w14:val="standardContextual"/>
+        </w:rPr>
+        <w:t>&lt;/th&gt;</w:t>
+      </w:r>
+    </w:p>
+    <w:p>
+      <w:pPr>
+        <w:keepNext w:val="0"/>
+        <w:keepLines w:val="0"/>
+        <w:widowControl/>
+        <w:suppressLineNumbers w:val="0"/>
+        <w:shd w:val="clear" w:fill="FFFFFF"/>
+        <w:spacing w:line="228" w:lineRule="atLeast"/>
+        <w:jc w:val="left"/>
+        <w:rPr>
+          <w:rFonts w:hint="default" w:ascii="Consolas" w:hAnsi="Consolas" w:eastAsia="Consolas" w:cs="Consolas"/>
+          <w:b w:val="0"/>
+          <w:bCs w:val="0"/>
+          <w:color w:val="3B3B3B"/>
+          <w:sz w:val="24"/>
+          <w:szCs w:val="24"/>
+        </w:rPr>
+      </w:pPr>
+      <w:r>
+        <w:rPr>
+          <w:rFonts w:hint="default" w:ascii="Consolas" w:hAnsi="Consolas" w:eastAsia="Consolas" w:cs="Consolas"/>
+          <w:b w:val="0"/>
+          <w:bCs w:val="0"/>
+          <w:color w:val="800000"/>
+          <w:kern w:val="0"/>
+          <w:sz w:val="24"/>
+          <w:szCs w:val="24"/>
+          <w:shd w:val="clear" w:fill="FFFFFF"/>
+          <w:lang w:val="en-US" w:eastAsia="zh-CN" w:bidi="ar"/>
+          <w14:ligatures w14:val="standardContextual"/>
+        </w:rPr>
+        <w:t>&lt;th&gt;</w:t>
+      </w:r>
+      <w:r>
+        <w:rPr>
+          <w:rFonts w:hint="default" w:ascii="Consolas" w:hAnsi="Consolas" w:eastAsia="Consolas" w:cs="Consolas"/>
+          <w:b w:val="0"/>
+          <w:bCs w:val="0"/>
+          <w:color w:val="3B3B3B"/>
+          <w:kern w:val="0"/>
+          <w:sz w:val="24"/>
+          <w:szCs w:val="24"/>
+          <w:shd w:val="clear" w:fill="FFFFFF"/>
+          <w:lang w:val="en-US" w:eastAsia="zh-CN" w:bidi="ar"/>
+          <w14:ligatures w14:val="standardContextual"/>
+        </w:rPr>
+        <w:t>Mashg‘ulot sanasi</w:t>
+      </w:r>
+      <w:r>
+        <w:rPr>
+          <w:rFonts w:hint="default" w:ascii="Consolas" w:hAnsi="Consolas" w:eastAsia="Consolas" w:cs="Consolas"/>
+          <w:b w:val="0"/>
+          <w:bCs w:val="0"/>
+          <w:color w:val="800000"/>
+          <w:kern w:val="0"/>
+          <w:sz w:val="24"/>
+          <w:szCs w:val="24"/>
+          <w:shd w:val="clear" w:fill="FFFFFF"/>
+          <w:lang w:val="en-US" w:eastAsia="zh-CN" w:bidi="ar"/>
+          <w14:ligatures w14:val="standardContextual"/>
+        </w:rPr>
+        <w:t>&lt;/th&gt;</w:t>
+      </w:r>
+    </w:p>
+    <w:p>
+      <w:pPr>
+        <w:keepNext w:val="0"/>
+        <w:keepLines w:val="0"/>
+        <w:widowControl/>
+        <w:suppressLineNumbers w:val="0"/>
+        <w:shd w:val="clear" w:fill="FFFFFF"/>
+        <w:spacing w:line="228" w:lineRule="atLeast"/>
+        <w:jc w:val="left"/>
+        <w:rPr>
+          <w:rFonts w:hint="default" w:ascii="Consolas" w:hAnsi="Consolas" w:eastAsia="Consolas" w:cs="Consolas"/>
+          <w:b w:val="0"/>
+          <w:bCs w:val="0"/>
+          <w:color w:val="3B3B3B"/>
+          <w:sz w:val="24"/>
+          <w:szCs w:val="24"/>
+        </w:rPr>
+      </w:pPr>
+      <w:r>
+        <w:rPr>
+          <w:rFonts w:hint="default" w:ascii="Consolas" w:hAnsi="Consolas" w:eastAsia="Consolas" w:cs="Consolas"/>
+          <w:b w:val="0"/>
+          <w:bCs w:val="0"/>
+          <w:color w:val="800000"/>
+          <w:kern w:val="0"/>
+          <w:sz w:val="24"/>
+          <w:szCs w:val="24"/>
+          <w:shd w:val="clear" w:fill="FFFFFF"/>
+          <w:lang w:val="en-US" w:eastAsia="zh-CN" w:bidi="ar"/>
+          <w14:ligatures w14:val="standardContextual"/>
+        </w:rPr>
+        <w:t>&lt;/tr&gt;</w:t>
+      </w:r>
+    </w:p>
+    <w:p>
+      <w:pPr>
+        <w:keepNext w:val="0"/>
+        <w:keepLines w:val="0"/>
+        <w:widowControl/>
+        <w:suppressLineNumbers w:val="0"/>
+        <w:jc w:val="left"/>
+        <w:rPr>
+          <w:sz w:val="32"/>
+          <w:szCs w:val="32"/>
+        </w:rPr>
+      </w:pPr>
+    </w:p>
+    <w:p>
+      <w:pPr>
+        <w:keepNext w:val="0"/>
+        <w:keepLines w:val="0"/>
+        <w:widowControl/>
+        <w:suppressLineNumbers w:val="0"/>
+        <w:shd w:val="clear" w:fill="FFFFFF"/>
+        <w:spacing w:line="228" w:lineRule="atLeast"/>
+        <w:jc w:val="left"/>
+        <w:rPr>
+          <w:rFonts w:hint="default" w:ascii="Consolas" w:hAnsi="Consolas" w:eastAsia="Consolas" w:cs="Consolas"/>
+          <w:b w:val="0"/>
+          <w:bCs w:val="0"/>
+          <w:color w:val="3B3B3B"/>
+          <w:sz w:val="24"/>
+          <w:szCs w:val="24"/>
+        </w:rPr>
+      </w:pPr>
+      <w:r>
+        <w:rPr>
+          <w:rFonts w:hint="default" w:ascii="Consolas" w:hAnsi="Consolas" w:eastAsia="Consolas" w:cs="Consolas"/>
+          <w:b w:val="0"/>
+          <w:bCs w:val="0"/>
+          <w:color w:val="800000"/>
+          <w:kern w:val="0"/>
+          <w:sz w:val="24"/>
+          <w:szCs w:val="24"/>
+          <w:shd w:val="clear" w:fill="FFFFFF"/>
+          <w:lang w:val="en-US" w:eastAsia="zh-CN" w:bidi="ar"/>
+          <w14:ligatures w14:val="standardContextual"/>
+        </w:rPr>
+        <w:t>&lt;?php</w:t>
+      </w:r>
+    </w:p>
+    <w:p>
+      <w:pPr>
+        <w:keepNext w:val="0"/>
+        <w:keepLines w:val="0"/>
+        <w:widowControl/>
+        <w:suppressLineNumbers w:val="0"/>
+        <w:shd w:val="clear" w:fill="FFFFFF"/>
+        <w:spacing w:line="228" w:lineRule="atLeast"/>
+        <w:jc w:val="left"/>
+        <w:rPr>
+          <w:rFonts w:hint="default" w:ascii="Consolas" w:hAnsi="Consolas" w:eastAsia="Consolas" w:cs="Consolas"/>
+          <w:b w:val="0"/>
+          <w:bCs w:val="0"/>
+          <w:color w:val="3B3B3B"/>
+          <w:sz w:val="24"/>
+          <w:szCs w:val="24"/>
+        </w:rPr>
+      </w:pPr>
+      <w:r>
+        <w:rPr>
+          <w:rFonts w:hint="default" w:ascii="Consolas" w:hAnsi="Consolas" w:eastAsia="Consolas" w:cs="Consolas"/>
+          <w:b w:val="0"/>
+          <w:bCs w:val="0"/>
+          <w:color w:val="AF00DB"/>
+          <w:kern w:val="0"/>
+          <w:sz w:val="24"/>
+          <w:szCs w:val="24"/>
+          <w:shd w:val="clear" w:fill="FFFFFF"/>
+          <w:lang w:val="en-US" w:eastAsia="zh-CN" w:bidi="ar"/>
+          <w14:ligatures w14:val="standardContextual"/>
+        </w:rPr>
+        <w:t>if</w:t>
+      </w:r>
+      <w:r>
+        <w:rPr>
+          <w:rFonts w:hint="default" w:ascii="Consolas" w:hAnsi="Consolas" w:eastAsia="Consolas" w:cs="Consolas"/>
+          <w:b w:val="0"/>
+          <w:bCs w:val="0"/>
+          <w:color w:val="000000"/>
+          <w:kern w:val="0"/>
+          <w:sz w:val="24"/>
+          <w:szCs w:val="24"/>
+          <w:shd w:val="clear" w:fill="FFFFFF"/>
+          <w:lang w:val="en-US" w:eastAsia="zh-CN" w:bidi="ar"/>
+          <w14:ligatures w14:val="standardContextual"/>
+        </w:rPr>
+        <w:t xml:space="preserve"> (</w:t>
+      </w:r>
+      <w:r>
+        <w:rPr>
+          <w:rFonts w:hint="default" w:ascii="Consolas" w:hAnsi="Consolas" w:eastAsia="Consolas" w:cs="Consolas"/>
+          <w:b w:val="0"/>
+          <w:bCs w:val="0"/>
+          <w:color w:val="001080"/>
+          <w:kern w:val="0"/>
+          <w:sz w:val="24"/>
+          <w:szCs w:val="24"/>
+          <w:shd w:val="clear" w:fill="FFFFFF"/>
+          <w:lang w:val="en-US" w:eastAsia="zh-CN" w:bidi="ar"/>
+          <w14:ligatures w14:val="standardContextual"/>
+        </w:rPr>
+        <w:t>$result</w:t>
+      </w:r>
+      <w:r>
+        <w:rPr>
+          <w:rFonts w:hint="default" w:ascii="Consolas" w:hAnsi="Consolas" w:eastAsia="Consolas" w:cs="Consolas"/>
+          <w:b w:val="0"/>
+          <w:bCs w:val="0"/>
+          <w:color w:val="000000"/>
+          <w:kern w:val="0"/>
+          <w:sz w:val="24"/>
+          <w:szCs w:val="24"/>
+          <w:shd w:val="clear" w:fill="FFFFFF"/>
+          <w:lang w:val="en-US" w:eastAsia="zh-CN" w:bidi="ar"/>
+          <w14:ligatures w14:val="standardContextual"/>
+        </w:rPr>
+        <w:t>-&gt;</w:t>
+      </w:r>
+      <w:r>
+        <w:rPr>
+          <w:rFonts w:hint="default" w:ascii="Consolas" w:hAnsi="Consolas" w:eastAsia="Consolas" w:cs="Consolas"/>
+          <w:b w:val="0"/>
+          <w:bCs w:val="0"/>
+          <w:color w:val="001080"/>
+          <w:kern w:val="0"/>
+          <w:sz w:val="24"/>
+          <w:szCs w:val="24"/>
+          <w:shd w:val="clear" w:fill="FFFFFF"/>
+          <w:lang w:val="en-US" w:eastAsia="zh-CN" w:bidi="ar"/>
+          <w14:ligatures w14:val="standardContextual"/>
+        </w:rPr>
+        <w:t>num_rows</w:t>
+      </w:r>
+      <w:r>
+        <w:rPr>
+          <w:rFonts w:hint="default" w:ascii="Consolas" w:hAnsi="Consolas" w:eastAsia="Consolas" w:cs="Consolas"/>
+          <w:b w:val="0"/>
+          <w:bCs w:val="0"/>
+          <w:color w:val="000000"/>
+          <w:kern w:val="0"/>
+          <w:sz w:val="24"/>
+          <w:szCs w:val="24"/>
+          <w:shd w:val="clear" w:fill="FFFFFF"/>
+          <w:lang w:val="en-US" w:eastAsia="zh-CN" w:bidi="ar"/>
+          <w14:ligatures w14:val="standardContextual"/>
+        </w:rPr>
+        <w:t xml:space="preserve"> &gt; </w:t>
+      </w:r>
+      <w:r>
+        <w:rPr>
+          <w:rFonts w:hint="default" w:ascii="Consolas" w:hAnsi="Consolas" w:eastAsia="Consolas" w:cs="Consolas"/>
+          <w:b w:val="0"/>
+          <w:bCs w:val="0"/>
+          <w:color w:val="098658"/>
+          <w:kern w:val="0"/>
+          <w:sz w:val="24"/>
+          <w:szCs w:val="24"/>
+          <w:shd w:val="clear" w:fill="FFFFFF"/>
+          <w:lang w:val="en-US" w:eastAsia="zh-CN" w:bidi="ar"/>
+          <w14:ligatures w14:val="standardContextual"/>
+        </w:rPr>
+        <w:t>0</w:t>
+      </w:r>
+      <w:r>
+        <w:rPr>
+          <w:rFonts w:hint="default" w:ascii="Consolas" w:hAnsi="Consolas" w:eastAsia="Consolas" w:cs="Consolas"/>
+          <w:b w:val="0"/>
+          <w:bCs w:val="0"/>
+          <w:color w:val="000000"/>
+          <w:kern w:val="0"/>
+          <w:sz w:val="24"/>
+          <w:szCs w:val="24"/>
+          <w:shd w:val="clear" w:fill="FFFFFF"/>
+          <w:lang w:val="en-US" w:eastAsia="zh-CN" w:bidi="ar"/>
+          <w14:ligatures w14:val="standardContextual"/>
+        </w:rPr>
+        <w:t>) {</w:t>
+      </w:r>
+    </w:p>
+    <w:p>
+      <w:pPr>
+        <w:keepNext w:val="0"/>
+        <w:keepLines w:val="0"/>
+        <w:widowControl/>
+        <w:suppressLineNumbers w:val="0"/>
+        <w:shd w:val="clear" w:fill="FFFFFF"/>
+        <w:spacing w:line="228" w:lineRule="atLeast"/>
+        <w:jc w:val="left"/>
+        <w:rPr>
+          <w:rFonts w:hint="default" w:ascii="Consolas" w:hAnsi="Consolas" w:eastAsia="Consolas" w:cs="Consolas"/>
+          <w:b w:val="0"/>
+          <w:bCs w:val="0"/>
+          <w:color w:val="3B3B3B"/>
+          <w:sz w:val="24"/>
+          <w:szCs w:val="24"/>
+        </w:rPr>
+      </w:pPr>
+      <w:r>
+        <w:rPr>
+          <w:rFonts w:hint="default" w:ascii="Consolas" w:hAnsi="Consolas" w:eastAsia="Consolas" w:cs="Consolas"/>
+          <w:b w:val="0"/>
+          <w:bCs w:val="0"/>
+          <w:color w:val="000000"/>
+          <w:kern w:val="0"/>
+          <w:sz w:val="24"/>
+          <w:szCs w:val="24"/>
+          <w:shd w:val="clear" w:fill="FFFFFF"/>
+          <w:lang w:val="en-US" w:eastAsia="zh-CN" w:bidi="ar"/>
+          <w14:ligatures w14:val="standardContextual"/>
+        </w:rPr>
+        <w:t xml:space="preserve">    </w:t>
+      </w:r>
+      <w:r>
+        <w:rPr>
+          <w:rFonts w:hint="default" w:ascii="Consolas" w:hAnsi="Consolas" w:eastAsia="Consolas" w:cs="Consolas"/>
+          <w:b w:val="0"/>
+          <w:bCs w:val="0"/>
+          <w:color w:val="AF00DB"/>
+          <w:kern w:val="0"/>
+          <w:sz w:val="24"/>
+          <w:szCs w:val="24"/>
+          <w:shd w:val="clear" w:fill="FFFFFF"/>
+          <w:lang w:val="en-US" w:eastAsia="zh-CN" w:bidi="ar"/>
+          <w14:ligatures w14:val="standardContextual"/>
+        </w:rPr>
+        <w:t>while</w:t>
+      </w:r>
+      <w:r>
+        <w:rPr>
+          <w:rFonts w:hint="default" w:ascii="Consolas" w:hAnsi="Consolas" w:eastAsia="Consolas" w:cs="Consolas"/>
+          <w:b w:val="0"/>
+          <w:bCs w:val="0"/>
+          <w:color w:val="000000"/>
+          <w:kern w:val="0"/>
+          <w:sz w:val="24"/>
+          <w:szCs w:val="24"/>
+          <w:shd w:val="clear" w:fill="FFFFFF"/>
+          <w:lang w:val="en-US" w:eastAsia="zh-CN" w:bidi="ar"/>
+          <w14:ligatures w14:val="standardContextual"/>
+        </w:rPr>
+        <w:t>(</w:t>
+      </w:r>
+      <w:r>
+        <w:rPr>
+          <w:rFonts w:hint="default" w:ascii="Consolas" w:hAnsi="Consolas" w:eastAsia="Consolas" w:cs="Consolas"/>
+          <w:b w:val="0"/>
+          <w:bCs w:val="0"/>
+          <w:color w:val="001080"/>
+          <w:kern w:val="0"/>
+          <w:sz w:val="24"/>
+          <w:szCs w:val="24"/>
+          <w:shd w:val="clear" w:fill="FFFFFF"/>
+          <w:lang w:val="en-US" w:eastAsia="zh-CN" w:bidi="ar"/>
+          <w14:ligatures w14:val="standardContextual"/>
+        </w:rPr>
+        <w:t>$row</w:t>
+      </w:r>
+      <w:r>
+        <w:rPr>
+          <w:rFonts w:hint="default" w:ascii="Consolas" w:hAnsi="Consolas" w:eastAsia="Consolas" w:cs="Consolas"/>
+          <w:b w:val="0"/>
+          <w:bCs w:val="0"/>
+          <w:color w:val="000000"/>
+          <w:kern w:val="0"/>
+          <w:sz w:val="24"/>
+          <w:szCs w:val="24"/>
+          <w:shd w:val="clear" w:fill="FFFFFF"/>
+          <w:lang w:val="en-US" w:eastAsia="zh-CN" w:bidi="ar"/>
+          <w14:ligatures w14:val="standardContextual"/>
+        </w:rPr>
+        <w:t xml:space="preserve"> = </w:t>
+      </w:r>
+      <w:r>
+        <w:rPr>
+          <w:rFonts w:hint="default" w:ascii="Consolas" w:hAnsi="Consolas" w:eastAsia="Consolas" w:cs="Consolas"/>
+          <w:b w:val="0"/>
+          <w:bCs w:val="0"/>
+          <w:color w:val="001080"/>
+          <w:kern w:val="0"/>
+          <w:sz w:val="24"/>
+          <w:szCs w:val="24"/>
+          <w:shd w:val="clear" w:fill="FFFFFF"/>
+          <w:lang w:val="en-US" w:eastAsia="zh-CN" w:bidi="ar"/>
+          <w14:ligatures w14:val="standardContextual"/>
+        </w:rPr>
+        <w:t>$result</w:t>
+      </w:r>
+      <w:r>
+        <w:rPr>
+          <w:rFonts w:hint="default" w:ascii="Consolas" w:hAnsi="Consolas" w:eastAsia="Consolas" w:cs="Consolas"/>
+          <w:b w:val="0"/>
+          <w:bCs w:val="0"/>
+          <w:color w:val="000000"/>
+          <w:kern w:val="0"/>
+          <w:sz w:val="24"/>
+          <w:szCs w:val="24"/>
+          <w:shd w:val="clear" w:fill="FFFFFF"/>
+          <w:lang w:val="en-US" w:eastAsia="zh-CN" w:bidi="ar"/>
+          <w14:ligatures w14:val="standardContextual"/>
+        </w:rPr>
+        <w:t>-&gt;</w:t>
+      </w:r>
+      <w:r>
+        <w:rPr>
+          <w:rFonts w:hint="default" w:ascii="Consolas" w:hAnsi="Consolas" w:eastAsia="Consolas" w:cs="Consolas"/>
+          <w:b w:val="0"/>
+          <w:bCs w:val="0"/>
+          <w:color w:val="795E26"/>
+          <w:kern w:val="0"/>
+          <w:sz w:val="24"/>
+          <w:szCs w:val="24"/>
+          <w:shd w:val="clear" w:fill="FFFFFF"/>
+          <w:lang w:val="en-US" w:eastAsia="zh-CN" w:bidi="ar"/>
+          <w14:ligatures w14:val="standardContextual"/>
+        </w:rPr>
+        <w:t>fetch_assoc</w:t>
+      </w:r>
+      <w:r>
+        <w:rPr>
+          <w:rFonts w:hint="default" w:ascii="Consolas" w:hAnsi="Consolas" w:eastAsia="Consolas" w:cs="Consolas"/>
+          <w:b w:val="0"/>
+          <w:bCs w:val="0"/>
+          <w:color w:val="000000"/>
+          <w:kern w:val="0"/>
+          <w:sz w:val="24"/>
+          <w:szCs w:val="24"/>
+          <w:shd w:val="clear" w:fill="FFFFFF"/>
+          <w:lang w:val="en-US" w:eastAsia="zh-CN" w:bidi="ar"/>
+          <w14:ligatures w14:val="standardContextual"/>
+        </w:rPr>
+        <w:t>()) {</w:t>
+      </w:r>
+    </w:p>
+    <w:p>
+      <w:pPr>
+        <w:keepNext w:val="0"/>
+        <w:keepLines w:val="0"/>
+        <w:widowControl/>
+        <w:suppressLineNumbers w:val="0"/>
+        <w:jc w:val="left"/>
+        <w:rPr>
+          <w:sz w:val="32"/>
+          <w:szCs w:val="32"/>
+        </w:rPr>
+      </w:pPr>
+    </w:p>
+    <w:p>
+      <w:pPr>
+        <w:keepNext w:val="0"/>
+        <w:keepLines w:val="0"/>
+        <w:widowControl/>
+        <w:suppressLineNumbers w:val="0"/>
+        <w:shd w:val="clear" w:fill="FFFFFF"/>
+        <w:spacing w:line="228" w:lineRule="atLeast"/>
+        <w:jc w:val="left"/>
+        <w:rPr>
+          <w:rFonts w:hint="default" w:ascii="Consolas" w:hAnsi="Consolas" w:eastAsia="Consolas" w:cs="Consolas"/>
+          <w:b w:val="0"/>
+          <w:bCs w:val="0"/>
+          <w:color w:val="3B3B3B"/>
+          <w:sz w:val="24"/>
+          <w:szCs w:val="24"/>
+        </w:rPr>
+      </w:pPr>
+      <w:r>
+        <w:rPr>
+          <w:rFonts w:hint="default" w:ascii="Consolas" w:hAnsi="Consolas" w:eastAsia="Consolas" w:cs="Consolas"/>
+          <w:b w:val="0"/>
+          <w:bCs w:val="0"/>
+          <w:color w:val="000000"/>
+          <w:kern w:val="0"/>
+          <w:sz w:val="24"/>
+          <w:szCs w:val="24"/>
+          <w:shd w:val="clear" w:fill="FFFFFF"/>
+          <w:lang w:val="en-US" w:eastAsia="zh-CN" w:bidi="ar"/>
+          <w14:ligatures w14:val="standardContextual"/>
+        </w:rPr>
+        <w:t xml:space="preserve">        </w:t>
+      </w:r>
+      <w:r>
+        <w:rPr>
+          <w:rFonts w:hint="default" w:ascii="Consolas" w:hAnsi="Consolas" w:eastAsia="Consolas" w:cs="Consolas"/>
+          <w:b w:val="0"/>
+          <w:bCs w:val="0"/>
+          <w:color w:val="795E26"/>
+          <w:kern w:val="0"/>
+          <w:sz w:val="24"/>
+          <w:szCs w:val="24"/>
+          <w:shd w:val="clear" w:fill="FFFFFF"/>
+          <w:lang w:val="en-US" w:eastAsia="zh-CN" w:bidi="ar"/>
+          <w14:ligatures w14:val="standardContextual"/>
+        </w:rPr>
+        <w:t>echo</w:t>
+      </w:r>
+      <w:r>
+        <w:rPr>
+          <w:rFonts w:hint="default" w:ascii="Consolas" w:hAnsi="Consolas" w:eastAsia="Consolas" w:cs="Consolas"/>
+          <w:b w:val="0"/>
+          <w:bCs w:val="0"/>
+          <w:color w:val="000000"/>
+          <w:kern w:val="0"/>
+          <w:sz w:val="24"/>
+          <w:szCs w:val="24"/>
+          <w:shd w:val="clear" w:fill="FFFFFF"/>
+          <w:lang w:val="en-US" w:eastAsia="zh-CN" w:bidi="ar"/>
+          <w14:ligatures w14:val="standardContextual"/>
+        </w:rPr>
+        <w:t xml:space="preserve"> </w:t>
+      </w:r>
+      <w:r>
+        <w:rPr>
+          <w:rFonts w:hint="default" w:ascii="Consolas" w:hAnsi="Consolas" w:eastAsia="Consolas" w:cs="Consolas"/>
+          <w:b w:val="0"/>
+          <w:bCs w:val="0"/>
+          <w:color w:val="A31515"/>
+          <w:kern w:val="0"/>
+          <w:sz w:val="24"/>
+          <w:szCs w:val="24"/>
+          <w:shd w:val="clear" w:fill="FFFFFF"/>
+          <w:lang w:val="en-US" w:eastAsia="zh-CN" w:bidi="ar"/>
+          <w14:ligatures w14:val="standardContextual"/>
+        </w:rPr>
+        <w:t>"&lt;tr&gt;"</w:t>
+      </w:r>
+      <w:r>
+        <w:rPr>
+          <w:rFonts w:hint="default" w:ascii="Consolas" w:hAnsi="Consolas" w:eastAsia="Consolas" w:cs="Consolas"/>
+          <w:b w:val="0"/>
+          <w:bCs w:val="0"/>
+          <w:color w:val="000000"/>
+          <w:kern w:val="0"/>
+          <w:sz w:val="24"/>
+          <w:szCs w:val="24"/>
+          <w:shd w:val="clear" w:fill="FFFFFF"/>
+          <w:lang w:val="en-US" w:eastAsia="zh-CN" w:bidi="ar"/>
+          <w14:ligatures w14:val="standardContextual"/>
+        </w:rPr>
+        <w:t>;</w:t>
+      </w:r>
+    </w:p>
+    <w:p>
+      <w:pPr>
+        <w:keepNext w:val="0"/>
+        <w:keepLines w:val="0"/>
+        <w:widowControl/>
+        <w:suppressLineNumbers w:val="0"/>
+        <w:shd w:val="clear" w:fill="FFFFFF"/>
+        <w:spacing w:line="228" w:lineRule="atLeast"/>
+        <w:jc w:val="left"/>
+        <w:rPr>
+          <w:rFonts w:hint="default" w:ascii="Consolas" w:hAnsi="Consolas" w:eastAsia="Consolas" w:cs="Consolas"/>
+          <w:b w:val="0"/>
+          <w:bCs w:val="0"/>
+          <w:color w:val="3B3B3B"/>
+          <w:sz w:val="24"/>
+          <w:szCs w:val="24"/>
+        </w:rPr>
+      </w:pPr>
+      <w:r>
+        <w:rPr>
+          <w:rFonts w:hint="default" w:ascii="Consolas" w:hAnsi="Consolas" w:eastAsia="Consolas" w:cs="Consolas"/>
+          <w:b w:val="0"/>
+          <w:bCs w:val="0"/>
+          <w:color w:val="000000"/>
+          <w:kern w:val="0"/>
+          <w:sz w:val="24"/>
+          <w:szCs w:val="24"/>
+          <w:shd w:val="clear" w:fill="FFFFFF"/>
+          <w:lang w:val="en-US" w:eastAsia="zh-CN" w:bidi="ar"/>
+          <w14:ligatures w14:val="standardContextual"/>
+        </w:rPr>
+        <w:t xml:space="preserve">        </w:t>
+      </w:r>
+      <w:r>
+        <w:rPr>
+          <w:rFonts w:hint="default" w:ascii="Consolas" w:hAnsi="Consolas" w:eastAsia="Consolas" w:cs="Consolas"/>
+          <w:b w:val="0"/>
+          <w:bCs w:val="0"/>
+          <w:color w:val="795E26"/>
+          <w:kern w:val="0"/>
+          <w:sz w:val="24"/>
+          <w:szCs w:val="24"/>
+          <w:shd w:val="clear" w:fill="FFFFFF"/>
+          <w:lang w:val="en-US" w:eastAsia="zh-CN" w:bidi="ar"/>
+          <w14:ligatures w14:val="standardContextual"/>
+        </w:rPr>
+        <w:t>echo</w:t>
+      </w:r>
+      <w:r>
+        <w:rPr>
+          <w:rFonts w:hint="default" w:ascii="Consolas" w:hAnsi="Consolas" w:eastAsia="Consolas" w:cs="Consolas"/>
+          <w:b w:val="0"/>
+          <w:bCs w:val="0"/>
+          <w:color w:val="000000"/>
+          <w:kern w:val="0"/>
+          <w:sz w:val="24"/>
+          <w:szCs w:val="24"/>
+          <w:shd w:val="clear" w:fill="FFFFFF"/>
+          <w:lang w:val="en-US" w:eastAsia="zh-CN" w:bidi="ar"/>
+          <w14:ligatures w14:val="standardContextual"/>
+        </w:rPr>
+        <w:t xml:space="preserve"> </w:t>
+      </w:r>
+      <w:r>
+        <w:rPr>
+          <w:rFonts w:hint="default" w:ascii="Consolas" w:hAnsi="Consolas" w:eastAsia="Consolas" w:cs="Consolas"/>
+          <w:b w:val="0"/>
+          <w:bCs w:val="0"/>
+          <w:color w:val="A31515"/>
+          <w:kern w:val="0"/>
+          <w:sz w:val="24"/>
+          <w:szCs w:val="24"/>
+          <w:shd w:val="clear" w:fill="FFFFFF"/>
+          <w:lang w:val="en-US" w:eastAsia="zh-CN" w:bidi="ar"/>
+          <w14:ligatures w14:val="standardContextual"/>
+        </w:rPr>
+        <w:t>"&lt;td&gt;"</w:t>
+      </w:r>
+      <w:r>
+        <w:rPr>
+          <w:rFonts w:hint="default" w:ascii="Consolas" w:hAnsi="Consolas" w:eastAsia="Consolas" w:cs="Consolas"/>
+          <w:b w:val="0"/>
+          <w:bCs w:val="0"/>
+          <w:color w:val="000000"/>
+          <w:kern w:val="0"/>
+          <w:sz w:val="24"/>
+          <w:szCs w:val="24"/>
+          <w:shd w:val="clear" w:fill="FFFFFF"/>
+          <w:lang w:val="en-US" w:eastAsia="zh-CN" w:bidi="ar"/>
+          <w14:ligatures w14:val="standardContextual"/>
+        </w:rPr>
+        <w:t>.</w:t>
+      </w:r>
+      <w:r>
+        <w:rPr>
+          <w:rFonts w:hint="default" w:ascii="Consolas" w:hAnsi="Consolas" w:eastAsia="Consolas" w:cs="Consolas"/>
+          <w:b w:val="0"/>
+          <w:bCs w:val="0"/>
+          <w:color w:val="001080"/>
+          <w:kern w:val="0"/>
+          <w:sz w:val="24"/>
+          <w:szCs w:val="24"/>
+          <w:shd w:val="clear" w:fill="FFFFFF"/>
+          <w:lang w:val="en-US" w:eastAsia="zh-CN" w:bidi="ar"/>
+          <w14:ligatures w14:val="standardContextual"/>
+        </w:rPr>
+        <w:t>$row</w:t>
+      </w:r>
+      <w:r>
+        <w:rPr>
+          <w:rFonts w:hint="default" w:ascii="Consolas" w:hAnsi="Consolas" w:eastAsia="Consolas" w:cs="Consolas"/>
+          <w:b w:val="0"/>
+          <w:bCs w:val="0"/>
+          <w:color w:val="000000"/>
+          <w:kern w:val="0"/>
+          <w:sz w:val="24"/>
+          <w:szCs w:val="24"/>
+          <w:shd w:val="clear" w:fill="FFFFFF"/>
+          <w:lang w:val="en-US" w:eastAsia="zh-CN" w:bidi="ar"/>
+          <w14:ligatures w14:val="standardContextual"/>
+        </w:rPr>
+        <w:t>[</w:t>
+      </w:r>
+      <w:r>
+        <w:rPr>
+          <w:rFonts w:hint="default" w:ascii="Consolas" w:hAnsi="Consolas" w:eastAsia="Consolas" w:cs="Consolas"/>
+          <w:b w:val="0"/>
+          <w:bCs w:val="0"/>
+          <w:color w:val="A31515"/>
+          <w:kern w:val="0"/>
+          <w:sz w:val="24"/>
+          <w:szCs w:val="24"/>
+          <w:shd w:val="clear" w:fill="FFFFFF"/>
+          <w:lang w:val="en-US" w:eastAsia="zh-CN" w:bidi="ar"/>
+          <w14:ligatures w14:val="standardContextual"/>
+        </w:rPr>
+        <w:t>"trener_ismi"</w:t>
+      </w:r>
+      <w:r>
+        <w:rPr>
+          <w:rFonts w:hint="default" w:ascii="Consolas" w:hAnsi="Consolas" w:eastAsia="Consolas" w:cs="Consolas"/>
+          <w:b w:val="0"/>
+          <w:bCs w:val="0"/>
+          <w:color w:val="000000"/>
+          <w:kern w:val="0"/>
+          <w:sz w:val="24"/>
+          <w:szCs w:val="24"/>
+          <w:shd w:val="clear" w:fill="FFFFFF"/>
+          <w:lang w:val="en-US" w:eastAsia="zh-CN" w:bidi="ar"/>
+          <w14:ligatures w14:val="standardContextual"/>
+        </w:rPr>
+        <w:t>].</w:t>
+      </w:r>
+      <w:r>
+        <w:rPr>
+          <w:rFonts w:hint="default" w:ascii="Consolas" w:hAnsi="Consolas" w:eastAsia="Consolas" w:cs="Consolas"/>
+          <w:b w:val="0"/>
+          <w:bCs w:val="0"/>
+          <w:color w:val="A31515"/>
+          <w:kern w:val="0"/>
+          <w:sz w:val="24"/>
+          <w:szCs w:val="24"/>
+          <w:shd w:val="clear" w:fill="FFFFFF"/>
+          <w:lang w:val="en-US" w:eastAsia="zh-CN" w:bidi="ar"/>
+          <w14:ligatures w14:val="standardContextual"/>
+        </w:rPr>
+        <w:t>"&lt;/td&gt;"</w:t>
+      </w:r>
+      <w:r>
+        <w:rPr>
+          <w:rFonts w:hint="default" w:ascii="Consolas" w:hAnsi="Consolas" w:eastAsia="Consolas" w:cs="Consolas"/>
+          <w:b w:val="0"/>
+          <w:bCs w:val="0"/>
+          <w:color w:val="000000"/>
+          <w:kern w:val="0"/>
+          <w:sz w:val="24"/>
+          <w:szCs w:val="24"/>
+          <w:shd w:val="clear" w:fill="FFFFFF"/>
+          <w:lang w:val="en-US" w:eastAsia="zh-CN" w:bidi="ar"/>
+          <w14:ligatures w14:val="standardContextual"/>
+        </w:rPr>
+        <w:t>;</w:t>
+      </w:r>
+    </w:p>
+    <w:p>
+      <w:pPr>
+        <w:keepNext w:val="0"/>
+        <w:keepLines w:val="0"/>
+        <w:widowControl/>
+        <w:suppressLineNumbers w:val="0"/>
+        <w:shd w:val="clear" w:fill="FFFFFF"/>
+        <w:spacing w:line="228" w:lineRule="atLeast"/>
+        <w:jc w:val="left"/>
+        <w:rPr>
+          <w:rFonts w:hint="default" w:ascii="Consolas" w:hAnsi="Consolas" w:eastAsia="Consolas" w:cs="Consolas"/>
+          <w:b w:val="0"/>
+          <w:bCs w:val="0"/>
+          <w:color w:val="3B3B3B"/>
+          <w:sz w:val="24"/>
+          <w:szCs w:val="24"/>
+        </w:rPr>
+      </w:pPr>
+      <w:r>
+        <w:rPr>
+          <w:rFonts w:hint="default" w:ascii="Consolas" w:hAnsi="Consolas" w:eastAsia="Consolas" w:cs="Consolas"/>
+          <w:b w:val="0"/>
+          <w:bCs w:val="0"/>
+          <w:color w:val="000000"/>
+          <w:kern w:val="0"/>
+          <w:sz w:val="24"/>
+          <w:szCs w:val="24"/>
+          <w:shd w:val="clear" w:fill="FFFFFF"/>
+          <w:lang w:val="en-US" w:eastAsia="zh-CN" w:bidi="ar"/>
+          <w14:ligatures w14:val="standardContextual"/>
+        </w:rPr>
+        <w:t xml:space="preserve">        </w:t>
+      </w:r>
+      <w:r>
+        <w:rPr>
+          <w:rFonts w:hint="default" w:ascii="Consolas" w:hAnsi="Consolas" w:eastAsia="Consolas" w:cs="Consolas"/>
+          <w:b w:val="0"/>
+          <w:bCs w:val="0"/>
+          <w:color w:val="795E26"/>
+          <w:kern w:val="0"/>
+          <w:sz w:val="24"/>
+          <w:szCs w:val="24"/>
+          <w:shd w:val="clear" w:fill="FFFFFF"/>
+          <w:lang w:val="en-US" w:eastAsia="zh-CN" w:bidi="ar"/>
+          <w14:ligatures w14:val="standardContextual"/>
+        </w:rPr>
+        <w:t>echo</w:t>
+      </w:r>
+      <w:r>
+        <w:rPr>
+          <w:rFonts w:hint="default" w:ascii="Consolas" w:hAnsi="Consolas" w:eastAsia="Consolas" w:cs="Consolas"/>
+          <w:b w:val="0"/>
+          <w:bCs w:val="0"/>
+          <w:color w:val="000000"/>
+          <w:kern w:val="0"/>
+          <w:sz w:val="24"/>
+          <w:szCs w:val="24"/>
+          <w:shd w:val="clear" w:fill="FFFFFF"/>
+          <w:lang w:val="en-US" w:eastAsia="zh-CN" w:bidi="ar"/>
+          <w14:ligatures w14:val="standardContextual"/>
+        </w:rPr>
+        <w:t xml:space="preserve"> </w:t>
+      </w:r>
+      <w:r>
+        <w:rPr>
+          <w:rFonts w:hint="default" w:ascii="Consolas" w:hAnsi="Consolas" w:eastAsia="Consolas" w:cs="Consolas"/>
+          <w:b w:val="0"/>
+          <w:bCs w:val="0"/>
+          <w:color w:val="A31515"/>
+          <w:kern w:val="0"/>
+          <w:sz w:val="24"/>
+          <w:szCs w:val="24"/>
+          <w:shd w:val="clear" w:fill="FFFFFF"/>
+          <w:lang w:val="en-US" w:eastAsia="zh-CN" w:bidi="ar"/>
+          <w14:ligatures w14:val="standardContextual"/>
+        </w:rPr>
+        <w:t>"&lt;td&gt;"</w:t>
+      </w:r>
+      <w:r>
+        <w:rPr>
+          <w:rFonts w:hint="default" w:ascii="Consolas" w:hAnsi="Consolas" w:eastAsia="Consolas" w:cs="Consolas"/>
+          <w:b w:val="0"/>
+          <w:bCs w:val="0"/>
+          <w:color w:val="000000"/>
+          <w:kern w:val="0"/>
+          <w:sz w:val="24"/>
+          <w:szCs w:val="24"/>
+          <w:shd w:val="clear" w:fill="FFFFFF"/>
+          <w:lang w:val="en-US" w:eastAsia="zh-CN" w:bidi="ar"/>
+          <w14:ligatures w14:val="standardContextual"/>
+        </w:rPr>
+        <w:t>.</w:t>
+      </w:r>
+      <w:r>
+        <w:rPr>
+          <w:rFonts w:hint="default" w:ascii="Consolas" w:hAnsi="Consolas" w:eastAsia="Consolas" w:cs="Consolas"/>
+          <w:b w:val="0"/>
+          <w:bCs w:val="0"/>
+          <w:color w:val="001080"/>
+          <w:kern w:val="0"/>
+          <w:sz w:val="24"/>
+          <w:szCs w:val="24"/>
+          <w:shd w:val="clear" w:fill="FFFFFF"/>
+          <w:lang w:val="en-US" w:eastAsia="zh-CN" w:bidi="ar"/>
+          <w14:ligatures w14:val="standardContextual"/>
+        </w:rPr>
+        <w:t>$row</w:t>
+      </w:r>
+      <w:r>
+        <w:rPr>
+          <w:rFonts w:hint="default" w:ascii="Consolas" w:hAnsi="Consolas" w:eastAsia="Consolas" w:cs="Consolas"/>
+          <w:b w:val="0"/>
+          <w:bCs w:val="0"/>
+          <w:color w:val="000000"/>
+          <w:kern w:val="0"/>
+          <w:sz w:val="24"/>
+          <w:szCs w:val="24"/>
+          <w:shd w:val="clear" w:fill="FFFFFF"/>
+          <w:lang w:val="en-US" w:eastAsia="zh-CN" w:bidi="ar"/>
+          <w14:ligatures w14:val="standardContextual"/>
+        </w:rPr>
+        <w:t>[</w:t>
+      </w:r>
+      <w:r>
+        <w:rPr>
+          <w:rFonts w:hint="default" w:ascii="Consolas" w:hAnsi="Consolas" w:eastAsia="Consolas" w:cs="Consolas"/>
+          <w:b w:val="0"/>
+          <w:bCs w:val="0"/>
+          <w:color w:val="A31515"/>
+          <w:kern w:val="0"/>
+          <w:sz w:val="24"/>
+          <w:szCs w:val="24"/>
+          <w:shd w:val="clear" w:fill="FFFFFF"/>
+          <w:lang w:val="en-US" w:eastAsia="zh-CN" w:bidi="ar"/>
+          <w14:ligatures w14:val="standardContextual"/>
+        </w:rPr>
+        <w:t>"mijoz_ismi"</w:t>
+      </w:r>
+      <w:r>
+        <w:rPr>
+          <w:rFonts w:hint="default" w:ascii="Consolas" w:hAnsi="Consolas" w:eastAsia="Consolas" w:cs="Consolas"/>
+          <w:b w:val="0"/>
+          <w:bCs w:val="0"/>
+          <w:color w:val="000000"/>
+          <w:kern w:val="0"/>
+          <w:sz w:val="24"/>
+          <w:szCs w:val="24"/>
+          <w:shd w:val="clear" w:fill="FFFFFF"/>
+          <w:lang w:val="en-US" w:eastAsia="zh-CN" w:bidi="ar"/>
+          <w14:ligatures w14:val="standardContextual"/>
+        </w:rPr>
+        <w:t>].</w:t>
+      </w:r>
+      <w:r>
+        <w:rPr>
+          <w:rFonts w:hint="default" w:ascii="Consolas" w:hAnsi="Consolas" w:eastAsia="Consolas" w:cs="Consolas"/>
+          <w:b w:val="0"/>
+          <w:bCs w:val="0"/>
+          <w:color w:val="A31515"/>
+          <w:kern w:val="0"/>
+          <w:sz w:val="24"/>
+          <w:szCs w:val="24"/>
+          <w:shd w:val="clear" w:fill="FFFFFF"/>
+          <w:lang w:val="en-US" w:eastAsia="zh-CN" w:bidi="ar"/>
+          <w14:ligatures w14:val="standardContextual"/>
+        </w:rPr>
+        <w:t>"&lt;/td&gt;"</w:t>
+      </w:r>
+      <w:r>
+        <w:rPr>
+          <w:rFonts w:hint="default" w:ascii="Consolas" w:hAnsi="Consolas" w:eastAsia="Consolas" w:cs="Consolas"/>
+          <w:b w:val="0"/>
+          <w:bCs w:val="0"/>
+          <w:color w:val="000000"/>
+          <w:kern w:val="0"/>
+          <w:sz w:val="24"/>
+          <w:szCs w:val="24"/>
+          <w:shd w:val="clear" w:fill="FFFFFF"/>
+          <w:lang w:val="en-US" w:eastAsia="zh-CN" w:bidi="ar"/>
+          <w14:ligatures w14:val="standardContextual"/>
+        </w:rPr>
+        <w:t>;</w:t>
+      </w:r>
+    </w:p>
+    <w:p>
+      <w:pPr>
+        <w:keepNext w:val="0"/>
+        <w:keepLines w:val="0"/>
+        <w:widowControl/>
+        <w:suppressLineNumbers w:val="0"/>
+        <w:shd w:val="clear" w:fill="FFFFFF"/>
+        <w:spacing w:line="228" w:lineRule="atLeast"/>
+        <w:jc w:val="left"/>
+        <w:rPr>
+          <w:rFonts w:hint="default" w:ascii="Consolas" w:hAnsi="Consolas" w:eastAsia="Consolas" w:cs="Consolas"/>
+          <w:b w:val="0"/>
+          <w:bCs w:val="0"/>
+          <w:color w:val="3B3B3B"/>
+          <w:sz w:val="24"/>
+          <w:szCs w:val="24"/>
+        </w:rPr>
+      </w:pPr>
+      <w:r>
+        <w:rPr>
+          <w:rFonts w:hint="default" w:ascii="Consolas" w:hAnsi="Consolas" w:eastAsia="Consolas" w:cs="Consolas"/>
+          <w:b w:val="0"/>
+          <w:bCs w:val="0"/>
+          <w:color w:val="000000"/>
+          <w:kern w:val="0"/>
+          <w:sz w:val="24"/>
+          <w:szCs w:val="24"/>
+          <w:shd w:val="clear" w:fill="FFFFFF"/>
+          <w:lang w:val="en-US" w:eastAsia="zh-CN" w:bidi="ar"/>
+          <w14:ligatures w14:val="standardContextual"/>
+        </w:rPr>
+        <w:t xml:space="preserve">        </w:t>
+      </w:r>
+      <w:r>
+        <w:rPr>
+          <w:rFonts w:hint="default" w:ascii="Consolas" w:hAnsi="Consolas" w:eastAsia="Consolas" w:cs="Consolas"/>
+          <w:b w:val="0"/>
+          <w:bCs w:val="0"/>
+          <w:color w:val="795E26"/>
+          <w:kern w:val="0"/>
+          <w:sz w:val="24"/>
+          <w:szCs w:val="24"/>
+          <w:shd w:val="clear" w:fill="FFFFFF"/>
+          <w:lang w:val="en-US" w:eastAsia="zh-CN" w:bidi="ar"/>
+          <w14:ligatures w14:val="standardContextual"/>
+        </w:rPr>
+        <w:t>echo</w:t>
+      </w:r>
+      <w:r>
+        <w:rPr>
+          <w:rFonts w:hint="default" w:ascii="Consolas" w:hAnsi="Consolas" w:eastAsia="Consolas" w:cs="Consolas"/>
+          <w:b w:val="0"/>
+          <w:bCs w:val="0"/>
+          <w:color w:val="000000"/>
+          <w:kern w:val="0"/>
+          <w:sz w:val="24"/>
+          <w:szCs w:val="24"/>
+          <w:shd w:val="clear" w:fill="FFFFFF"/>
+          <w:lang w:val="en-US" w:eastAsia="zh-CN" w:bidi="ar"/>
+          <w14:ligatures w14:val="standardContextual"/>
+        </w:rPr>
+        <w:t xml:space="preserve"> </w:t>
+      </w:r>
+      <w:r>
+        <w:rPr>
+          <w:rFonts w:hint="default" w:ascii="Consolas" w:hAnsi="Consolas" w:eastAsia="Consolas" w:cs="Consolas"/>
+          <w:b w:val="0"/>
+          <w:bCs w:val="0"/>
+          <w:color w:val="A31515"/>
+          <w:kern w:val="0"/>
+          <w:sz w:val="24"/>
+          <w:szCs w:val="24"/>
+          <w:shd w:val="clear" w:fill="FFFFFF"/>
+          <w:lang w:val="en-US" w:eastAsia="zh-CN" w:bidi="ar"/>
+          <w14:ligatures w14:val="standardContextual"/>
+        </w:rPr>
+        <w:t>"&lt;td&gt;"</w:t>
+      </w:r>
+      <w:r>
+        <w:rPr>
+          <w:rFonts w:hint="default" w:ascii="Consolas" w:hAnsi="Consolas" w:eastAsia="Consolas" w:cs="Consolas"/>
+          <w:b w:val="0"/>
+          <w:bCs w:val="0"/>
+          <w:color w:val="000000"/>
+          <w:kern w:val="0"/>
+          <w:sz w:val="24"/>
+          <w:szCs w:val="24"/>
+          <w:shd w:val="clear" w:fill="FFFFFF"/>
+          <w:lang w:val="en-US" w:eastAsia="zh-CN" w:bidi="ar"/>
+          <w14:ligatures w14:val="standardContextual"/>
+        </w:rPr>
+        <w:t>.</w:t>
+      </w:r>
+      <w:r>
+        <w:rPr>
+          <w:rFonts w:hint="default" w:ascii="Consolas" w:hAnsi="Consolas" w:eastAsia="Consolas" w:cs="Consolas"/>
+          <w:b w:val="0"/>
+          <w:bCs w:val="0"/>
+          <w:color w:val="001080"/>
+          <w:kern w:val="0"/>
+          <w:sz w:val="24"/>
+          <w:szCs w:val="24"/>
+          <w:shd w:val="clear" w:fill="FFFFFF"/>
+          <w:lang w:val="en-US" w:eastAsia="zh-CN" w:bidi="ar"/>
+          <w14:ligatures w14:val="standardContextual"/>
+        </w:rPr>
+        <w:t>$row</w:t>
+      </w:r>
+      <w:r>
+        <w:rPr>
+          <w:rFonts w:hint="default" w:ascii="Consolas" w:hAnsi="Consolas" w:eastAsia="Consolas" w:cs="Consolas"/>
+          <w:b w:val="0"/>
+          <w:bCs w:val="0"/>
+          <w:color w:val="000000"/>
+          <w:kern w:val="0"/>
+          <w:sz w:val="24"/>
+          <w:szCs w:val="24"/>
+          <w:shd w:val="clear" w:fill="FFFFFF"/>
+          <w:lang w:val="en-US" w:eastAsia="zh-CN" w:bidi="ar"/>
+          <w14:ligatures w14:val="standardContextual"/>
+        </w:rPr>
+        <w:t>[</w:t>
+      </w:r>
+      <w:r>
+        <w:rPr>
+          <w:rFonts w:hint="default" w:ascii="Consolas" w:hAnsi="Consolas" w:eastAsia="Consolas" w:cs="Consolas"/>
+          <w:b w:val="0"/>
+          <w:bCs w:val="0"/>
+          <w:color w:val="A31515"/>
+          <w:kern w:val="0"/>
+          <w:sz w:val="24"/>
+          <w:szCs w:val="24"/>
+          <w:shd w:val="clear" w:fill="FFFFFF"/>
+          <w:lang w:val="en-US" w:eastAsia="zh-CN" w:bidi="ar"/>
+          <w14:ligatures w14:val="standardContextual"/>
+        </w:rPr>
+        <w:t>"sana"</w:t>
+      </w:r>
+      <w:r>
+        <w:rPr>
+          <w:rFonts w:hint="default" w:ascii="Consolas" w:hAnsi="Consolas" w:eastAsia="Consolas" w:cs="Consolas"/>
+          <w:b w:val="0"/>
+          <w:bCs w:val="0"/>
+          <w:color w:val="000000"/>
+          <w:kern w:val="0"/>
+          <w:sz w:val="24"/>
+          <w:szCs w:val="24"/>
+          <w:shd w:val="clear" w:fill="FFFFFF"/>
+          <w:lang w:val="en-US" w:eastAsia="zh-CN" w:bidi="ar"/>
+          <w14:ligatures w14:val="standardContextual"/>
+        </w:rPr>
+        <w:t>].</w:t>
+      </w:r>
+      <w:r>
+        <w:rPr>
+          <w:rFonts w:hint="default" w:ascii="Consolas" w:hAnsi="Consolas" w:eastAsia="Consolas" w:cs="Consolas"/>
+          <w:b w:val="0"/>
+          <w:bCs w:val="0"/>
+          <w:color w:val="A31515"/>
+          <w:kern w:val="0"/>
+          <w:sz w:val="24"/>
+          <w:szCs w:val="24"/>
+          <w:shd w:val="clear" w:fill="FFFFFF"/>
+          <w:lang w:val="en-US" w:eastAsia="zh-CN" w:bidi="ar"/>
+          <w14:ligatures w14:val="standardContextual"/>
+        </w:rPr>
+        <w:t>"&lt;/td&gt;"</w:t>
+      </w:r>
+      <w:r>
+        <w:rPr>
+          <w:rFonts w:hint="default" w:ascii="Consolas" w:hAnsi="Consolas" w:eastAsia="Consolas" w:cs="Consolas"/>
+          <w:b w:val="0"/>
+          <w:bCs w:val="0"/>
+          <w:color w:val="000000"/>
+          <w:kern w:val="0"/>
+          <w:sz w:val="24"/>
+          <w:szCs w:val="24"/>
+          <w:shd w:val="clear" w:fill="FFFFFF"/>
+          <w:lang w:val="en-US" w:eastAsia="zh-CN" w:bidi="ar"/>
+          <w14:ligatures w14:val="standardContextual"/>
+        </w:rPr>
+        <w:t>;</w:t>
+      </w:r>
+    </w:p>
+    <w:p>
+      <w:pPr>
+        <w:keepNext w:val="0"/>
+        <w:keepLines w:val="0"/>
+        <w:widowControl/>
+        <w:suppressLineNumbers w:val="0"/>
+        <w:shd w:val="clear" w:fill="FFFFFF"/>
+        <w:spacing w:line="228" w:lineRule="atLeast"/>
+        <w:jc w:val="left"/>
+        <w:rPr>
+          <w:rFonts w:hint="default" w:ascii="Consolas" w:hAnsi="Consolas" w:eastAsia="Consolas" w:cs="Consolas"/>
+          <w:b w:val="0"/>
+          <w:bCs w:val="0"/>
+          <w:color w:val="3B3B3B"/>
+          <w:sz w:val="24"/>
+          <w:szCs w:val="24"/>
+        </w:rPr>
+      </w:pPr>
+      <w:r>
+        <w:rPr>
+          <w:rFonts w:hint="default" w:ascii="Consolas" w:hAnsi="Consolas" w:eastAsia="Consolas" w:cs="Consolas"/>
+          <w:b w:val="0"/>
+          <w:bCs w:val="0"/>
+          <w:color w:val="000000"/>
+          <w:kern w:val="0"/>
+          <w:sz w:val="24"/>
+          <w:szCs w:val="24"/>
+          <w:shd w:val="clear" w:fill="FFFFFF"/>
+          <w:lang w:val="en-US" w:eastAsia="zh-CN" w:bidi="ar"/>
+          <w14:ligatures w14:val="standardContextual"/>
+        </w:rPr>
+        <w:t xml:space="preserve">        </w:t>
+      </w:r>
+      <w:r>
+        <w:rPr>
+          <w:rFonts w:hint="default" w:ascii="Consolas" w:hAnsi="Consolas" w:eastAsia="Consolas" w:cs="Consolas"/>
+          <w:b w:val="0"/>
+          <w:bCs w:val="0"/>
+          <w:color w:val="795E26"/>
+          <w:kern w:val="0"/>
+          <w:sz w:val="24"/>
+          <w:szCs w:val="24"/>
+          <w:shd w:val="clear" w:fill="FFFFFF"/>
+          <w:lang w:val="en-US" w:eastAsia="zh-CN" w:bidi="ar"/>
+          <w14:ligatures w14:val="standardContextual"/>
+        </w:rPr>
+        <w:t>echo</w:t>
+      </w:r>
+      <w:r>
+        <w:rPr>
+          <w:rFonts w:hint="default" w:ascii="Consolas" w:hAnsi="Consolas" w:eastAsia="Consolas" w:cs="Consolas"/>
+          <w:b w:val="0"/>
+          <w:bCs w:val="0"/>
+          <w:color w:val="000000"/>
+          <w:kern w:val="0"/>
+          <w:sz w:val="24"/>
+          <w:szCs w:val="24"/>
+          <w:shd w:val="clear" w:fill="FFFFFF"/>
+          <w:lang w:val="en-US" w:eastAsia="zh-CN" w:bidi="ar"/>
+          <w14:ligatures w14:val="standardContextual"/>
+        </w:rPr>
+        <w:t xml:space="preserve"> </w:t>
+      </w:r>
+      <w:r>
+        <w:rPr>
+          <w:rFonts w:hint="default" w:ascii="Consolas" w:hAnsi="Consolas" w:eastAsia="Consolas" w:cs="Consolas"/>
+          <w:b w:val="0"/>
+          <w:bCs w:val="0"/>
+          <w:color w:val="A31515"/>
+          <w:kern w:val="0"/>
+          <w:sz w:val="24"/>
+          <w:szCs w:val="24"/>
+          <w:shd w:val="clear" w:fill="FFFFFF"/>
+          <w:lang w:val="en-US" w:eastAsia="zh-CN" w:bidi="ar"/>
+          <w14:ligatures w14:val="standardContextual"/>
+        </w:rPr>
+        <w:t>"&lt;/tr&gt;"</w:t>
+      </w:r>
+      <w:r>
+        <w:rPr>
+          <w:rFonts w:hint="default" w:ascii="Consolas" w:hAnsi="Consolas" w:eastAsia="Consolas" w:cs="Consolas"/>
+          <w:b w:val="0"/>
+          <w:bCs w:val="0"/>
+          <w:color w:val="000000"/>
+          <w:kern w:val="0"/>
+          <w:sz w:val="24"/>
+          <w:szCs w:val="24"/>
+          <w:shd w:val="clear" w:fill="FFFFFF"/>
+          <w:lang w:val="en-US" w:eastAsia="zh-CN" w:bidi="ar"/>
+          <w14:ligatures w14:val="standardContextual"/>
+        </w:rPr>
+        <w:t>;</w:t>
+      </w:r>
+    </w:p>
+    <w:p>
+      <w:pPr>
+        <w:keepNext w:val="0"/>
+        <w:keepLines w:val="0"/>
+        <w:widowControl/>
+        <w:suppressLineNumbers w:val="0"/>
+        <w:jc w:val="left"/>
+        <w:rPr>
+          <w:sz w:val="32"/>
+          <w:szCs w:val="32"/>
+        </w:rPr>
+      </w:pPr>
+    </w:p>
+    <w:p>
+      <w:pPr>
+        <w:keepNext w:val="0"/>
+        <w:keepLines w:val="0"/>
+        <w:widowControl/>
+        <w:suppressLineNumbers w:val="0"/>
+        <w:shd w:val="clear" w:fill="FFFFFF"/>
+        <w:spacing w:line="228" w:lineRule="atLeast"/>
+        <w:jc w:val="left"/>
+        <w:rPr>
+          <w:rFonts w:hint="default" w:ascii="Consolas" w:hAnsi="Consolas" w:eastAsia="Consolas" w:cs="Consolas"/>
+          <w:b w:val="0"/>
+          <w:bCs w:val="0"/>
+          <w:color w:val="3B3B3B"/>
+          <w:sz w:val="24"/>
+          <w:szCs w:val="24"/>
+        </w:rPr>
+      </w:pPr>
+      <w:r>
+        <w:rPr>
+          <w:rFonts w:hint="default" w:ascii="Consolas" w:hAnsi="Consolas" w:eastAsia="Consolas" w:cs="Consolas"/>
+          <w:b w:val="0"/>
+          <w:bCs w:val="0"/>
+          <w:color w:val="000000"/>
+          <w:kern w:val="0"/>
+          <w:sz w:val="24"/>
+          <w:szCs w:val="24"/>
+          <w:shd w:val="clear" w:fill="FFFFFF"/>
+          <w:lang w:val="en-US" w:eastAsia="zh-CN" w:bidi="ar"/>
+          <w14:ligatures w14:val="standardContextual"/>
+        </w:rPr>
+        <w:t>    }</w:t>
+      </w:r>
+    </w:p>
+    <w:p>
+      <w:pPr>
+        <w:keepNext w:val="0"/>
+        <w:keepLines w:val="0"/>
+        <w:widowControl/>
+        <w:suppressLineNumbers w:val="0"/>
+        <w:shd w:val="clear" w:fill="FFFFFF"/>
+        <w:spacing w:line="228" w:lineRule="atLeast"/>
+        <w:jc w:val="left"/>
+        <w:rPr>
+          <w:rFonts w:hint="default" w:ascii="Consolas" w:hAnsi="Consolas" w:eastAsia="Consolas" w:cs="Consolas"/>
+          <w:b w:val="0"/>
+          <w:bCs w:val="0"/>
+          <w:color w:val="3B3B3B"/>
+          <w:sz w:val="24"/>
+          <w:szCs w:val="24"/>
+        </w:rPr>
+      </w:pPr>
+      <w:r>
+        <w:rPr>
+          <w:rFonts w:hint="default" w:ascii="Consolas" w:hAnsi="Consolas" w:eastAsia="Consolas" w:cs="Consolas"/>
+          <w:b w:val="0"/>
+          <w:bCs w:val="0"/>
+          <w:color w:val="000000"/>
+          <w:kern w:val="0"/>
+          <w:sz w:val="24"/>
+          <w:szCs w:val="24"/>
+          <w:shd w:val="clear" w:fill="FFFFFF"/>
+          <w:lang w:val="en-US" w:eastAsia="zh-CN" w:bidi="ar"/>
+          <w14:ligatures w14:val="standardContextual"/>
+        </w:rPr>
+        <w:t>}</w:t>
+      </w:r>
+    </w:p>
+    <w:p>
+      <w:pPr>
+        <w:keepNext w:val="0"/>
+        <w:keepLines w:val="0"/>
+        <w:widowControl/>
+        <w:suppressLineNumbers w:val="0"/>
+        <w:shd w:val="clear" w:fill="FFFFFF"/>
+        <w:spacing w:line="228" w:lineRule="atLeast"/>
+        <w:jc w:val="left"/>
+        <w:rPr>
+          <w:sz w:val="32"/>
+          <w:szCs w:val="32"/>
+        </w:rPr>
+      </w:pPr>
+      <w:r>
+        <w:rPr>
+          <w:rFonts w:hint="default" w:ascii="Consolas" w:hAnsi="Consolas" w:eastAsia="Consolas" w:cs="Consolas"/>
+          <w:b w:val="0"/>
+          <w:bCs w:val="0"/>
+          <w:color w:val="800000"/>
+          <w:kern w:val="0"/>
+          <w:sz w:val="24"/>
+          <w:szCs w:val="24"/>
+          <w:shd w:val="clear" w:fill="FFFFFF"/>
+          <w:lang w:val="en-US" w:eastAsia="zh-CN" w:bidi="ar"/>
+          <w14:ligatures w14:val="standardContextual"/>
+        </w:rPr>
+        <w:t>?&gt;</w:t>
+      </w:r>
+    </w:p>
+    <w:p>
+      <w:pPr>
+        <w:keepNext w:val="0"/>
+        <w:keepLines w:val="0"/>
+        <w:widowControl/>
+        <w:suppressLineNumbers w:val="0"/>
+        <w:shd w:val="clear" w:fill="FFFFFF"/>
+        <w:spacing w:line="228" w:lineRule="atLeast"/>
+        <w:jc w:val="left"/>
+        <w:rPr>
+          <w:rFonts w:hint="default" w:ascii="Consolas" w:hAnsi="Consolas" w:eastAsia="Consolas" w:cs="Consolas"/>
+          <w:b w:val="0"/>
+          <w:bCs w:val="0"/>
+          <w:color w:val="3B3B3B"/>
+          <w:sz w:val="24"/>
+          <w:szCs w:val="24"/>
+        </w:rPr>
+      </w:pPr>
+      <w:r>
+        <w:rPr>
+          <w:rFonts w:hint="default" w:ascii="Consolas" w:hAnsi="Consolas" w:eastAsia="Consolas" w:cs="Consolas"/>
+          <w:b w:val="0"/>
+          <w:bCs w:val="0"/>
+          <w:color w:val="800000"/>
+          <w:kern w:val="0"/>
+          <w:sz w:val="24"/>
+          <w:szCs w:val="24"/>
+          <w:shd w:val="clear" w:fill="FFFFFF"/>
+          <w:lang w:val="en-US" w:eastAsia="zh-CN" w:bidi="ar"/>
+          <w14:ligatures w14:val="standardContextual"/>
+        </w:rPr>
+        <w:t>&lt;/table&gt;</w:t>
+      </w:r>
+    </w:p>
+    <w:p>
+      <w:pPr>
+        <w:keepNext w:val="0"/>
+        <w:keepLines w:val="0"/>
+        <w:widowControl/>
+        <w:suppressLineNumbers w:val="0"/>
+        <w:shd w:val="clear" w:fill="FFFFFF"/>
+        <w:spacing w:line="228" w:lineRule="atLeast"/>
+        <w:jc w:val="left"/>
+        <w:rPr>
+          <w:rFonts w:hint="default" w:ascii="Consolas" w:hAnsi="Consolas" w:eastAsia="Consolas" w:cs="Consolas"/>
+          <w:b w:val="0"/>
+          <w:bCs w:val="0"/>
+          <w:color w:val="3B3B3B"/>
+          <w:sz w:val="24"/>
+          <w:szCs w:val="24"/>
+        </w:rPr>
+      </w:pPr>
+      <w:r>
+        <w:rPr>
+          <w:rFonts w:hint="default" w:ascii="Consolas" w:hAnsi="Consolas" w:eastAsia="Consolas" w:cs="Consolas"/>
+          <w:b w:val="0"/>
+          <w:bCs w:val="0"/>
+          <w:color w:val="800000"/>
+          <w:kern w:val="0"/>
+          <w:sz w:val="24"/>
+          <w:szCs w:val="24"/>
+          <w:shd w:val="clear" w:fill="FFFFFF"/>
+          <w:lang w:val="en-US" w:eastAsia="zh-CN" w:bidi="ar"/>
+          <w14:ligatures w14:val="standardContextual"/>
+        </w:rPr>
+        <w:t>&lt;/div&gt;</w:t>
+      </w:r>
+    </w:p>
+    <w:p>
+      <w:pPr>
+        <w:keepNext w:val="0"/>
+        <w:keepLines w:val="0"/>
+        <w:widowControl/>
+        <w:suppressLineNumbers w:val="0"/>
+        <w:shd w:val="clear" w:fill="FFFFFF"/>
+        <w:spacing w:line="228" w:lineRule="atLeast"/>
+        <w:jc w:val="left"/>
+        <w:rPr>
+          <w:rFonts w:hint="default" w:ascii="Consolas" w:hAnsi="Consolas" w:eastAsia="Consolas" w:cs="Consolas"/>
+          <w:b w:val="0"/>
+          <w:bCs w:val="0"/>
+          <w:color w:val="3B3B3B"/>
+          <w:sz w:val="24"/>
+          <w:szCs w:val="24"/>
+        </w:rPr>
+      </w:pPr>
+      <w:r>
+        <w:rPr>
+          <w:rFonts w:hint="default" w:ascii="Consolas" w:hAnsi="Consolas" w:eastAsia="Consolas" w:cs="Consolas"/>
+          <w:b w:val="0"/>
+          <w:bCs w:val="0"/>
+          <w:color w:val="800000"/>
+          <w:kern w:val="0"/>
+          <w:sz w:val="24"/>
+          <w:szCs w:val="24"/>
+          <w:shd w:val="clear" w:fill="FFFFFF"/>
+          <w:lang w:val="en-US" w:eastAsia="zh-CN" w:bidi="ar"/>
+          <w14:ligatures w14:val="standardContextual"/>
+        </w:rPr>
+        <w:t>&lt;/section&gt;</w:t>
+      </w:r>
+    </w:p>
+    <w:p>
+      <w:pPr>
+        <w:keepNext w:val="0"/>
+        <w:keepLines w:val="0"/>
+        <w:widowControl/>
+        <w:suppressLineNumbers w:val="0"/>
+        <w:shd w:val="clear" w:fill="FFFFFF"/>
+        <w:spacing w:line="228" w:lineRule="atLeast"/>
+        <w:jc w:val="left"/>
+        <w:rPr>
+          <w:rFonts w:hint="default" w:ascii="Consolas" w:hAnsi="Consolas" w:eastAsia="Consolas" w:cs="Consolas"/>
+          <w:b w:val="0"/>
+          <w:bCs w:val="0"/>
+          <w:color w:val="3B3B3B"/>
+          <w:sz w:val="24"/>
+          <w:szCs w:val="24"/>
+        </w:rPr>
+      </w:pPr>
+      <w:r>
+        <w:rPr>
+          <w:rFonts w:hint="default" w:ascii="Consolas" w:hAnsi="Consolas" w:eastAsia="Consolas" w:cs="Consolas"/>
+          <w:b w:val="0"/>
+          <w:bCs w:val="0"/>
+          <w:color w:val="800000"/>
+          <w:kern w:val="0"/>
+          <w:sz w:val="24"/>
+          <w:szCs w:val="24"/>
+          <w:shd w:val="clear" w:fill="FFFFFF"/>
+          <w:lang w:val="en-US" w:eastAsia="zh-CN" w:bidi="ar"/>
+          <w14:ligatures w14:val="standardContextual"/>
+        </w:rPr>
+        <w:t>&lt;/div&gt;</w:t>
+      </w:r>
+    </w:p>
+    <w:p>
+      <w:pPr>
+        <w:keepNext w:val="0"/>
+        <w:keepLines w:val="0"/>
+        <w:widowControl/>
+        <w:suppressLineNumbers w:val="0"/>
+        <w:shd w:val="clear" w:fill="FFFFFF"/>
+        <w:spacing w:line="228" w:lineRule="atLeast"/>
+        <w:jc w:val="left"/>
+        <w:rPr>
+          <w:rFonts w:hint="default" w:ascii="Consolas" w:hAnsi="Consolas" w:eastAsia="Consolas" w:cs="Consolas"/>
+          <w:b w:val="0"/>
+          <w:bCs w:val="0"/>
+          <w:color w:val="3B3B3B"/>
+          <w:sz w:val="24"/>
+          <w:szCs w:val="24"/>
+        </w:rPr>
+      </w:pPr>
+      <w:r>
+        <w:rPr>
+          <w:rFonts w:hint="default" w:ascii="Consolas" w:hAnsi="Consolas" w:eastAsia="Consolas" w:cs="Consolas"/>
+          <w:b w:val="0"/>
+          <w:bCs w:val="0"/>
+          <w:color w:val="800000"/>
+          <w:kern w:val="0"/>
+          <w:sz w:val="24"/>
+          <w:szCs w:val="24"/>
+          <w:shd w:val="clear" w:fill="FFFFFF"/>
+          <w:lang w:val="en-US" w:eastAsia="zh-CN" w:bidi="ar"/>
+          <w14:ligatures w14:val="standardContextual"/>
+        </w:rPr>
+        <w:t>&lt;/body&gt;</w:t>
+      </w:r>
+    </w:p>
+    <w:p>
+      <w:pPr>
+        <w:keepNext w:val="0"/>
+        <w:keepLines w:val="0"/>
+        <w:widowControl/>
+        <w:suppressLineNumbers w:val="0"/>
+        <w:shd w:val="clear" w:fill="FFFFFF"/>
+        <w:spacing w:line="228" w:lineRule="atLeast"/>
+        <w:jc w:val="left"/>
+        <w:rPr>
+          <w:rFonts w:hint="default" w:ascii="Consolas" w:hAnsi="Consolas" w:eastAsia="Consolas" w:cs="Consolas"/>
+          <w:b w:val="0"/>
+          <w:bCs w:val="0"/>
+          <w:color w:val="800000"/>
+          <w:kern w:val="0"/>
+          <w:sz w:val="24"/>
+          <w:szCs w:val="24"/>
+          <w:shd w:val="clear" w:fill="FFFFFF"/>
+          <w:lang w:val="en-US" w:eastAsia="zh-CN" w:bidi="ar"/>
+          <w14:ligatures w14:val="standardContextual"/>
+        </w:rPr>
+      </w:pPr>
+      <w:r>
+        <w:rPr>
+          <w:rFonts w:hint="default" w:ascii="Consolas" w:hAnsi="Consolas" w:eastAsia="Consolas" w:cs="Consolas"/>
+          <w:b w:val="0"/>
+          <w:bCs w:val="0"/>
+          <w:color w:val="800000"/>
+          <w:kern w:val="0"/>
+          <w:sz w:val="24"/>
+          <w:szCs w:val="24"/>
+          <w:shd w:val="clear" w:fill="FFFFFF"/>
+          <w:lang w:val="en-US" w:eastAsia="zh-CN" w:bidi="ar"/>
+          <w14:ligatures w14:val="standardContextual"/>
+        </w:rPr>
+        <w:t>&lt;/html&gt;</w:t>
+      </w:r>
+    </w:p>
+    <w:p>
+      <w:pPr>
+        <w:keepNext w:val="0"/>
+        <w:keepLines w:val="0"/>
+        <w:widowControl/>
+        <w:suppressLineNumbers w:val="0"/>
+        <w:shd w:val="clear" w:fill="FFFFFF"/>
+        <w:spacing w:line="228" w:lineRule="atLeast"/>
+        <w:jc w:val="left"/>
+        <w:rPr>
+          <w:rFonts w:hint="default" w:ascii="Consolas" w:hAnsi="Consolas" w:eastAsia="Consolas" w:cs="Consolas"/>
+          <w:b w:val="0"/>
+          <w:bCs w:val="0"/>
+          <w:color w:val="800000"/>
+          <w:kern w:val="0"/>
+          <w:sz w:val="24"/>
+          <w:szCs w:val="24"/>
+          <w:shd w:val="clear" w:fill="FFFFFF"/>
+          <w:lang w:val="en-US" w:eastAsia="zh-CN" w:bidi="ar"/>
+          <w14:ligatures w14:val="standardContextual"/>
+        </w:rPr>
+      </w:pPr>
+    </w:p>
+    <w:p>
+      <w:pPr>
+        <w:spacing w:after="0" w:line="240" w:lineRule="auto"/>
+      </w:pPr>
+    </w:p>
+    <w:p>
+      <w:pPr>
+        <w:spacing w:after="0" w:line="240" w:lineRule="auto"/>
+      </w:pPr>
+    </w:p>
+    <w:p>
+      <w:pPr>
+        <w:spacing w:after="0" w:line="240" w:lineRule="auto"/>
+      </w:pPr>
+    </w:p>
+    <w:p>
+      <w:pPr>
+        <w:spacing w:after="0" w:line="240" w:lineRule="auto"/>
+      </w:pPr>
+    </w:p>
+    <w:p>
+      <w:pPr>
+        <w:spacing w:after="0" w:line="240" w:lineRule="auto"/>
+      </w:pPr>
+    </w:p>
+    <w:p>
+      <w:pPr>
+        <w:spacing w:after="0" w:line="240" w:lineRule="auto"/>
+      </w:pPr>
+    </w:p>
+    <w:p>
+      <w:pPr>
+        <w:spacing w:after="0" w:line="240" w:lineRule="auto"/>
+      </w:pPr>
+    </w:p>
+    <w:p>
+      <w:pPr>
+        <w:spacing w:after="0" w:line="240" w:lineRule="auto"/>
+      </w:pPr>
+    </w:p>
+    <w:p>
+      <w:pPr>
+        <w:spacing w:after="0" w:line="240" w:lineRule="auto"/>
+      </w:pPr>
+    </w:p>
+    <w:p>
+      <w:pPr>
+        <w:spacing w:after="0" w:line="240" w:lineRule="auto"/>
+      </w:pPr>
+    </w:p>
+    <w:p>
+      <w:pPr>
+        <w:spacing w:after="0" w:line="240" w:lineRule="auto"/>
+      </w:pPr>
+    </w:p>
+    <w:p>
+      <w:pPr>
+        <w:spacing w:after="0" w:line="240" w:lineRule="auto"/>
+      </w:pPr>
+    </w:p>
+    <w:p>
+      <w:pPr>
+        <w:spacing w:after="0" w:line="240" w:lineRule="auto"/>
+      </w:pPr>
+    </w:p>
+    <w:p>
+      <w:pPr>
+        <w:spacing w:after="0" w:line="240" w:lineRule="auto"/>
+        <w:jc w:val="center"/>
+        <w:rPr>
+          <w:rFonts w:hint="default" w:ascii="Times New Roman" w:hAnsi="Times New Roman" w:cs="Times New Roman"/>
+          <w:b/>
+          <w:bCs/>
+          <w:sz w:val="32"/>
+          <w:szCs w:val="32"/>
+          <w:lang w:val="en-US"/>
+        </w:rPr>
+      </w:pPr>
+      <w:r>
+        <w:rPr>
+          <w:rFonts w:hint="default" w:ascii="Times New Roman" w:hAnsi="Times New Roman" w:cs="Times New Roman"/>
+          <w:b/>
+          <w:bCs/>
+          <w:sz w:val="32"/>
+          <w:szCs w:val="32"/>
+          <w:lang w:val="en-US"/>
+        </w:rPr>
+        <w:t>Umumiy ko’rinish.</w:t>
+      </w:r>
+    </w:p>
+    <w:p>
+      <w:pPr>
+        <w:spacing w:after="0" w:line="240" w:lineRule="auto"/>
+        <w:rPr>
+          <w:rFonts w:hint="default" w:ascii="Times New Roman" w:hAnsi="Times New Roman" w:cs="Times New Roman"/>
+          <w:sz w:val="32"/>
+          <w:szCs w:val="32"/>
+        </w:rPr>
+      </w:pPr>
+    </w:p>
+    <w:p>
+      <w:pPr>
+        <w:spacing w:after="0" w:line="240" w:lineRule="auto"/>
+      </w:pPr>
+      <w:r>
+        <w:drawing>
+          <wp:inline distT="0" distB="0" distL="114300" distR="114300">
+            <wp:extent cx="5936615" cy="4734560"/>
+            <wp:effectExtent l="0" t="0" r="6985" b="5080"/>
+            <wp:docPr id="5" name="Picture 1"/>
+            <wp:cNvGraphicFramePr>
+              <a:graphicFrameLocks xmlns:a="http://schemas.openxmlformats.org/drawingml/2006/main" noChangeAspect="1"/>
+            </wp:cNvGraphicFramePr>
+            <a:graphic xmlns:a="http://schemas.openxmlformats.org/drawingml/2006/main">
+              <a:graphicData uri="http://schemas.openxmlformats.org/drawingml/2006/picture">
+                <pic:pic xmlns:pic="http://schemas.openxmlformats.org/drawingml/2006/picture">
+                  <pic:nvPicPr>
+                    <pic:cNvPr id="5" name="Picture 1"/>
+                    <pic:cNvPicPr>
+                      <a:picLocks noChangeAspect="1"/>
+                    </pic:cNvPicPr>
+                  </pic:nvPicPr>
+                  <pic:blipFill>
+                    <a:blip r:embed="rId13"/>
+                    <a:stretch>
+                      <a:fillRect/>
+                    </a:stretch>
+                  </pic:blipFill>
+                  <pic:spPr>
+                    <a:xfrm>
+                      <a:off x="0" y="0"/>
+                      <a:ext cx="5936615" cy="4734560"/>
+                    </a:xfrm>
+                    <a:prstGeom prst="rect">
+                      <a:avLst/>
+                    </a:prstGeom>
+                    <a:noFill/>
+                    <a:ln>
+                      <a:noFill/>
+                    </a:ln>
+                  </pic:spPr>
+                </pic:pic>
+              </a:graphicData>
+            </a:graphic>
+          </wp:inline>
+        </w:drawing>
+      </w:r>
+    </w:p>
+    <w:p>
+      <w:pPr>
+        <w:spacing w:after="0" w:line="240" w:lineRule="auto"/>
+      </w:pPr>
+    </w:p>
+    <w:p>
+      <w:pPr>
+        <w:spacing w:after="0" w:line="240" w:lineRule="auto"/>
+      </w:pPr>
+    </w:p>
+    <w:p>
+      <w:pPr>
+        <w:spacing w:after="0" w:line="240" w:lineRule="auto"/>
+        <w:rPr>
+          <w:rFonts w:hint="default" w:ascii="Times New Roman" w:hAnsi="Times New Roman" w:cs="Times New Roman"/>
+          <w:sz w:val="32"/>
+          <w:szCs w:val="32"/>
           <w:lang w:eastAsia="ru-RU"/>
-          <w14:ligatures w14:val="none"/>
         </w:rPr>
       </w:pPr>
       <w:bookmarkStart w:id="0" w:name="_GoBack"/>
-      <w:bookmarkEnd w:id="0"/>
-    </w:p>
-    <w:p>
-      <w:pPr>
-        <w:spacing w:after="0" w:line="240" w:lineRule="auto"/>
-        <w:rPr>
-          <w:rFonts w:ascii="Times New Roman" w:hAnsi="Times New Roman" w:eastAsia="Times New Roman" w:cs="Times New Roman"/>
-          <w:kern w:val="0"/>
-          <w:sz w:val="24"/>
-          <w:szCs w:val="24"/>
-          <w:lang w:eastAsia="ru-RU"/>
-          <w14:ligatures w14:val="none"/>
-        </w:rPr>
-      </w:pPr>
-    </w:p>
+    </w:p>
+    <w:bookmarkEnd w:id="0"/>
     <w:p>
       <w:pPr>
         <w:rPr>
@@ -7046,7 +14183,7 @@
   <w:docDefaults>
     <w:rPrDefault>
       <w:rPr>
-        <w:rFonts w:asciiTheme="minorHAnsi" w:hAnsiTheme="minorHAnsi" w:eastAsiaTheme="minorHAnsi" w:cstheme="minorBidi"/>
+        <w:rFonts w:ascii="Times New Roman" w:hAnsi="Times New Roman" w:eastAsia="SimSun" w:cs="Times New Roman"/>
       </w:rPr>
     </w:rPrDefault>
     <w:pPrDefault/>
